--- a/1.BlindTest/XV/BTXVCC_WICZUF.docx
+++ b/1.BlindTest/XV/BTXVCC_WICZUF.docx
@@ -7,7 +7,15 @@
         <w:pStyle w:val="Title"/>
       </w:pPr>
       <w:r>
-        <w:t>Amino pyrimidine Otolic acid cocrystal (Blind Test</w:t>
+        <w:t xml:space="preserve">Amino pyrimidine </w:t>
+      </w:r>
+      <w:proofErr w:type="spellStart"/>
+      <w:r>
+        <w:t>Otolic</w:t>
+      </w:r>
+      <w:proofErr w:type="spellEnd"/>
+      <w:r>
+        <w:t xml:space="preserve"> acid cocrystal (Blind Test</w:t>
       </w:r>
       <w:r>
         <w:t xml:space="preserve"> XV)</w:t>
@@ -71,10 +79,10 @@
             <v:path o:extrusionok="f" gradientshapeok="t" o:connecttype="rect"/>
             <o:lock v:ext="edit" aspectratio="t"/>
           </v:shapetype>
-          <v:shape id="_x0000_i1032" type="#_x0000_t75" style="width:163.5pt;height:81.75pt" o:ole="">
+          <v:shape id="_x0000_i1025" type="#_x0000_t75" style="width:163.5pt;height:81.75pt" o:ole="">
             <v:imagedata r:id="rId6" o:title=""/>
           </v:shape>
-          <o:OLEObject Type="Embed" ProgID="ACD.ChemSketch.20" ShapeID="_x0000_i1032" DrawAspect="Content" ObjectID="_1834752036" r:id="rId7"/>
+          <o:OLEObject Type="Embed" ProgID="ACD.ChemSketch.20" ShapeID="_x0000_i1025" DrawAspect="Content" ObjectID="_1835425386" r:id="rId7"/>
         </w:object>
       </w:r>
     </w:p>
@@ -100,7 +108,15 @@
         <w:t xml:space="preserve">.  The molecular diagram of </w:t>
       </w:r>
       <w:r>
-        <w:t>amino pyrimidine and otolic acid</w:t>
+        <w:t xml:space="preserve">amino pyrimidine and </w:t>
+      </w:r>
+      <w:proofErr w:type="spellStart"/>
+      <w:r>
+        <w:t>otolic</w:t>
+      </w:r>
+      <w:proofErr w:type="spellEnd"/>
+      <w:r>
+        <w:t xml:space="preserve"> acid</w:t>
       </w:r>
       <w:r>
         <w:t>.</w:t>
@@ -135,17 +151,25 @@
     <w:tbl>
       <w:tblPr>
         <w:tblStyle w:val="TableGrid"/>
-        <w:tblW w:w="0" w:type="auto"/>
+        <w:tblW w:w="10456" w:type="dxa"/>
         <w:tblLook w:val="04A0" w:firstRow="1" w:lastRow="0" w:firstColumn="1" w:lastColumn="0" w:noHBand="0" w:noVBand="1"/>
       </w:tblPr>
       <w:tblGrid>
-        <w:gridCol w:w="3216"/>
-        <w:gridCol w:w="7190"/>
+        <w:gridCol w:w="18"/>
+        <w:gridCol w:w="2787"/>
+        <w:gridCol w:w="7627"/>
+        <w:gridCol w:w="24"/>
       </w:tblGrid>
       <w:tr>
-        <w:tc>
-          <w:tcPr>
-            <w:tcW w:w="3256" w:type="dxa"/>
+        <w:trPr>
+          <w:gridBefore w:val="1"/>
+          <w:gridAfter w:val="1"/>
+          <w:wBefore w:w="18" w:type="dxa"/>
+          <w:wAfter w:w="24" w:type="dxa"/>
+        </w:trPr>
+        <w:tc>
+          <w:tcPr>
+            <w:tcW w:w="2787" w:type="dxa"/>
             <w:tcBorders>
               <w:top w:val="single" w:sz="24" w:space="0" w:color="auto"/>
               <w:left w:val="single" w:sz="24" w:space="0" w:color="auto"/>
@@ -167,7 +191,7 @@
         </w:tc>
         <w:tc>
           <w:tcPr>
-            <w:tcW w:w="7200" w:type="dxa"/>
+            <w:tcW w:w="7627" w:type="dxa"/>
             <w:tcBorders>
               <w:top w:val="single" w:sz="24" w:space="0" w:color="auto"/>
               <w:right w:val="single" w:sz="24" w:space="0" w:color="auto"/>
@@ -189,9 +213,15 @@
         </w:tc>
       </w:tr>
       <w:tr>
-        <w:tc>
-          <w:tcPr>
-            <w:tcW w:w="3256" w:type="dxa"/>
+        <w:trPr>
+          <w:gridBefore w:val="1"/>
+          <w:gridAfter w:val="1"/>
+          <w:wBefore w:w="18" w:type="dxa"/>
+          <w:wAfter w:w="24" w:type="dxa"/>
+        </w:trPr>
+        <w:tc>
+          <w:tcPr>
+            <w:tcW w:w="2787" w:type="dxa"/>
             <w:tcBorders>
               <w:left w:val="single" w:sz="24" w:space="0" w:color="auto"/>
             </w:tcBorders>
@@ -212,7 +242,7 @@
         </w:tc>
         <w:tc>
           <w:tcPr>
-            <w:tcW w:w="7200" w:type="dxa"/>
+            <w:tcW w:w="7627" w:type="dxa"/>
             <w:tcBorders>
               <w:right w:val="single" w:sz="24" w:space="0" w:color="auto"/>
             </w:tcBorders>
@@ -233,9 +263,15 @@
         </w:tc>
       </w:tr>
       <w:tr>
-        <w:tc>
-          <w:tcPr>
-            <w:tcW w:w="3256" w:type="dxa"/>
+        <w:trPr>
+          <w:gridBefore w:val="1"/>
+          <w:gridAfter w:val="1"/>
+          <w:wBefore w:w="18" w:type="dxa"/>
+          <w:wAfter w:w="24" w:type="dxa"/>
+        </w:trPr>
+        <w:tc>
+          <w:tcPr>
+            <w:tcW w:w="2787" w:type="dxa"/>
             <w:tcBorders>
               <w:left w:val="single" w:sz="24" w:space="0" w:color="auto"/>
             </w:tcBorders>
@@ -256,7 +292,7 @@
         </w:tc>
         <w:tc>
           <w:tcPr>
-            <w:tcW w:w="7200" w:type="dxa"/>
+            <w:tcW w:w="7627" w:type="dxa"/>
             <w:tcBorders>
               <w:right w:val="single" w:sz="24" w:space="0" w:color="auto"/>
             </w:tcBorders>
@@ -271,15 +307,71 @@
               <w:rPr>
                 <w:lang w:val="es-ES"/>
               </w:rPr>
-              <w:t>amino-pyrimidine otolic acid cocrystal</w:t>
-            </w:r>
-          </w:p>
-        </w:tc>
-      </w:tr>
-      <w:tr>
-        <w:tc>
-          <w:tcPr>
-            <w:tcW w:w="3256" w:type="dxa"/>
+              <w:t>amino-</w:t>
+            </w:r>
+            <w:proofErr w:type="spellStart"/>
+            <w:r>
+              <w:rPr>
+                <w:lang w:val="es-ES"/>
+              </w:rPr>
+              <w:t>pyrimidine</w:t>
+            </w:r>
+            <w:proofErr w:type="spellEnd"/>
+            <w:r>
+              <w:rPr>
+                <w:lang w:val="es-ES"/>
+              </w:rPr>
+              <w:t xml:space="preserve"> </w:t>
+            </w:r>
+            <w:proofErr w:type="spellStart"/>
+            <w:r>
+              <w:rPr>
+                <w:lang w:val="es-ES"/>
+              </w:rPr>
+              <w:t>otolic</w:t>
+            </w:r>
+            <w:proofErr w:type="spellEnd"/>
+            <w:r>
+              <w:rPr>
+                <w:lang w:val="es-ES"/>
+              </w:rPr>
+              <w:t xml:space="preserve"> </w:t>
+            </w:r>
+            <w:proofErr w:type="spellStart"/>
+            <w:r>
+              <w:rPr>
+                <w:lang w:val="es-ES"/>
+              </w:rPr>
+              <w:t>acid</w:t>
+            </w:r>
+            <w:proofErr w:type="spellEnd"/>
+            <w:r>
+              <w:rPr>
+                <w:lang w:val="es-ES"/>
+              </w:rPr>
+              <w:t xml:space="preserve"> </w:t>
+            </w:r>
+            <w:proofErr w:type="spellStart"/>
+            <w:r>
+              <w:rPr>
+                <w:lang w:val="es-ES"/>
+              </w:rPr>
+              <w:t>cocrystal</w:t>
+            </w:r>
+            <w:proofErr w:type="spellEnd"/>
+          </w:p>
+        </w:tc>
+      </w:tr>
+      <w:tr>
+        <w:trPr>
+          <w:gridBefore w:val="1"/>
+          <w:gridAfter w:val="1"/>
+          <w:wBefore w:w="18" w:type="dxa"/>
+          <w:wAfter w:w="24" w:type="dxa"/>
+        </w:trPr>
+        <w:tc>
+          <w:tcPr>
+            <w:tcW w:w="2787" w:type="dxa"/>
             <w:tcBorders>
               <w:left w:val="single" w:sz="24" w:space="0" w:color="auto"/>
             </w:tcBorders>
@@ -300,7 +392,7 @@
         </w:tc>
         <w:tc>
           <w:tcPr>
-            <w:tcW w:w="7200" w:type="dxa"/>
+            <w:tcW w:w="7627" w:type="dxa"/>
             <w:tcBorders>
               <w:right w:val="single" w:sz="24" w:space="0" w:color="auto"/>
             </w:tcBorders>
@@ -321,9 +413,15 @@
         </w:tc>
       </w:tr>
       <w:tr>
-        <w:tc>
-          <w:tcPr>
-            <w:tcW w:w="3256" w:type="dxa"/>
+        <w:trPr>
+          <w:gridBefore w:val="1"/>
+          <w:gridAfter w:val="1"/>
+          <w:wBefore w:w="18" w:type="dxa"/>
+          <w:wAfter w:w="24" w:type="dxa"/>
+        </w:trPr>
+        <w:tc>
+          <w:tcPr>
+            <w:tcW w:w="2787" w:type="dxa"/>
             <w:tcBorders>
               <w:left w:val="single" w:sz="24" w:space="0" w:color="auto"/>
             </w:tcBorders>
@@ -344,7 +442,7 @@
         </w:tc>
         <w:tc>
           <w:tcPr>
-            <w:tcW w:w="7200" w:type="dxa"/>
+            <w:tcW w:w="7627" w:type="dxa"/>
             <w:tcBorders>
               <w:right w:val="single" w:sz="24" w:space="0" w:color="auto"/>
             </w:tcBorders>
@@ -359,9 +457,15 @@
         </w:tc>
       </w:tr>
       <w:tr>
-        <w:tc>
-          <w:tcPr>
-            <w:tcW w:w="3256" w:type="dxa"/>
+        <w:trPr>
+          <w:gridBefore w:val="1"/>
+          <w:gridAfter w:val="1"/>
+          <w:wBefore w:w="18" w:type="dxa"/>
+          <w:wAfter w:w="24" w:type="dxa"/>
+        </w:trPr>
+        <w:tc>
+          <w:tcPr>
+            <w:tcW w:w="2787" w:type="dxa"/>
             <w:tcBorders>
               <w:left w:val="single" w:sz="24" w:space="0" w:color="auto"/>
               <w:bottom w:val="single" w:sz="24" w:space="0" w:color="auto"/>
@@ -377,13 +481,21 @@
               <w:rPr>
                 <w:lang w:val="en-US"/>
               </w:rPr>
-              <w:t>CSD Refcodes</w:t>
-            </w:r>
-          </w:p>
-        </w:tc>
-        <w:tc>
-          <w:tcPr>
-            <w:tcW w:w="7200" w:type="dxa"/>
+              <w:t xml:space="preserve">CSD </w:t>
+            </w:r>
+            <w:proofErr w:type="spellStart"/>
+            <w:r>
+              <w:rPr>
+                <w:lang w:val="en-US"/>
+              </w:rPr>
+              <w:t>Refcodes</w:t>
+            </w:r>
+            <w:proofErr w:type="spellEnd"/>
+          </w:p>
+        </w:tc>
+        <w:tc>
+          <w:tcPr>
+            <w:tcW w:w="7627" w:type="dxa"/>
             <w:tcBorders>
               <w:bottom w:val="single" w:sz="24" w:space="0" w:color="auto"/>
               <w:right w:val="single" w:sz="24" w:space="0" w:color="auto"/>
@@ -405,9 +517,15 @@
         </w:tc>
       </w:tr>
       <w:tr>
-        <w:tc>
-          <w:tcPr>
-            <w:tcW w:w="3256" w:type="dxa"/>
+        <w:trPr>
+          <w:gridBefore w:val="1"/>
+          <w:gridAfter w:val="1"/>
+          <w:wBefore w:w="18" w:type="dxa"/>
+          <w:wAfter w:w="24" w:type="dxa"/>
+        </w:trPr>
+        <w:tc>
+          <w:tcPr>
+            <w:tcW w:w="2787" w:type="dxa"/>
             <w:tcBorders>
               <w:top w:val="single" w:sz="24" w:space="0" w:color="auto"/>
               <w:bottom w:val="single" w:sz="24" w:space="0" w:color="EE0000"/>
@@ -423,7 +541,7 @@
         </w:tc>
         <w:tc>
           <w:tcPr>
-            <w:tcW w:w="7200" w:type="dxa"/>
+            <w:tcW w:w="7627" w:type="dxa"/>
             <w:tcBorders>
               <w:top w:val="single" w:sz="24" w:space="0" w:color="auto"/>
               <w:bottom w:val="single" w:sz="24" w:space="0" w:color="EE0000"/>
@@ -439,9 +557,15 @@
         </w:tc>
       </w:tr>
       <w:tr>
-        <w:tc>
-          <w:tcPr>
-            <w:tcW w:w="3256" w:type="dxa"/>
+        <w:trPr>
+          <w:gridBefore w:val="1"/>
+          <w:gridAfter w:val="1"/>
+          <w:wBefore w:w="18" w:type="dxa"/>
+          <w:wAfter w:w="24" w:type="dxa"/>
+        </w:trPr>
+        <w:tc>
+          <w:tcPr>
+            <w:tcW w:w="2787" w:type="dxa"/>
             <w:tcBorders>
               <w:top w:val="single" w:sz="24" w:space="0" w:color="EE0000"/>
               <w:left w:val="single" w:sz="24" w:space="0" w:color="EE0000"/>
@@ -463,7 +587,7 @@
         </w:tc>
         <w:tc>
           <w:tcPr>
-            <w:tcW w:w="7200" w:type="dxa"/>
+            <w:tcW w:w="7627" w:type="dxa"/>
             <w:tcBorders>
               <w:top w:val="single" w:sz="24" w:space="0" w:color="EE0000"/>
               <w:right w:val="single" w:sz="24" w:space="0" w:color="EE0000"/>
@@ -485,9 +609,15 @@
         </w:tc>
       </w:tr>
       <w:tr>
-        <w:tc>
-          <w:tcPr>
-            <w:tcW w:w="3256" w:type="dxa"/>
+        <w:trPr>
+          <w:gridBefore w:val="1"/>
+          <w:gridAfter w:val="1"/>
+          <w:wBefore w:w="18" w:type="dxa"/>
+          <w:wAfter w:w="24" w:type="dxa"/>
+        </w:trPr>
+        <w:tc>
+          <w:tcPr>
+            <w:tcW w:w="2787" w:type="dxa"/>
             <w:tcBorders>
               <w:left w:val="single" w:sz="24" w:space="0" w:color="EE0000"/>
             </w:tcBorders>
@@ -508,7 +638,7 @@
         </w:tc>
         <w:tc>
           <w:tcPr>
-            <w:tcW w:w="7200" w:type="dxa"/>
+            <w:tcW w:w="7627" w:type="dxa"/>
             <w:tcBorders>
               <w:right w:val="single" w:sz="24" w:space="0" w:color="EE0000"/>
             </w:tcBorders>
@@ -529,9 +659,15 @@
         </w:tc>
       </w:tr>
       <w:tr>
-        <w:tc>
-          <w:tcPr>
-            <w:tcW w:w="3256" w:type="dxa"/>
+        <w:trPr>
+          <w:gridBefore w:val="1"/>
+          <w:gridAfter w:val="1"/>
+          <w:wBefore w:w="18" w:type="dxa"/>
+          <w:wAfter w:w="24" w:type="dxa"/>
+        </w:trPr>
+        <w:tc>
+          <w:tcPr>
+            <w:tcW w:w="2787" w:type="dxa"/>
             <w:tcBorders>
               <w:left w:val="single" w:sz="24" w:space="0" w:color="EE0000"/>
             </w:tcBorders>
@@ -552,7 +688,7 @@
         </w:tc>
         <w:tc>
           <w:tcPr>
-            <w:tcW w:w="7200" w:type="dxa"/>
+            <w:tcW w:w="7627" w:type="dxa"/>
             <w:tcBorders>
               <w:right w:val="single" w:sz="24" w:space="0" w:color="EE0000"/>
             </w:tcBorders>
@@ -573,9 +709,15 @@
         </w:tc>
       </w:tr>
       <w:tr>
-        <w:tc>
-          <w:tcPr>
-            <w:tcW w:w="3256" w:type="dxa"/>
+        <w:trPr>
+          <w:gridBefore w:val="1"/>
+          <w:gridAfter w:val="1"/>
+          <w:wBefore w:w="18" w:type="dxa"/>
+          <w:wAfter w:w="24" w:type="dxa"/>
+        </w:trPr>
+        <w:tc>
+          <w:tcPr>
+            <w:tcW w:w="2787" w:type="dxa"/>
             <w:tcBorders>
               <w:left w:val="single" w:sz="24" w:space="0" w:color="EE0000"/>
               <w:bottom w:val="single" w:sz="24" w:space="0" w:color="EE0000"/>
@@ -597,7 +739,7 @@
         </w:tc>
         <w:tc>
           <w:tcPr>
-            <w:tcW w:w="7200" w:type="dxa"/>
+            <w:tcW w:w="7627" w:type="dxa"/>
             <w:tcBorders>
               <w:bottom w:val="single" w:sz="24" w:space="0" w:color="EE0000"/>
               <w:right w:val="single" w:sz="24" w:space="0" w:color="EE0000"/>
@@ -619,15 +761,57 @@
               <w:rPr>
                 <w:lang w:val="es-ES"/>
               </w:rPr>
-              <w:t>Acta Crystallogr , Sect B 65, 107-125.</w:t>
-            </w:r>
-          </w:p>
-        </w:tc>
-      </w:tr>
-      <w:tr>
-        <w:tc>
-          <w:tcPr>
-            <w:tcW w:w="3256" w:type="dxa"/>
+              <w:t xml:space="preserve">Acta </w:t>
+            </w:r>
+            <w:proofErr w:type="spellStart"/>
+            <w:proofErr w:type="gramStart"/>
+            <w:r>
+              <w:rPr>
+                <w:lang w:val="es-ES"/>
+              </w:rPr>
+              <w:t>Crystallogr</w:t>
+            </w:r>
+            <w:proofErr w:type="spellEnd"/>
+            <w:r>
+              <w:rPr>
+                <w:lang w:val="es-ES"/>
+              </w:rPr>
+              <w:t xml:space="preserve"> ,</w:t>
+            </w:r>
+            <w:proofErr w:type="gramEnd"/>
+            <w:r>
+              <w:rPr>
+                <w:lang w:val="es-ES"/>
+              </w:rPr>
+              <w:t xml:space="preserve"> </w:t>
+            </w:r>
+            <w:proofErr w:type="spellStart"/>
+            <w:r>
+              <w:rPr>
+                <w:lang w:val="es-ES"/>
+              </w:rPr>
+              <w:t>Sect</w:t>
+            </w:r>
+            <w:proofErr w:type="spellEnd"/>
+            <w:r>
+              <w:rPr>
+                <w:lang w:val="es-ES"/>
+              </w:rPr>
+              <w:t xml:space="preserve"> B 65, 107-125.</w:t>
+            </w:r>
+          </w:p>
+        </w:tc>
+      </w:tr>
+      <w:tr>
+        <w:trPr>
+          <w:gridBefore w:val="1"/>
+          <w:gridAfter w:val="1"/>
+          <w:wBefore w:w="18" w:type="dxa"/>
+          <w:wAfter w:w="24" w:type="dxa"/>
+        </w:trPr>
+        <w:tc>
+          <w:tcPr>
+            <w:tcW w:w="2787" w:type="dxa"/>
             <w:tcBorders>
               <w:top w:val="single" w:sz="24" w:space="0" w:color="EE0000"/>
               <w:left w:val="single" w:sz="24" w:space="0" w:color="EE0000"/>
@@ -643,13 +827,21 @@
               <w:rPr>
                 <w:lang w:val="es-ES"/>
               </w:rPr>
-              <w:t>Energy model</w:t>
-            </w:r>
-          </w:p>
-        </w:tc>
-        <w:tc>
-          <w:tcPr>
-            <w:tcW w:w="7200" w:type="dxa"/>
+              <w:t xml:space="preserve">Energy </w:t>
+            </w:r>
+            <w:proofErr w:type="spellStart"/>
+            <w:r>
+              <w:rPr>
+                <w:lang w:val="es-ES"/>
+              </w:rPr>
+              <w:t>model</w:t>
+            </w:r>
+            <w:proofErr w:type="spellEnd"/>
+          </w:p>
+        </w:tc>
+        <w:tc>
+          <w:tcPr>
+            <w:tcW w:w="7627" w:type="dxa"/>
             <w:tcBorders>
               <w:top w:val="single" w:sz="24" w:space="0" w:color="EE0000"/>
               <w:right w:val="single" w:sz="24" w:space="0" w:color="EE0000"/>
@@ -671,9 +863,15 @@
         </w:tc>
       </w:tr>
       <w:tr>
-        <w:tc>
-          <w:tcPr>
-            <w:tcW w:w="3256" w:type="dxa"/>
+        <w:trPr>
+          <w:gridBefore w:val="1"/>
+          <w:gridAfter w:val="1"/>
+          <w:wBefore w:w="18" w:type="dxa"/>
+          <w:wAfter w:w="24" w:type="dxa"/>
+        </w:trPr>
+        <w:tc>
+          <w:tcPr>
+            <w:tcW w:w="2787" w:type="dxa"/>
             <w:tcBorders>
               <w:left w:val="single" w:sz="24" w:space="0" w:color="EE0000"/>
             </w:tcBorders>
@@ -684,17 +882,19 @@
                 <w:lang w:val="en-US"/>
               </w:rPr>
             </w:pPr>
+            <w:proofErr w:type="spellStart"/>
             <w:r>
               <w:rPr>
                 <w:lang w:val="en-US"/>
               </w:rPr>
               <w:t>Study_ID</w:t>
             </w:r>
-          </w:p>
-        </w:tc>
-        <w:tc>
-          <w:tcPr>
-            <w:tcW w:w="7200" w:type="dxa"/>
+            <w:proofErr w:type="spellEnd"/>
+          </w:p>
+        </w:tc>
+        <w:tc>
+          <w:tcPr>
+            <w:tcW w:w="7627" w:type="dxa"/>
             <w:tcBorders>
               <w:right w:val="single" w:sz="24" w:space="0" w:color="EE0000"/>
             </w:tcBorders>
@@ -715,9 +915,15 @@
         </w:tc>
       </w:tr>
       <w:tr>
-        <w:tc>
-          <w:tcPr>
-            <w:tcW w:w="3256" w:type="dxa"/>
+        <w:trPr>
+          <w:gridBefore w:val="1"/>
+          <w:gridAfter w:val="1"/>
+          <w:wBefore w:w="18" w:type="dxa"/>
+          <w:wAfter w:w="24" w:type="dxa"/>
+        </w:trPr>
+        <w:tc>
+          <w:tcPr>
+            <w:tcW w:w="2787" w:type="dxa"/>
             <w:tcBorders>
               <w:left w:val="single" w:sz="24" w:space="0" w:color="EE0000"/>
             </w:tcBorders>
@@ -738,7 +944,7 @@
         </w:tc>
         <w:tc>
           <w:tcPr>
-            <w:tcW w:w="7200" w:type="dxa"/>
+            <w:tcW w:w="7627" w:type="dxa"/>
             <w:tcBorders>
               <w:right w:val="single" w:sz="24" w:space="0" w:color="EE0000"/>
             </w:tcBorders>
@@ -759,9 +965,15 @@
         </w:tc>
       </w:tr>
       <w:tr>
-        <w:tc>
-          <w:tcPr>
-            <w:tcW w:w="3256" w:type="dxa"/>
+        <w:trPr>
+          <w:gridBefore w:val="1"/>
+          <w:gridAfter w:val="1"/>
+          <w:wBefore w:w="18" w:type="dxa"/>
+          <w:wAfter w:w="24" w:type="dxa"/>
+        </w:trPr>
+        <w:tc>
+          <w:tcPr>
+            <w:tcW w:w="2787" w:type="dxa"/>
             <w:tcBorders>
               <w:left w:val="single" w:sz="24" w:space="0" w:color="EE0000"/>
             </w:tcBorders>
@@ -776,13 +988,27 @@
               <w:rPr>
                 <w:lang w:val="en-US"/>
               </w:rPr>
-              <w:t>Location on S Drive</w:t>
-            </w:r>
-          </w:p>
-        </w:tc>
-        <w:tc>
-          <w:tcPr>
-            <w:tcW w:w="7200" w:type="dxa"/>
+              <w:t xml:space="preserve">Location </w:t>
+            </w:r>
+            <w:proofErr w:type="gramStart"/>
+            <w:r>
+              <w:rPr>
+                <w:lang w:val="en-US"/>
+              </w:rPr>
+              <w:t>on</w:t>
+            </w:r>
+            <w:proofErr w:type="gramEnd"/>
+            <w:r>
+              <w:rPr>
+                <w:lang w:val="en-US"/>
+              </w:rPr>
+              <w:t xml:space="preserve"> S Drive</w:t>
+            </w:r>
+          </w:p>
+        </w:tc>
+        <w:tc>
+          <w:tcPr>
+            <w:tcW w:w="7627" w:type="dxa"/>
             <w:tcBorders>
               <w:right w:val="single" w:sz="24" w:space="0" w:color="EE0000"/>
             </w:tcBorders>
@@ -803,9 +1029,15 @@
         </w:tc>
       </w:tr>
       <w:tr>
-        <w:tc>
-          <w:tcPr>
-            <w:tcW w:w="3256" w:type="dxa"/>
+        <w:trPr>
+          <w:gridBefore w:val="1"/>
+          <w:gridAfter w:val="1"/>
+          <w:wBefore w:w="18" w:type="dxa"/>
+          <w:wAfter w:w="24" w:type="dxa"/>
+        </w:trPr>
+        <w:tc>
+          <w:tcPr>
+            <w:tcW w:w="2787" w:type="dxa"/>
             <w:tcBorders>
               <w:left w:val="single" w:sz="24" w:space="0" w:color="EE0000"/>
             </w:tcBorders>
@@ -826,7 +1058,7 @@
         </w:tc>
         <w:tc>
           <w:tcPr>
-            <w:tcW w:w="7200" w:type="dxa"/>
+            <w:tcW w:w="7627" w:type="dxa"/>
             <w:tcBorders>
               <w:right w:val="single" w:sz="24" w:space="0" w:color="EE0000"/>
             </w:tcBorders>
@@ -841,15 +1073,75 @@
               <w:rPr>
                 <w:lang w:val="en-US"/>
               </w:rPr>
-              <w:t>MP2 6-31G(d,p) DMA(1.1)+ fit.pots</w:t>
-            </w:r>
-          </w:p>
-        </w:tc>
-      </w:tr>
-      <w:tr>
-        <w:tc>
-          <w:tcPr>
-            <w:tcW w:w="3256" w:type="dxa"/>
+              <w:t>MP2 6-31G(</w:t>
+            </w:r>
+            <w:proofErr w:type="spellStart"/>
+            <w:proofErr w:type="gramStart"/>
+            <w:r>
+              <w:rPr>
+                <w:lang w:val="en-US"/>
+              </w:rPr>
+              <w:t>d,p</w:t>
+            </w:r>
+            <w:proofErr w:type="spellEnd"/>
+            <w:proofErr w:type="gramEnd"/>
+            <w:r>
+              <w:rPr>
+                <w:lang w:val="en-US"/>
+              </w:rPr>
+              <w:t xml:space="preserve">) </w:t>
+            </w:r>
+            <w:proofErr w:type="gramStart"/>
+            <w:r>
+              <w:rPr>
+                <w:lang w:val="en-US"/>
+              </w:rPr>
+              <w:t>DMA(</w:t>
+            </w:r>
+            <w:proofErr w:type="gramEnd"/>
+            <w:r>
+              <w:rPr>
+                <w:lang w:val="en-US"/>
+              </w:rPr>
+              <w:t>1.</w:t>
+            </w:r>
+            <w:proofErr w:type="gramStart"/>
+            <w:r>
+              <w:rPr>
+                <w:lang w:val="en-US"/>
+              </w:rPr>
+              <w:t>1)+</w:t>
+            </w:r>
+            <w:proofErr w:type="gramEnd"/>
+            <w:r>
+              <w:rPr>
+                <w:lang w:val="en-US"/>
+              </w:rPr>
+              <w:t xml:space="preserve"> </w:t>
+            </w:r>
+            <w:proofErr w:type="spellStart"/>
+            <w:proofErr w:type="gramStart"/>
+            <w:r>
+              <w:rPr>
+                <w:lang w:val="en-US"/>
+              </w:rPr>
+              <w:t>fit.pots</w:t>
+            </w:r>
+            <w:proofErr w:type="spellEnd"/>
+            <w:proofErr w:type="gramEnd"/>
+          </w:p>
+        </w:tc>
+      </w:tr>
+      <w:tr>
+        <w:trPr>
+          <w:gridBefore w:val="1"/>
+          <w:gridAfter w:val="1"/>
+          <w:wBefore w:w="18" w:type="dxa"/>
+          <w:wAfter w:w="24" w:type="dxa"/>
+        </w:trPr>
+        <w:tc>
+          <w:tcPr>
+            <w:tcW w:w="2787" w:type="dxa"/>
             <w:tcBorders>
               <w:left w:val="single" w:sz="24" w:space="0" w:color="EE0000"/>
               <w:bottom w:val="single" w:sz="24" w:space="0" w:color="EE0000"/>
@@ -865,13 +1157,21 @@
               <w:rPr>
                 <w:lang w:val="es-ES"/>
               </w:rPr>
-              <w:t>Intramolecular Description</w:t>
-            </w:r>
-          </w:p>
-        </w:tc>
-        <w:tc>
-          <w:tcPr>
-            <w:tcW w:w="7200" w:type="dxa"/>
+              <w:t xml:space="preserve">Intramolecular </w:t>
+            </w:r>
+            <w:proofErr w:type="spellStart"/>
+            <w:r>
+              <w:rPr>
+                <w:lang w:val="es-ES"/>
+              </w:rPr>
+              <w:t>Description</w:t>
+            </w:r>
+            <w:proofErr w:type="spellEnd"/>
+          </w:p>
+        </w:tc>
+        <w:tc>
+          <w:tcPr>
+            <w:tcW w:w="7627" w:type="dxa"/>
             <w:tcBorders>
               <w:bottom w:val="single" w:sz="24" w:space="0" w:color="EE0000"/>
               <w:right w:val="single" w:sz="24" w:space="0" w:color="EE0000"/>
@@ -887,15 +1187,37 @@
               <w:rPr>
                 <w:lang w:val="es-ES"/>
               </w:rPr>
-              <w:t>MP2 6-31G(d,p)</w:t>
-            </w:r>
-          </w:p>
-        </w:tc>
-      </w:tr>
-      <w:tr>
-        <w:tc>
-          <w:tcPr>
-            <w:tcW w:w="3256" w:type="dxa"/>
+              <w:t>MP2 6-31G(</w:t>
+            </w:r>
+            <w:proofErr w:type="spellStart"/>
+            <w:proofErr w:type="gramStart"/>
+            <w:r>
+              <w:rPr>
+                <w:lang w:val="es-ES"/>
+              </w:rPr>
+              <w:t>d,p</w:t>
+            </w:r>
+            <w:proofErr w:type="spellEnd"/>
+            <w:proofErr w:type="gramEnd"/>
+            <w:r>
+              <w:rPr>
+                <w:lang w:val="es-ES"/>
+              </w:rPr>
+              <w:t>)</w:t>
+            </w:r>
+          </w:p>
+        </w:tc>
+      </w:tr>
+      <w:tr>
+        <w:trPr>
+          <w:gridBefore w:val="1"/>
+          <w:gridAfter w:val="1"/>
+          <w:wBefore w:w="18" w:type="dxa"/>
+          <w:wAfter w:w="24" w:type="dxa"/>
+        </w:trPr>
+        <w:tc>
+          <w:tcPr>
+            <w:tcW w:w="2787" w:type="dxa"/>
             <w:tcBorders>
               <w:top w:val="single" w:sz="24" w:space="0" w:color="EE0000"/>
               <w:bottom w:val="single" w:sz="24" w:space="0" w:color="00B0F0"/>
@@ -911,7 +1233,7 @@
         </w:tc>
         <w:tc>
           <w:tcPr>
-            <w:tcW w:w="7200" w:type="dxa"/>
+            <w:tcW w:w="7627" w:type="dxa"/>
             <w:tcBorders>
               <w:top w:val="single" w:sz="24" w:space="0" w:color="EE0000"/>
               <w:bottom w:val="single" w:sz="24" w:space="0" w:color="00B0F0"/>
@@ -927,9 +1249,15 @@
         </w:tc>
       </w:tr>
       <w:tr>
-        <w:tc>
-          <w:tcPr>
-            <w:tcW w:w="3256" w:type="dxa"/>
+        <w:trPr>
+          <w:gridBefore w:val="1"/>
+          <w:gridAfter w:val="1"/>
+          <w:wBefore w:w="18" w:type="dxa"/>
+          <w:wAfter w:w="24" w:type="dxa"/>
+        </w:trPr>
+        <w:tc>
+          <w:tcPr>
+            <w:tcW w:w="2787" w:type="dxa"/>
             <w:tcBorders>
               <w:top w:val="single" w:sz="24" w:space="0" w:color="00B0F0"/>
               <w:left w:val="single" w:sz="24" w:space="0" w:color="00B0F0"/>
@@ -951,7 +1279,7 @@
         </w:tc>
         <w:tc>
           <w:tcPr>
-            <w:tcW w:w="7200" w:type="dxa"/>
+            <w:tcW w:w="7627" w:type="dxa"/>
             <w:tcBorders>
               <w:top w:val="single" w:sz="24" w:space="0" w:color="00B0F0"/>
               <w:right w:val="single" w:sz="24" w:space="0" w:color="00B0F0"/>
@@ -973,9 +1301,15 @@
         </w:tc>
       </w:tr>
       <w:tr>
-        <w:tc>
-          <w:tcPr>
-            <w:tcW w:w="3256" w:type="dxa"/>
+        <w:trPr>
+          <w:gridBefore w:val="1"/>
+          <w:gridAfter w:val="1"/>
+          <w:wBefore w:w="18" w:type="dxa"/>
+          <w:wAfter w:w="24" w:type="dxa"/>
+        </w:trPr>
+        <w:tc>
+          <w:tcPr>
+            <w:tcW w:w="2787" w:type="dxa"/>
             <w:tcBorders>
               <w:left w:val="single" w:sz="24" w:space="0" w:color="00B0F0"/>
             </w:tcBorders>
@@ -996,7 +1330,7 @@
         </w:tc>
         <w:tc>
           <w:tcPr>
-            <w:tcW w:w="7200" w:type="dxa"/>
+            <w:tcW w:w="7627" w:type="dxa"/>
             <w:tcBorders>
               <w:right w:val="single" w:sz="24" w:space="0" w:color="00B0F0"/>
             </w:tcBorders>
@@ -1017,9 +1351,15 @@
         </w:tc>
       </w:tr>
       <w:tr>
-        <w:tc>
-          <w:tcPr>
-            <w:tcW w:w="3256" w:type="dxa"/>
+        <w:trPr>
+          <w:gridBefore w:val="1"/>
+          <w:gridAfter w:val="1"/>
+          <w:wBefore w:w="18" w:type="dxa"/>
+          <w:wAfter w:w="24" w:type="dxa"/>
+        </w:trPr>
+        <w:tc>
+          <w:tcPr>
+            <w:tcW w:w="2787" w:type="dxa"/>
             <w:tcBorders>
               <w:left w:val="single" w:sz="24" w:space="0" w:color="00B0F0"/>
             </w:tcBorders>
@@ -1040,7 +1380,7 @@
         </w:tc>
         <w:tc>
           <w:tcPr>
-            <w:tcW w:w="7200" w:type="dxa"/>
+            <w:tcW w:w="7627" w:type="dxa"/>
             <w:tcBorders>
               <w:right w:val="single" w:sz="24" w:space="0" w:color="00B0F0"/>
             </w:tcBorders>
@@ -1061,9 +1401,15 @@
         </w:tc>
       </w:tr>
       <w:tr>
-        <w:tc>
-          <w:tcPr>
-            <w:tcW w:w="3256" w:type="dxa"/>
+        <w:trPr>
+          <w:gridBefore w:val="1"/>
+          <w:gridAfter w:val="1"/>
+          <w:wBefore w:w="18" w:type="dxa"/>
+          <w:wAfter w:w="24" w:type="dxa"/>
+        </w:trPr>
+        <w:tc>
+          <w:tcPr>
+            <w:tcW w:w="2787" w:type="dxa"/>
             <w:tcBorders>
               <w:left w:val="single" w:sz="24" w:space="0" w:color="00B0F0"/>
               <w:bottom w:val="single" w:sz="24" w:space="0" w:color="00B0F0"/>
@@ -1085,7 +1431,7 @@
         </w:tc>
         <w:tc>
           <w:tcPr>
-            <w:tcW w:w="7200" w:type="dxa"/>
+            <w:tcW w:w="7627" w:type="dxa"/>
             <w:tcBorders>
               <w:bottom w:val="single" w:sz="24" w:space="0" w:color="00B0F0"/>
               <w:right w:val="single" w:sz="24" w:space="0" w:color="00B0F0"/>
@@ -1101,15 +1447,43 @@
               <w:rPr>
                 <w:lang w:val="en-US"/>
               </w:rPr>
-              <w:t>Day GM, 2009. Acta Crystallogr , Sect B 65, 107-125.</w:t>
-            </w:r>
-          </w:p>
-        </w:tc>
-      </w:tr>
-      <w:tr>
-        <w:tc>
-          <w:tcPr>
-            <w:tcW w:w="3256" w:type="dxa"/>
+              <w:t xml:space="preserve">Day GM, 2009. Acta </w:t>
+            </w:r>
+            <w:proofErr w:type="spellStart"/>
+            <w:proofErr w:type="gramStart"/>
+            <w:r>
+              <w:rPr>
+                <w:lang w:val="en-US"/>
+              </w:rPr>
+              <w:t>Crystallogr</w:t>
+            </w:r>
+            <w:proofErr w:type="spellEnd"/>
+            <w:r>
+              <w:rPr>
+                <w:lang w:val="en-US"/>
+              </w:rPr>
+              <w:t xml:space="preserve"> ,</w:t>
+            </w:r>
+            <w:proofErr w:type="gramEnd"/>
+            <w:r>
+              <w:rPr>
+                <w:lang w:val="en-US"/>
+              </w:rPr>
+              <w:t xml:space="preserve"> Sect B 65, 107-125.</w:t>
+            </w:r>
+          </w:p>
+        </w:tc>
+      </w:tr>
+      <w:tr>
+        <w:trPr>
+          <w:gridBefore w:val="1"/>
+          <w:gridAfter w:val="1"/>
+          <w:wBefore w:w="18" w:type="dxa"/>
+          <w:wAfter w:w="24" w:type="dxa"/>
+        </w:trPr>
+        <w:tc>
+          <w:tcPr>
+            <w:tcW w:w="2787" w:type="dxa"/>
             <w:tcBorders>
               <w:top w:val="single" w:sz="24" w:space="0" w:color="00B0F0"/>
               <w:left w:val="single" w:sz="24" w:space="0" w:color="00B0F0"/>
@@ -1131,7 +1505,7 @@
         </w:tc>
         <w:tc>
           <w:tcPr>
-            <w:tcW w:w="7200" w:type="dxa"/>
+            <w:tcW w:w="7627" w:type="dxa"/>
             <w:tcBorders>
               <w:top w:val="single" w:sz="24" w:space="0" w:color="00B0F0"/>
               <w:right w:val="single" w:sz="24" w:space="0" w:color="00B0F0"/>
@@ -1153,9 +1527,15 @@
         </w:tc>
       </w:tr>
       <w:tr>
-        <w:tc>
-          <w:tcPr>
-            <w:tcW w:w="3256" w:type="dxa"/>
+        <w:trPr>
+          <w:gridBefore w:val="1"/>
+          <w:gridAfter w:val="1"/>
+          <w:wBefore w:w="18" w:type="dxa"/>
+          <w:wAfter w:w="24" w:type="dxa"/>
+        </w:trPr>
+        <w:tc>
+          <w:tcPr>
+            <w:tcW w:w="2787" w:type="dxa"/>
             <w:tcBorders>
               <w:left w:val="single" w:sz="24" w:space="0" w:color="00B0F0"/>
             </w:tcBorders>
@@ -1166,17 +1546,19 @@
                 <w:lang w:val="en-US"/>
               </w:rPr>
             </w:pPr>
+            <w:proofErr w:type="spellStart"/>
             <w:r>
               <w:rPr>
                 <w:lang w:val="en-US"/>
               </w:rPr>
               <w:t>Study_ID</w:t>
             </w:r>
-          </w:p>
-        </w:tc>
-        <w:tc>
-          <w:tcPr>
-            <w:tcW w:w="7200" w:type="dxa"/>
+            <w:proofErr w:type="spellEnd"/>
+          </w:p>
+        </w:tc>
+        <w:tc>
+          <w:tcPr>
+            <w:tcW w:w="7627" w:type="dxa"/>
             <w:tcBorders>
               <w:right w:val="single" w:sz="24" w:space="0" w:color="00B0F0"/>
             </w:tcBorders>
@@ -1197,9 +1579,15 @@
         </w:tc>
       </w:tr>
       <w:tr>
-        <w:tc>
-          <w:tcPr>
-            <w:tcW w:w="3256" w:type="dxa"/>
+        <w:trPr>
+          <w:gridBefore w:val="1"/>
+          <w:gridAfter w:val="1"/>
+          <w:wBefore w:w="18" w:type="dxa"/>
+          <w:wAfter w:w="24" w:type="dxa"/>
+        </w:trPr>
+        <w:tc>
+          <w:tcPr>
+            <w:tcW w:w="2787" w:type="dxa"/>
             <w:tcBorders>
               <w:left w:val="single" w:sz="24" w:space="0" w:color="00B0F0"/>
             </w:tcBorders>
@@ -1220,7 +1608,7 @@
         </w:tc>
         <w:tc>
           <w:tcPr>
-            <w:tcW w:w="7200" w:type="dxa"/>
+            <w:tcW w:w="7627" w:type="dxa"/>
             <w:tcBorders>
               <w:right w:val="single" w:sz="24" w:space="0" w:color="00B0F0"/>
             </w:tcBorders>
@@ -1235,15 +1623,49 @@
               <w:rPr>
                 <w:lang w:val="en-US"/>
               </w:rPr>
-              <w:t>Flexible CrystalPredictor (1), Dmaflex, DMAREL (4.1.1)</w:t>
-            </w:r>
-          </w:p>
-        </w:tc>
-      </w:tr>
-      <w:tr>
-        <w:tc>
-          <w:tcPr>
-            <w:tcW w:w="3256" w:type="dxa"/>
+              <w:t xml:space="preserve">Flexible </w:t>
+            </w:r>
+            <w:proofErr w:type="spellStart"/>
+            <w:r>
+              <w:rPr>
+                <w:lang w:val="en-US"/>
+              </w:rPr>
+              <w:t>CrystalPredictor</w:t>
+            </w:r>
+            <w:proofErr w:type="spellEnd"/>
+            <w:r>
+              <w:rPr>
+                <w:lang w:val="en-US"/>
+              </w:rPr>
+              <w:t xml:space="preserve"> (1), </w:t>
+            </w:r>
+            <w:proofErr w:type="spellStart"/>
+            <w:r>
+              <w:rPr>
+                <w:lang w:val="en-US"/>
+              </w:rPr>
+              <w:t>Dmaflex</w:t>
+            </w:r>
+            <w:proofErr w:type="spellEnd"/>
+            <w:r>
+              <w:rPr>
+                <w:lang w:val="en-US"/>
+              </w:rPr>
+              <w:t>, DMAREL (4.1.1)</w:t>
+            </w:r>
+          </w:p>
+        </w:tc>
+      </w:tr>
+      <w:tr>
+        <w:trPr>
+          <w:gridBefore w:val="1"/>
+          <w:gridAfter w:val="1"/>
+          <w:wBefore w:w="18" w:type="dxa"/>
+          <w:wAfter w:w="24" w:type="dxa"/>
+        </w:trPr>
+        <w:tc>
+          <w:tcPr>
+            <w:tcW w:w="2787" w:type="dxa"/>
             <w:tcBorders>
               <w:left w:val="single" w:sz="24" w:space="0" w:color="00B0F0"/>
             </w:tcBorders>
@@ -1258,13 +1680,27 @@
               <w:rPr>
                 <w:lang w:val="en-US"/>
               </w:rPr>
-              <w:t>Location on S Drive</w:t>
-            </w:r>
-          </w:p>
-        </w:tc>
-        <w:tc>
-          <w:tcPr>
-            <w:tcW w:w="7200" w:type="dxa"/>
+              <w:t xml:space="preserve">Location </w:t>
+            </w:r>
+            <w:proofErr w:type="gramStart"/>
+            <w:r>
+              <w:rPr>
+                <w:lang w:val="en-US"/>
+              </w:rPr>
+              <w:t>on</w:t>
+            </w:r>
+            <w:proofErr w:type="gramEnd"/>
+            <w:r>
+              <w:rPr>
+                <w:lang w:val="en-US"/>
+              </w:rPr>
+              <w:t xml:space="preserve"> S Drive</w:t>
+            </w:r>
+          </w:p>
+        </w:tc>
+        <w:tc>
+          <w:tcPr>
+            <w:tcW w:w="7627" w:type="dxa"/>
             <w:tcBorders>
               <w:right w:val="single" w:sz="24" w:space="0" w:color="00B0F0"/>
             </w:tcBorders>
@@ -1285,9 +1721,15 @@
         </w:tc>
       </w:tr>
       <w:tr>
-        <w:tc>
-          <w:tcPr>
-            <w:tcW w:w="3256" w:type="dxa"/>
+        <w:trPr>
+          <w:gridBefore w:val="1"/>
+          <w:gridAfter w:val="1"/>
+          <w:wBefore w:w="18" w:type="dxa"/>
+          <w:wAfter w:w="24" w:type="dxa"/>
+        </w:trPr>
+        <w:tc>
+          <w:tcPr>
+            <w:tcW w:w="2787" w:type="dxa"/>
             <w:tcBorders>
               <w:left w:val="single" w:sz="24" w:space="0" w:color="00B0F0"/>
             </w:tcBorders>
@@ -1308,7 +1750,7 @@
         </w:tc>
         <w:tc>
           <w:tcPr>
-            <w:tcW w:w="7200" w:type="dxa"/>
+            <w:tcW w:w="7627" w:type="dxa"/>
             <w:tcBorders>
               <w:right w:val="single" w:sz="24" w:space="0" w:color="00B0F0"/>
             </w:tcBorders>
@@ -1319,19 +1761,33 @@
                 <w:lang w:val="en-US"/>
               </w:rPr>
             </w:pPr>
-            <w:r>
-              <w:rPr>
-                <w:lang w:val="en-US"/>
-              </w:rPr>
-              <w:t>DMAflex GDMA2.1 + FIT</w:t>
-            </w:r>
-          </w:p>
-        </w:tc>
-      </w:tr>
-      <w:tr>
-        <w:tc>
-          <w:tcPr>
-            <w:tcW w:w="3256" w:type="dxa"/>
+            <w:proofErr w:type="spellStart"/>
+            <w:r>
+              <w:rPr>
+                <w:lang w:val="en-US"/>
+              </w:rPr>
+              <w:t>DMAflex</w:t>
+            </w:r>
+            <w:proofErr w:type="spellEnd"/>
+            <w:r>
+              <w:rPr>
+                <w:lang w:val="en-US"/>
+              </w:rPr>
+              <w:t xml:space="preserve"> GDMA2.1 + FIT</w:t>
+            </w:r>
+          </w:p>
+        </w:tc>
+      </w:tr>
+      <w:tr>
+        <w:trPr>
+          <w:gridBefore w:val="1"/>
+          <w:gridAfter w:val="1"/>
+          <w:wBefore w:w="18" w:type="dxa"/>
+          <w:wAfter w:w="24" w:type="dxa"/>
+        </w:trPr>
+        <w:tc>
+          <w:tcPr>
+            <w:tcW w:w="2787" w:type="dxa"/>
             <w:tcBorders>
               <w:left w:val="single" w:sz="24" w:space="0" w:color="00B0F0"/>
               <w:bottom w:val="single" w:sz="24" w:space="0" w:color="00B0F0"/>
@@ -1353,7 +1809,7 @@
         </w:tc>
         <w:tc>
           <w:tcPr>
-            <w:tcW w:w="7200" w:type="dxa"/>
+            <w:tcW w:w="7627" w:type="dxa"/>
             <w:tcBorders>
               <w:bottom w:val="single" w:sz="24" w:space="0" w:color="00B0F0"/>
               <w:right w:val="single" w:sz="24" w:space="0" w:color="00B0F0"/>
@@ -1369,19 +1825,2469 @@
               <w:rPr>
                 <w:lang w:val="en-US"/>
               </w:rPr>
-              <w:t>MP2/6-31G(d,p)</w:t>
+              <w:t>MP2/6-31G(</w:t>
+            </w:r>
+            <w:proofErr w:type="spellStart"/>
+            <w:proofErr w:type="gramStart"/>
+            <w:r>
+              <w:rPr>
+                <w:lang w:val="en-US"/>
+              </w:rPr>
+              <w:t>d,p</w:t>
+            </w:r>
+            <w:proofErr w:type="spellEnd"/>
+            <w:proofErr w:type="gramEnd"/>
+            <w:r>
+              <w:rPr>
+                <w:lang w:val="en-US"/>
+              </w:rPr>
+              <w:t>)</w:t>
+            </w:r>
+          </w:p>
+        </w:tc>
+      </w:tr>
+      <w:tr>
+        <w:trPr>
+          <w:gridBefore w:val="1"/>
+          <w:gridAfter w:val="1"/>
+          <w:wBefore w:w="18" w:type="dxa"/>
+          <w:wAfter w:w="24" w:type="dxa"/>
+        </w:trPr>
+        <w:tc>
+          <w:tcPr>
+            <w:tcW w:w="2787" w:type="dxa"/>
+            <w:tcBorders>
+              <w:top w:val="single" w:sz="24" w:space="0" w:color="00B0F0"/>
+              <w:left w:val="single" w:sz="6" w:space="0" w:color="auto"/>
+              <w:bottom w:val="single" w:sz="6" w:space="0" w:color="auto"/>
+              <w:right w:val="single" w:sz="6" w:space="0" w:color="auto"/>
+            </w:tcBorders>
+          </w:tcPr>
+          <w:p>
+            <w:pPr>
+              <w:rPr>
+                <w:lang w:val="en-US"/>
+              </w:rPr>
+            </w:pPr>
+          </w:p>
+        </w:tc>
+        <w:tc>
+          <w:tcPr>
+            <w:tcW w:w="7627" w:type="dxa"/>
+            <w:tcBorders>
+              <w:top w:val="single" w:sz="24" w:space="0" w:color="00B0F0"/>
+              <w:left w:val="single" w:sz="6" w:space="0" w:color="auto"/>
+              <w:bottom w:val="single" w:sz="6" w:space="0" w:color="auto"/>
+              <w:right w:val="single" w:sz="6" w:space="0" w:color="auto"/>
+            </w:tcBorders>
+          </w:tcPr>
+          <w:p>
+            <w:pPr>
+              <w:rPr>
+                <w:lang w:val="en-US"/>
+              </w:rPr>
+            </w:pPr>
+          </w:p>
+        </w:tc>
+      </w:tr>
+      <w:tr>
+        <w:tc>
+          <w:tcPr>
+            <w:tcW w:w="2805" w:type="dxa"/>
+            <w:gridSpan w:val="2"/>
+            <w:tcBorders>
+              <w:top w:val="single" w:sz="24" w:space="0" w:color="auto"/>
+              <w:left w:val="single" w:sz="24" w:space="0" w:color="auto"/>
+              <w:bottom w:val="single" w:sz="6" w:space="0" w:color="auto"/>
+              <w:right w:val="single" w:sz="6" w:space="0" w:color="auto"/>
+            </w:tcBorders>
+          </w:tcPr>
+          <w:p>
+            <w:pPr>
+              <w:rPr>
+                <w:lang w:val="es-ES"/>
+              </w:rPr>
+            </w:pPr>
+            <w:r>
+              <w:rPr>
+                <w:lang w:val="es-ES"/>
+              </w:rPr>
+              <w:t>REFCODE</w:t>
+            </w:r>
+          </w:p>
+        </w:tc>
+        <w:tc>
+          <w:tcPr>
+            <w:tcW w:w="7651" w:type="dxa"/>
+            <w:gridSpan w:val="2"/>
+            <w:tcBorders>
+              <w:top w:val="single" w:sz="24" w:space="0" w:color="auto"/>
+              <w:left w:val="single" w:sz="6" w:space="0" w:color="auto"/>
+              <w:bottom w:val="single" w:sz="6" w:space="0" w:color="auto"/>
+              <w:right w:val="single" w:sz="24" w:space="0" w:color="auto"/>
+            </w:tcBorders>
+          </w:tcPr>
+          <w:p>
+            <w:pPr>
+              <w:rPr>
+                <w:lang w:val="es-ES"/>
+              </w:rPr>
+            </w:pPr>
+            <w:r>
+              <w:rPr>
+                <w:lang w:val="es-ES"/>
+              </w:rPr>
+              <w:t>XAQNUZ</w:t>
+            </w:r>
+          </w:p>
+        </w:tc>
+      </w:tr>
+      <w:tr>
+        <w:tc>
+          <w:tcPr>
+            <w:tcW w:w="2805" w:type="dxa"/>
+            <w:gridSpan w:val="2"/>
+            <w:tcBorders>
+              <w:top w:val="single" w:sz="6" w:space="0" w:color="auto"/>
+              <w:left w:val="single" w:sz="24" w:space="0" w:color="auto"/>
+              <w:bottom w:val="single" w:sz="6" w:space="0" w:color="auto"/>
+              <w:right w:val="single" w:sz="6" w:space="0" w:color="auto"/>
+            </w:tcBorders>
+          </w:tcPr>
+          <w:p>
+            <w:pPr>
+              <w:rPr>
+                <w:lang w:val="es-ES"/>
+              </w:rPr>
+            </w:pPr>
+            <w:r>
+              <w:rPr>
+                <w:lang w:val="es-ES"/>
+              </w:rPr>
+              <w:t>Formula</w:t>
+            </w:r>
+          </w:p>
+        </w:tc>
+        <w:tc>
+          <w:tcPr>
+            <w:tcW w:w="7651" w:type="dxa"/>
+            <w:gridSpan w:val="2"/>
+            <w:tcBorders>
+              <w:top w:val="single" w:sz="6" w:space="0" w:color="auto"/>
+              <w:left w:val="single" w:sz="6" w:space="0" w:color="auto"/>
+              <w:bottom w:val="single" w:sz="6" w:space="0" w:color="auto"/>
+              <w:right w:val="single" w:sz="24" w:space="0" w:color="auto"/>
+            </w:tcBorders>
+          </w:tcPr>
+          <w:p>
+            <w:pPr>
+              <w:rPr>
+                <w:lang w:val="es-ES"/>
+              </w:rPr>
+            </w:pPr>
+            <w:r>
+              <w:rPr>
+                <w:lang w:val="es-ES"/>
+              </w:rPr>
+              <w:t>C5 H7 N3</w:t>
+            </w:r>
+          </w:p>
+        </w:tc>
+      </w:tr>
+      <w:tr>
+        <w:tc>
+          <w:tcPr>
+            <w:tcW w:w="2805" w:type="dxa"/>
+            <w:gridSpan w:val="2"/>
+            <w:tcBorders>
+              <w:top w:val="single" w:sz="6" w:space="0" w:color="auto"/>
+              <w:left w:val="single" w:sz="24" w:space="0" w:color="auto"/>
+            </w:tcBorders>
+          </w:tcPr>
+          <w:p>
+            <w:pPr>
+              <w:rPr>
+                <w:lang w:val="en-US"/>
+              </w:rPr>
+            </w:pPr>
+            <w:r>
+              <w:rPr>
+                <w:lang w:val="en-US"/>
+              </w:rPr>
+              <w:t>Common Name</w:t>
+            </w:r>
+          </w:p>
+        </w:tc>
+        <w:tc>
+          <w:tcPr>
+            <w:tcW w:w="7651" w:type="dxa"/>
+            <w:gridSpan w:val="2"/>
+            <w:tcBorders>
+              <w:top w:val="single" w:sz="6" w:space="0" w:color="auto"/>
+              <w:right w:val="single" w:sz="24" w:space="0" w:color="auto"/>
+            </w:tcBorders>
+          </w:tcPr>
+          <w:p>
+            <w:pPr>
+              <w:rPr>
+                <w:lang w:val="en-US"/>
+              </w:rPr>
+            </w:pPr>
+            <w:r>
+              <w:rPr>
+                <w:lang w:val="en-US"/>
+              </w:rPr>
+              <w:t>4-methyl-pyrimidin-2-ylamine</w:t>
+            </w:r>
+          </w:p>
+        </w:tc>
+      </w:tr>
+      <w:tr>
+        <w:tc>
+          <w:tcPr>
+            <w:tcW w:w="2805" w:type="dxa"/>
+            <w:gridSpan w:val="2"/>
+            <w:tcBorders>
+              <w:left w:val="single" w:sz="24" w:space="0" w:color="auto"/>
+            </w:tcBorders>
+          </w:tcPr>
+          <w:p>
+            <w:pPr>
+              <w:rPr>
+                <w:lang w:val="en-US"/>
+              </w:rPr>
+            </w:pPr>
+            <w:r>
+              <w:rPr>
+                <w:lang w:val="en-US"/>
+              </w:rPr>
+              <w:t>IUPAC Systematic Name</w:t>
+            </w:r>
+          </w:p>
+        </w:tc>
+        <w:tc>
+          <w:tcPr>
+            <w:tcW w:w="7651" w:type="dxa"/>
+            <w:gridSpan w:val="2"/>
+            <w:tcBorders>
+              <w:right w:val="single" w:sz="24" w:space="0" w:color="auto"/>
+            </w:tcBorders>
+          </w:tcPr>
+          <w:p>
+            <w:pPr>
+              <w:rPr>
+                <w:lang w:val="en-US"/>
+              </w:rPr>
+            </w:pPr>
+            <w:r>
+              <w:rPr>
+                <w:lang w:val="en-US"/>
+              </w:rPr>
+              <w:t>4-methyl-pyrimidin-2-ylamine</w:t>
+            </w:r>
+          </w:p>
+        </w:tc>
+      </w:tr>
+      <w:tr>
+        <w:tc>
+          <w:tcPr>
+            <w:tcW w:w="2805" w:type="dxa"/>
+            <w:gridSpan w:val="2"/>
+            <w:tcBorders>
+              <w:left w:val="single" w:sz="24" w:space="0" w:color="auto"/>
+            </w:tcBorders>
+          </w:tcPr>
+          <w:p>
+            <w:pPr>
+              <w:rPr>
+                <w:lang w:val="en-US"/>
+              </w:rPr>
+            </w:pPr>
+            <w:r>
+              <w:rPr>
+                <w:lang w:val="en-US"/>
+              </w:rPr>
+              <w:t>Other Names</w:t>
+            </w:r>
+          </w:p>
+        </w:tc>
+        <w:tc>
+          <w:tcPr>
+            <w:tcW w:w="7651" w:type="dxa"/>
+            <w:gridSpan w:val="2"/>
+            <w:tcBorders>
+              <w:right w:val="single" w:sz="24" w:space="0" w:color="auto"/>
+            </w:tcBorders>
+          </w:tcPr>
+          <w:p>
+            <w:pPr>
+              <w:rPr>
+                <w:lang w:val="en-US"/>
+              </w:rPr>
+            </w:pPr>
+          </w:p>
+        </w:tc>
+      </w:tr>
+      <w:tr>
+        <w:tc>
+          <w:tcPr>
+            <w:tcW w:w="2805" w:type="dxa"/>
+            <w:gridSpan w:val="2"/>
+            <w:tcBorders>
+              <w:left w:val="single" w:sz="24" w:space="0" w:color="auto"/>
+              <w:bottom w:val="single" w:sz="24" w:space="0" w:color="auto"/>
+            </w:tcBorders>
+          </w:tcPr>
+          <w:p>
+            <w:pPr>
+              <w:rPr>
+                <w:lang w:val="en-US"/>
+              </w:rPr>
+            </w:pPr>
+            <w:r>
+              <w:rPr>
+                <w:lang w:val="en-US"/>
+              </w:rPr>
+              <w:t xml:space="preserve">CSD </w:t>
+            </w:r>
+            <w:proofErr w:type="spellStart"/>
+            <w:r>
+              <w:rPr>
+                <w:lang w:val="en-US"/>
+              </w:rPr>
+              <w:t>Refcodes</w:t>
+            </w:r>
+            <w:proofErr w:type="spellEnd"/>
+          </w:p>
+        </w:tc>
+        <w:tc>
+          <w:tcPr>
+            <w:tcW w:w="7651" w:type="dxa"/>
+            <w:gridSpan w:val="2"/>
+            <w:tcBorders>
+              <w:bottom w:val="single" w:sz="24" w:space="0" w:color="auto"/>
+              <w:right w:val="single" w:sz="24" w:space="0" w:color="auto"/>
+            </w:tcBorders>
+          </w:tcPr>
+          <w:p>
+            <w:pPr>
+              <w:rPr>
+                <w:lang w:val="en-US"/>
+              </w:rPr>
+            </w:pPr>
+            <w:r>
+              <w:rPr>
+                <w:lang w:val="en-US"/>
+              </w:rPr>
+              <w:t>XAQNUZ</w:t>
+            </w:r>
+          </w:p>
+        </w:tc>
+      </w:tr>
+      <w:tr>
+        <w:tc>
+          <w:tcPr>
+            <w:tcW w:w="2805" w:type="dxa"/>
+            <w:gridSpan w:val="2"/>
+            <w:tcBorders>
+              <w:top w:val="single" w:sz="24" w:space="0" w:color="auto"/>
+              <w:bottom w:val="single" w:sz="24" w:space="0" w:color="EE0000"/>
+            </w:tcBorders>
+          </w:tcPr>
+          <w:p>
+            <w:pPr>
+              <w:rPr>
+                <w:lang w:val="en-US"/>
+              </w:rPr>
+            </w:pPr>
+          </w:p>
+        </w:tc>
+        <w:tc>
+          <w:tcPr>
+            <w:tcW w:w="7651" w:type="dxa"/>
+            <w:gridSpan w:val="2"/>
+            <w:tcBorders>
+              <w:top w:val="single" w:sz="24" w:space="0" w:color="auto"/>
+              <w:bottom w:val="single" w:sz="24" w:space="0" w:color="EE0000"/>
+            </w:tcBorders>
+          </w:tcPr>
+          <w:p>
+            <w:pPr>
+              <w:rPr>
+                <w:lang w:val="en-US"/>
+              </w:rPr>
+            </w:pPr>
+          </w:p>
+        </w:tc>
+      </w:tr>
+      <w:tr>
+        <w:tc>
+          <w:tcPr>
+            <w:tcW w:w="2805" w:type="dxa"/>
+            <w:gridSpan w:val="2"/>
+            <w:tcBorders>
+              <w:top w:val="single" w:sz="24" w:space="0" w:color="EE0000"/>
+              <w:left w:val="single" w:sz="24" w:space="0" w:color="EE0000"/>
+            </w:tcBorders>
+          </w:tcPr>
+          <w:p>
+            <w:pPr>
+              <w:rPr>
+                <w:lang w:val="en-US"/>
+              </w:rPr>
+            </w:pPr>
+            <w:r>
+              <w:rPr>
+                <w:lang w:val="en-US"/>
+              </w:rPr>
+              <w:t>Search Identifier</w:t>
+            </w:r>
+          </w:p>
+        </w:tc>
+        <w:tc>
+          <w:tcPr>
+            <w:tcW w:w="7651" w:type="dxa"/>
+            <w:gridSpan w:val="2"/>
+            <w:tcBorders>
+              <w:top w:val="single" w:sz="24" w:space="0" w:color="EE0000"/>
+              <w:right w:val="single" w:sz="24" w:space="0" w:color="EE0000"/>
+            </w:tcBorders>
+          </w:tcPr>
+          <w:p>
+            <w:pPr>
+              <w:rPr>
+                <w:lang w:val="en-US"/>
+              </w:rPr>
+            </w:pPr>
+            <w:r>
+              <w:rPr>
+                <w:lang w:val="en-US"/>
+              </w:rPr>
+              <w:t>A</w:t>
+            </w:r>
+          </w:p>
+        </w:tc>
+      </w:tr>
+      <w:tr>
+        <w:tc>
+          <w:tcPr>
+            <w:tcW w:w="2805" w:type="dxa"/>
+            <w:gridSpan w:val="2"/>
+            <w:tcBorders>
+              <w:left w:val="single" w:sz="24" w:space="0" w:color="EE0000"/>
+            </w:tcBorders>
+          </w:tcPr>
+          <w:p>
+            <w:pPr>
+              <w:rPr>
+                <w:lang w:val="en-US"/>
+              </w:rPr>
+            </w:pPr>
+            <w:r>
+              <w:rPr>
+                <w:lang w:val="en-US"/>
+              </w:rPr>
+              <w:t>Scientist</w:t>
+            </w:r>
+          </w:p>
+        </w:tc>
+        <w:tc>
+          <w:tcPr>
+            <w:tcW w:w="7651" w:type="dxa"/>
+            <w:gridSpan w:val="2"/>
+            <w:tcBorders>
+              <w:right w:val="single" w:sz="24" w:space="0" w:color="EE0000"/>
+            </w:tcBorders>
+          </w:tcPr>
+          <w:p>
+            <w:pPr>
+              <w:rPr>
+                <w:lang w:val="en-US"/>
+              </w:rPr>
+            </w:pPr>
+            <w:r>
+              <w:rPr>
+                <w:lang w:val="en-US"/>
+              </w:rPr>
+              <w:t>Panos Karamertzanis</w:t>
+            </w:r>
+          </w:p>
+        </w:tc>
+      </w:tr>
+      <w:tr>
+        <w:tc>
+          <w:tcPr>
+            <w:tcW w:w="2805" w:type="dxa"/>
+            <w:gridSpan w:val="2"/>
+            <w:tcBorders>
+              <w:left w:val="single" w:sz="24" w:space="0" w:color="EE0000"/>
+            </w:tcBorders>
+          </w:tcPr>
+          <w:p>
+            <w:pPr>
+              <w:rPr>
+                <w:lang w:val="en-US"/>
+              </w:rPr>
+            </w:pPr>
+            <w:r>
+              <w:rPr>
+                <w:lang w:val="en-US"/>
+              </w:rPr>
+              <w:t>Date</w:t>
+            </w:r>
+          </w:p>
+        </w:tc>
+        <w:tc>
+          <w:tcPr>
+            <w:tcW w:w="7651" w:type="dxa"/>
+            <w:gridSpan w:val="2"/>
+            <w:tcBorders>
+              <w:right w:val="single" w:sz="24" w:space="0" w:color="EE0000"/>
+            </w:tcBorders>
+          </w:tcPr>
+          <w:p>
+            <w:pPr>
+              <w:rPr>
+                <w:lang w:val="en-US"/>
+              </w:rPr>
+            </w:pPr>
+            <w:r>
+              <w:rPr>
+                <w:lang w:val="en-US"/>
+              </w:rPr>
+              <w:t>2008</w:t>
+            </w:r>
+          </w:p>
+        </w:tc>
+      </w:tr>
+      <w:tr>
+        <w:tc>
+          <w:tcPr>
+            <w:tcW w:w="2805" w:type="dxa"/>
+            <w:gridSpan w:val="2"/>
+            <w:tcBorders>
+              <w:left w:val="single" w:sz="24" w:space="0" w:color="EE0000"/>
+              <w:bottom w:val="single" w:sz="24" w:space="0" w:color="EE0000"/>
+            </w:tcBorders>
+          </w:tcPr>
+          <w:p>
+            <w:pPr>
+              <w:rPr>
+                <w:lang w:val="en-US"/>
+              </w:rPr>
+            </w:pPr>
+            <w:r>
+              <w:rPr>
+                <w:lang w:val="en-US"/>
+              </w:rPr>
+              <w:lastRenderedPageBreak/>
+              <w:t>Publication</w:t>
+            </w:r>
+          </w:p>
+        </w:tc>
+        <w:tc>
+          <w:tcPr>
+            <w:tcW w:w="7651" w:type="dxa"/>
+            <w:gridSpan w:val="2"/>
+            <w:tcBorders>
+              <w:bottom w:val="single" w:sz="24" w:space="0" w:color="EE0000"/>
+              <w:right w:val="single" w:sz="24" w:space="0" w:color="EE0000"/>
+            </w:tcBorders>
+          </w:tcPr>
+          <w:p>
+            <w:pPr>
+              <w:rPr>
+                <w:lang w:val="en-US"/>
+              </w:rPr>
+            </w:pPr>
+            <w:r>
+              <w:rPr>
+                <w:lang w:val="en-US"/>
+              </w:rPr>
+              <w:t>No publication planned (component of Blind Test XV)</w:t>
+            </w:r>
+          </w:p>
+        </w:tc>
+      </w:tr>
+      <w:tr>
+        <w:tc>
+          <w:tcPr>
+            <w:tcW w:w="2805" w:type="dxa"/>
+            <w:gridSpan w:val="2"/>
+            <w:tcBorders>
+              <w:top w:val="single" w:sz="24" w:space="0" w:color="EE0000"/>
+              <w:left w:val="single" w:sz="24" w:space="0" w:color="EE0000"/>
+            </w:tcBorders>
+          </w:tcPr>
+          <w:p>
+            <w:pPr>
+              <w:rPr>
+                <w:lang w:val="en-US"/>
+              </w:rPr>
+            </w:pPr>
+            <w:r>
+              <w:rPr>
+                <w:lang w:val="en-US"/>
+              </w:rPr>
+              <w:t>Energy model</w:t>
+            </w:r>
+          </w:p>
+        </w:tc>
+        <w:tc>
+          <w:tcPr>
+            <w:tcW w:w="7651" w:type="dxa"/>
+            <w:gridSpan w:val="2"/>
+            <w:tcBorders>
+              <w:top w:val="single" w:sz="24" w:space="0" w:color="EE0000"/>
+              <w:right w:val="single" w:sz="24" w:space="0" w:color="EE0000"/>
+            </w:tcBorders>
+          </w:tcPr>
+          <w:p>
+            <w:pPr>
+              <w:rPr>
+                <w:lang w:val="en-US"/>
+              </w:rPr>
+            </w:pPr>
+            <w:r>
+              <w:rPr>
+                <w:lang w:val="en-US"/>
+              </w:rPr>
+              <w:t>1</w:t>
+            </w:r>
+          </w:p>
+        </w:tc>
+      </w:tr>
+      <w:tr>
+        <w:tc>
+          <w:tcPr>
+            <w:tcW w:w="2805" w:type="dxa"/>
+            <w:gridSpan w:val="2"/>
+            <w:tcBorders>
+              <w:left w:val="single" w:sz="24" w:space="0" w:color="EE0000"/>
+            </w:tcBorders>
+          </w:tcPr>
+          <w:p>
+            <w:pPr>
+              <w:rPr>
+                <w:lang w:val="en-US"/>
+              </w:rPr>
+            </w:pPr>
+            <w:proofErr w:type="spellStart"/>
+            <w:r>
+              <w:rPr>
+                <w:lang w:val="en-US"/>
+              </w:rPr>
+              <w:t>Study_ID</w:t>
+            </w:r>
+            <w:proofErr w:type="spellEnd"/>
+          </w:p>
+        </w:tc>
+        <w:tc>
+          <w:tcPr>
+            <w:tcW w:w="7651" w:type="dxa"/>
+            <w:gridSpan w:val="2"/>
+            <w:tcBorders>
+              <w:right w:val="single" w:sz="24" w:space="0" w:color="EE0000"/>
+            </w:tcBorders>
+          </w:tcPr>
+          <w:p>
+            <w:pPr>
+              <w:rPr>
+                <w:lang w:val="en-US"/>
+              </w:rPr>
+            </w:pPr>
+            <w:r>
+              <w:rPr>
+                <w:lang w:val="en-US"/>
+              </w:rPr>
+              <w:t>0</w:t>
+            </w:r>
+          </w:p>
+        </w:tc>
+      </w:tr>
+      <w:tr>
+        <w:tc>
+          <w:tcPr>
+            <w:tcW w:w="2805" w:type="dxa"/>
+            <w:gridSpan w:val="2"/>
+            <w:tcBorders>
+              <w:left w:val="single" w:sz="24" w:space="0" w:color="EE0000"/>
+            </w:tcBorders>
+          </w:tcPr>
+          <w:p>
+            <w:pPr>
+              <w:rPr>
+                <w:lang w:val="en-US"/>
+              </w:rPr>
+            </w:pPr>
+            <w:r>
+              <w:rPr>
+                <w:lang w:val="en-US"/>
+              </w:rPr>
+              <w:t>Programs</w:t>
+            </w:r>
+          </w:p>
+        </w:tc>
+        <w:tc>
+          <w:tcPr>
+            <w:tcW w:w="7651" w:type="dxa"/>
+            <w:gridSpan w:val="2"/>
+            <w:tcBorders>
+              <w:right w:val="single" w:sz="24" w:space="0" w:color="EE0000"/>
+            </w:tcBorders>
+          </w:tcPr>
+          <w:p>
+            <w:pPr>
+              <w:rPr>
+                <w:lang w:val="en-US"/>
+              </w:rPr>
+            </w:pPr>
+            <w:r>
+              <w:rPr>
+                <w:lang w:val="en-US"/>
+              </w:rPr>
+              <w:t>Mercury, DMAREL (4.1.1)</w:t>
+            </w:r>
+          </w:p>
+        </w:tc>
+      </w:tr>
+      <w:tr>
+        <w:tc>
+          <w:tcPr>
+            <w:tcW w:w="2805" w:type="dxa"/>
+            <w:gridSpan w:val="2"/>
+            <w:tcBorders>
+              <w:left w:val="single" w:sz="24" w:space="0" w:color="EE0000"/>
+            </w:tcBorders>
+          </w:tcPr>
+          <w:p>
+            <w:pPr>
+              <w:rPr>
+                <w:lang w:val="en-US"/>
+              </w:rPr>
+            </w:pPr>
+            <w:r>
+              <w:rPr>
+                <w:lang w:val="en-US"/>
+              </w:rPr>
+              <w:t xml:space="preserve">Location </w:t>
+            </w:r>
+            <w:proofErr w:type="gramStart"/>
+            <w:r>
+              <w:rPr>
+                <w:lang w:val="en-US"/>
+              </w:rPr>
+              <w:t>on</w:t>
+            </w:r>
+            <w:proofErr w:type="gramEnd"/>
+            <w:r>
+              <w:rPr>
+                <w:lang w:val="en-US"/>
+              </w:rPr>
+              <w:t xml:space="preserve"> S Drive</w:t>
+            </w:r>
+          </w:p>
+        </w:tc>
+        <w:tc>
+          <w:tcPr>
+            <w:tcW w:w="7651" w:type="dxa"/>
+            <w:gridSpan w:val="2"/>
+            <w:tcBorders>
+              <w:right w:val="single" w:sz="24" w:space="0" w:color="EE0000"/>
+            </w:tcBorders>
+          </w:tcPr>
+          <w:p>
+            <w:pPr>
+              <w:rPr>
+                <w:lang w:val="en-US"/>
+              </w:rPr>
+            </w:pPr>
+            <w:r>
+              <w:rPr>
+                <w:lang w:val="en-US"/>
+              </w:rPr>
+              <w:t>\CHEMISTRY_CPOSS\0-EarlySearches\home\louise_price.eminerals\blindtestbase</w:t>
+            </w:r>
+          </w:p>
+        </w:tc>
+      </w:tr>
+      <w:tr>
+        <w:tc>
+          <w:tcPr>
+            <w:tcW w:w="2805" w:type="dxa"/>
+            <w:gridSpan w:val="2"/>
+            <w:tcBorders>
+              <w:left w:val="single" w:sz="24" w:space="0" w:color="EE0000"/>
+            </w:tcBorders>
+          </w:tcPr>
+          <w:p>
+            <w:pPr>
+              <w:rPr>
+                <w:lang w:val="en-US"/>
+              </w:rPr>
+            </w:pPr>
+            <w:r>
+              <w:rPr>
+                <w:lang w:val="en-US"/>
+              </w:rPr>
+              <w:t>Potential Description</w:t>
+            </w:r>
+          </w:p>
+        </w:tc>
+        <w:tc>
+          <w:tcPr>
+            <w:tcW w:w="7651" w:type="dxa"/>
+            <w:gridSpan w:val="2"/>
+            <w:tcBorders>
+              <w:right w:val="single" w:sz="24" w:space="0" w:color="EE0000"/>
+            </w:tcBorders>
+          </w:tcPr>
+          <w:p>
+            <w:pPr>
+              <w:rPr>
+                <w:lang w:val="en-US"/>
+              </w:rPr>
+            </w:pPr>
+            <w:r>
+              <w:rPr>
+                <w:lang w:val="en-US"/>
+              </w:rPr>
+              <w:t>DMA + FIT</w:t>
+            </w:r>
+          </w:p>
+        </w:tc>
+      </w:tr>
+      <w:tr>
+        <w:tc>
+          <w:tcPr>
+            <w:tcW w:w="2805" w:type="dxa"/>
+            <w:gridSpan w:val="2"/>
+            <w:tcBorders>
+              <w:left w:val="single" w:sz="24" w:space="0" w:color="EE0000"/>
+              <w:bottom w:val="single" w:sz="24" w:space="0" w:color="EE0000"/>
+            </w:tcBorders>
+          </w:tcPr>
+          <w:p>
+            <w:pPr>
+              <w:rPr>
+                <w:lang w:val="en-US"/>
+              </w:rPr>
+            </w:pPr>
+            <w:r>
+              <w:rPr>
+                <w:lang w:val="en-US"/>
+              </w:rPr>
+              <w:t>Intramolecular Description</w:t>
+            </w:r>
+          </w:p>
+        </w:tc>
+        <w:tc>
+          <w:tcPr>
+            <w:tcW w:w="7651" w:type="dxa"/>
+            <w:gridSpan w:val="2"/>
+            <w:tcBorders>
+              <w:bottom w:val="single" w:sz="24" w:space="0" w:color="EE0000"/>
+              <w:right w:val="single" w:sz="24" w:space="0" w:color="EE0000"/>
+            </w:tcBorders>
+          </w:tcPr>
+          <w:p>
+            <w:pPr>
+              <w:rPr>
+                <w:lang w:val="en-US"/>
+              </w:rPr>
+            </w:pPr>
+            <w:r>
+              <w:rPr>
+                <w:lang w:val="en-US"/>
+              </w:rPr>
+              <w:t>MP2/6-31G(</w:t>
+            </w:r>
+            <w:proofErr w:type="spellStart"/>
+            <w:proofErr w:type="gramStart"/>
+            <w:r>
+              <w:rPr>
+                <w:lang w:val="en-US"/>
+              </w:rPr>
+              <w:t>d,p</w:t>
+            </w:r>
+            <w:proofErr w:type="spellEnd"/>
+            <w:proofErr w:type="gramEnd"/>
+            <w:r>
+              <w:rPr>
+                <w:lang w:val="en-US"/>
+              </w:rPr>
+              <w:t>)</w:t>
+            </w:r>
+          </w:p>
+        </w:tc>
+      </w:tr>
+      <w:tr>
+        <w:tc>
+          <w:tcPr>
+            <w:tcW w:w="2805" w:type="dxa"/>
+            <w:gridSpan w:val="2"/>
+            <w:tcBorders>
+              <w:top w:val="single" w:sz="24" w:space="0" w:color="EE0000"/>
+              <w:bottom w:val="single" w:sz="24" w:space="0" w:color="auto"/>
+            </w:tcBorders>
+          </w:tcPr>
+          <w:p>
+            <w:pPr>
+              <w:rPr>
+                <w:lang w:val="en-US"/>
+              </w:rPr>
+            </w:pPr>
+          </w:p>
+        </w:tc>
+        <w:tc>
+          <w:tcPr>
+            <w:tcW w:w="7651" w:type="dxa"/>
+            <w:gridSpan w:val="2"/>
+            <w:tcBorders>
+              <w:top w:val="single" w:sz="24" w:space="0" w:color="EE0000"/>
+              <w:bottom w:val="single" w:sz="24" w:space="0" w:color="auto"/>
+            </w:tcBorders>
+          </w:tcPr>
+          <w:p>
+            <w:pPr>
+              <w:rPr>
+                <w:lang w:val="en-US"/>
+              </w:rPr>
+            </w:pPr>
+          </w:p>
+        </w:tc>
+      </w:tr>
+      <w:tr>
+        <w:tc>
+          <w:tcPr>
+            <w:tcW w:w="2805" w:type="dxa"/>
+            <w:gridSpan w:val="2"/>
+            <w:tcBorders>
+              <w:top w:val="single" w:sz="24" w:space="0" w:color="auto"/>
+              <w:left w:val="single" w:sz="24" w:space="0" w:color="auto"/>
+            </w:tcBorders>
+          </w:tcPr>
+          <w:p>
+            <w:pPr>
+              <w:rPr>
+                <w:lang w:val="es-ES"/>
+              </w:rPr>
+            </w:pPr>
+            <w:r>
+              <w:rPr>
+                <w:lang w:val="es-ES"/>
+              </w:rPr>
+              <w:t>REFCODE</w:t>
+            </w:r>
+          </w:p>
+        </w:tc>
+        <w:tc>
+          <w:tcPr>
+            <w:tcW w:w="7651" w:type="dxa"/>
+            <w:gridSpan w:val="2"/>
+            <w:tcBorders>
+              <w:top w:val="single" w:sz="24" w:space="0" w:color="auto"/>
+              <w:right w:val="single" w:sz="24" w:space="0" w:color="auto"/>
+            </w:tcBorders>
+          </w:tcPr>
+          <w:p>
+            <w:pPr>
+              <w:rPr>
+                <w:lang w:val="es-ES"/>
+              </w:rPr>
+            </w:pPr>
+            <w:r>
+              <w:rPr>
+                <w:lang w:val="es-ES"/>
+              </w:rPr>
+              <w:t>OTOLIC</w:t>
+            </w:r>
+          </w:p>
+        </w:tc>
+      </w:tr>
+      <w:tr>
+        <w:tc>
+          <w:tcPr>
+            <w:tcW w:w="2805" w:type="dxa"/>
+            <w:gridSpan w:val="2"/>
+            <w:tcBorders>
+              <w:left w:val="single" w:sz="24" w:space="0" w:color="auto"/>
+            </w:tcBorders>
+          </w:tcPr>
+          <w:p>
+            <w:pPr>
+              <w:rPr>
+                <w:lang w:val="es-ES"/>
+              </w:rPr>
+            </w:pPr>
+            <w:r>
+              <w:rPr>
+                <w:lang w:val="es-ES"/>
+              </w:rPr>
+              <w:t>Formula</w:t>
+            </w:r>
+          </w:p>
+        </w:tc>
+        <w:tc>
+          <w:tcPr>
+            <w:tcW w:w="7651" w:type="dxa"/>
+            <w:gridSpan w:val="2"/>
+            <w:tcBorders>
+              <w:right w:val="single" w:sz="24" w:space="0" w:color="auto"/>
+            </w:tcBorders>
+          </w:tcPr>
+          <w:p>
+            <w:pPr>
+              <w:rPr>
+                <w:lang w:val="es-ES"/>
+              </w:rPr>
+            </w:pPr>
+            <w:r>
+              <w:rPr>
+                <w:lang w:val="es-ES"/>
+              </w:rPr>
+              <w:t>C8 H8 O2</w:t>
+            </w:r>
+          </w:p>
+        </w:tc>
+      </w:tr>
+      <w:tr>
+        <w:tc>
+          <w:tcPr>
+            <w:tcW w:w="2805" w:type="dxa"/>
+            <w:gridSpan w:val="2"/>
+            <w:tcBorders>
+              <w:left w:val="single" w:sz="24" w:space="0" w:color="auto"/>
+            </w:tcBorders>
+          </w:tcPr>
+          <w:p>
+            <w:pPr>
+              <w:rPr>
+                <w:lang w:val="en-US"/>
+              </w:rPr>
+            </w:pPr>
+            <w:r>
+              <w:rPr>
+                <w:lang w:val="en-US"/>
+              </w:rPr>
+              <w:t>Common Name</w:t>
+            </w:r>
+          </w:p>
+        </w:tc>
+        <w:tc>
+          <w:tcPr>
+            <w:tcW w:w="7651" w:type="dxa"/>
+            <w:gridSpan w:val="2"/>
+            <w:tcBorders>
+              <w:right w:val="single" w:sz="24" w:space="0" w:color="auto"/>
+            </w:tcBorders>
+          </w:tcPr>
+          <w:p>
+            <w:pPr>
+              <w:rPr>
+                <w:lang w:val="en-US"/>
+              </w:rPr>
+            </w:pPr>
+            <w:proofErr w:type="spellStart"/>
+            <w:r>
+              <w:rPr>
+                <w:lang w:val="en-US"/>
+              </w:rPr>
+              <w:t>otolic</w:t>
+            </w:r>
+            <w:proofErr w:type="spellEnd"/>
+            <w:r>
+              <w:rPr>
+                <w:lang w:val="en-US"/>
+              </w:rPr>
+              <w:t xml:space="preserve"> acid</w:t>
+            </w:r>
+          </w:p>
+        </w:tc>
+      </w:tr>
+      <w:tr>
+        <w:tc>
+          <w:tcPr>
+            <w:tcW w:w="2805" w:type="dxa"/>
+            <w:gridSpan w:val="2"/>
+            <w:tcBorders>
+              <w:left w:val="single" w:sz="24" w:space="0" w:color="auto"/>
+            </w:tcBorders>
+          </w:tcPr>
+          <w:p>
+            <w:pPr>
+              <w:rPr>
+                <w:lang w:val="en-US"/>
+              </w:rPr>
+            </w:pPr>
+            <w:r>
+              <w:rPr>
+                <w:lang w:val="en-US"/>
+              </w:rPr>
+              <w:t>IUPAC Systematic Name</w:t>
+            </w:r>
+          </w:p>
+        </w:tc>
+        <w:tc>
+          <w:tcPr>
+            <w:tcW w:w="7651" w:type="dxa"/>
+            <w:gridSpan w:val="2"/>
+            <w:tcBorders>
+              <w:right w:val="single" w:sz="24" w:space="0" w:color="auto"/>
+            </w:tcBorders>
+          </w:tcPr>
+          <w:p>
+            <w:pPr>
+              <w:rPr>
+                <w:lang w:val="en-US"/>
+              </w:rPr>
+            </w:pPr>
+            <w:r>
+              <w:rPr>
+                <w:lang w:val="en-US"/>
+              </w:rPr>
+              <w:t>2-methyl benzoic acid</w:t>
+            </w:r>
+          </w:p>
+        </w:tc>
+      </w:tr>
+      <w:tr>
+        <w:tc>
+          <w:tcPr>
+            <w:tcW w:w="2805" w:type="dxa"/>
+            <w:gridSpan w:val="2"/>
+            <w:tcBorders>
+              <w:left w:val="single" w:sz="24" w:space="0" w:color="auto"/>
+            </w:tcBorders>
+          </w:tcPr>
+          <w:p>
+            <w:pPr>
+              <w:rPr>
+                <w:lang w:val="en-US"/>
+              </w:rPr>
+            </w:pPr>
+            <w:r>
+              <w:rPr>
+                <w:lang w:val="en-US"/>
+              </w:rPr>
+              <w:t>Other Names</w:t>
+            </w:r>
+          </w:p>
+        </w:tc>
+        <w:tc>
+          <w:tcPr>
+            <w:tcW w:w="7651" w:type="dxa"/>
+            <w:gridSpan w:val="2"/>
+            <w:tcBorders>
+              <w:right w:val="single" w:sz="24" w:space="0" w:color="auto"/>
+            </w:tcBorders>
+          </w:tcPr>
+          <w:p>
+            <w:pPr>
+              <w:rPr>
+                <w:lang w:val="es-ES"/>
+              </w:rPr>
+            </w:pPr>
+            <w:r>
+              <w:rPr>
+                <w:lang w:val="es-ES"/>
+              </w:rPr>
+              <w:t xml:space="preserve">o-Methyl </w:t>
+            </w:r>
+            <w:proofErr w:type="spellStart"/>
+            <w:r>
+              <w:rPr>
+                <w:lang w:val="es-ES"/>
+              </w:rPr>
+              <w:t>benzoic</w:t>
+            </w:r>
+            <w:proofErr w:type="spellEnd"/>
+            <w:r>
+              <w:rPr>
+                <w:lang w:val="es-ES"/>
+              </w:rPr>
+              <w:t xml:space="preserve"> </w:t>
+            </w:r>
+            <w:proofErr w:type="spellStart"/>
+            <w:r>
+              <w:rPr>
+                <w:lang w:val="es-ES"/>
+              </w:rPr>
+              <w:t>acid</w:t>
+            </w:r>
+            <w:proofErr w:type="spellEnd"/>
+            <w:r>
+              <w:rPr>
+                <w:lang w:val="es-ES"/>
+              </w:rPr>
+              <w:t>; o-</w:t>
+            </w:r>
+            <w:proofErr w:type="spellStart"/>
+            <w:r>
+              <w:rPr>
+                <w:lang w:val="es-ES"/>
+              </w:rPr>
+              <w:t>Toluic</w:t>
+            </w:r>
+            <w:proofErr w:type="spellEnd"/>
+            <w:r>
+              <w:rPr>
+                <w:lang w:val="es-ES"/>
+              </w:rPr>
+              <w:t xml:space="preserve"> </w:t>
+            </w:r>
+            <w:proofErr w:type="spellStart"/>
+            <w:r>
+              <w:rPr>
+                <w:lang w:val="es-ES"/>
+              </w:rPr>
+              <w:t>acid</w:t>
+            </w:r>
+            <w:proofErr w:type="spellEnd"/>
+            <w:r>
+              <w:rPr>
+                <w:lang w:val="es-ES"/>
+              </w:rPr>
+              <w:t xml:space="preserve">; 2-Toluic </w:t>
+            </w:r>
+            <w:proofErr w:type="spellStart"/>
+            <w:r>
+              <w:rPr>
+                <w:lang w:val="es-ES"/>
+              </w:rPr>
+              <w:t>acid</w:t>
+            </w:r>
+            <w:proofErr w:type="spellEnd"/>
+          </w:p>
+        </w:tc>
+      </w:tr>
+      <w:tr>
+        <w:tc>
+          <w:tcPr>
+            <w:tcW w:w="2805" w:type="dxa"/>
+            <w:gridSpan w:val="2"/>
+            <w:tcBorders>
+              <w:left w:val="single" w:sz="24" w:space="0" w:color="auto"/>
+              <w:bottom w:val="single" w:sz="24" w:space="0" w:color="auto"/>
+            </w:tcBorders>
+          </w:tcPr>
+          <w:p>
+            <w:pPr>
+              <w:rPr>
+                <w:lang w:val="en-US"/>
+              </w:rPr>
+            </w:pPr>
+            <w:r>
+              <w:rPr>
+                <w:lang w:val="en-US"/>
+              </w:rPr>
+              <w:t xml:space="preserve">CSD </w:t>
+            </w:r>
+            <w:proofErr w:type="spellStart"/>
+            <w:r>
+              <w:rPr>
+                <w:lang w:val="en-US"/>
+              </w:rPr>
+              <w:t>Refcodes</w:t>
+            </w:r>
+            <w:proofErr w:type="spellEnd"/>
+          </w:p>
+        </w:tc>
+        <w:tc>
+          <w:tcPr>
+            <w:tcW w:w="7651" w:type="dxa"/>
+            <w:gridSpan w:val="2"/>
+            <w:tcBorders>
+              <w:bottom w:val="single" w:sz="24" w:space="0" w:color="auto"/>
+              <w:right w:val="single" w:sz="24" w:space="0" w:color="auto"/>
+            </w:tcBorders>
+          </w:tcPr>
+          <w:p>
+            <w:pPr>
+              <w:rPr>
+                <w:lang w:val="en-US"/>
+              </w:rPr>
+            </w:pPr>
+            <w:r>
+              <w:rPr>
+                <w:lang w:val="en-US"/>
+              </w:rPr>
+              <w:t>OTOLIC</w:t>
+            </w:r>
+            <w:r>
+              <w:rPr>
+                <w:lang w:val="en-US"/>
+              </w:rPr>
+              <w:t>02</w:t>
+            </w:r>
+          </w:p>
+        </w:tc>
+      </w:tr>
+      <w:tr>
+        <w:tc>
+          <w:tcPr>
+            <w:tcW w:w="2805" w:type="dxa"/>
+            <w:gridSpan w:val="2"/>
+            <w:tcBorders>
+              <w:top w:val="single" w:sz="24" w:space="0" w:color="auto"/>
+              <w:bottom w:val="single" w:sz="24" w:space="0" w:color="EE0000"/>
+            </w:tcBorders>
+          </w:tcPr>
+          <w:p>
+            <w:pPr>
+              <w:rPr>
+                <w:lang w:val="en-US"/>
+              </w:rPr>
+            </w:pPr>
+          </w:p>
+        </w:tc>
+        <w:tc>
+          <w:tcPr>
+            <w:tcW w:w="7651" w:type="dxa"/>
+            <w:gridSpan w:val="2"/>
+            <w:tcBorders>
+              <w:top w:val="single" w:sz="24" w:space="0" w:color="auto"/>
+              <w:bottom w:val="single" w:sz="24" w:space="0" w:color="EE0000"/>
+            </w:tcBorders>
+          </w:tcPr>
+          <w:p>
+            <w:pPr>
+              <w:rPr>
+                <w:lang w:val="en-US"/>
+              </w:rPr>
+            </w:pPr>
+          </w:p>
+        </w:tc>
+      </w:tr>
+      <w:tr>
+        <w:tc>
+          <w:tcPr>
+            <w:tcW w:w="2805" w:type="dxa"/>
+            <w:gridSpan w:val="2"/>
+            <w:tcBorders>
+              <w:top w:val="single" w:sz="24" w:space="0" w:color="EE0000"/>
+              <w:left w:val="single" w:sz="24" w:space="0" w:color="EE0000"/>
+            </w:tcBorders>
+          </w:tcPr>
+          <w:p>
+            <w:pPr>
+              <w:rPr>
+                <w:lang w:val="en-US"/>
+              </w:rPr>
+            </w:pPr>
+            <w:r>
+              <w:rPr>
+                <w:lang w:val="en-US"/>
+              </w:rPr>
+              <w:t>Search Identifier</w:t>
+            </w:r>
+          </w:p>
+        </w:tc>
+        <w:tc>
+          <w:tcPr>
+            <w:tcW w:w="7651" w:type="dxa"/>
+            <w:gridSpan w:val="2"/>
+            <w:tcBorders>
+              <w:top w:val="single" w:sz="24" w:space="0" w:color="EE0000"/>
+              <w:right w:val="single" w:sz="24" w:space="0" w:color="EE0000"/>
+            </w:tcBorders>
+          </w:tcPr>
+          <w:p>
+            <w:pPr>
+              <w:rPr>
+                <w:lang w:val="en-US"/>
+              </w:rPr>
+            </w:pPr>
+            <w:r>
+              <w:rPr>
+                <w:lang w:val="en-US"/>
+              </w:rPr>
+              <w:t>A</w:t>
+            </w:r>
+          </w:p>
+        </w:tc>
+      </w:tr>
+      <w:tr>
+        <w:tc>
+          <w:tcPr>
+            <w:tcW w:w="2805" w:type="dxa"/>
+            <w:gridSpan w:val="2"/>
+            <w:tcBorders>
+              <w:left w:val="single" w:sz="24" w:space="0" w:color="EE0000"/>
+            </w:tcBorders>
+          </w:tcPr>
+          <w:p>
+            <w:pPr>
+              <w:rPr>
+                <w:lang w:val="en-US"/>
+              </w:rPr>
+            </w:pPr>
+            <w:r>
+              <w:rPr>
+                <w:lang w:val="en-US"/>
+              </w:rPr>
+              <w:t>Scientist</w:t>
+            </w:r>
+          </w:p>
+        </w:tc>
+        <w:tc>
+          <w:tcPr>
+            <w:tcW w:w="7651" w:type="dxa"/>
+            <w:gridSpan w:val="2"/>
+            <w:tcBorders>
+              <w:right w:val="single" w:sz="24" w:space="0" w:color="EE0000"/>
+            </w:tcBorders>
+          </w:tcPr>
+          <w:p>
+            <w:pPr>
+              <w:rPr>
+                <w:lang w:val="en-US"/>
+              </w:rPr>
+            </w:pPr>
+            <w:r>
+              <w:rPr>
+                <w:lang w:val="en-US"/>
+              </w:rPr>
+              <w:t>Panos Karamertzanis</w:t>
+            </w:r>
+          </w:p>
+        </w:tc>
+      </w:tr>
+      <w:tr>
+        <w:tc>
+          <w:tcPr>
+            <w:tcW w:w="2805" w:type="dxa"/>
+            <w:gridSpan w:val="2"/>
+            <w:tcBorders>
+              <w:left w:val="single" w:sz="24" w:space="0" w:color="EE0000"/>
+            </w:tcBorders>
+          </w:tcPr>
+          <w:p>
+            <w:pPr>
+              <w:rPr>
+                <w:lang w:val="en-US"/>
+              </w:rPr>
+            </w:pPr>
+            <w:r>
+              <w:rPr>
+                <w:lang w:val="en-US"/>
+              </w:rPr>
+              <w:t>Date</w:t>
+            </w:r>
+          </w:p>
+        </w:tc>
+        <w:tc>
+          <w:tcPr>
+            <w:tcW w:w="7651" w:type="dxa"/>
+            <w:gridSpan w:val="2"/>
+            <w:tcBorders>
+              <w:right w:val="single" w:sz="24" w:space="0" w:color="EE0000"/>
+            </w:tcBorders>
+          </w:tcPr>
+          <w:p>
+            <w:pPr>
+              <w:rPr>
+                <w:lang w:val="en-US"/>
+              </w:rPr>
+            </w:pPr>
+            <w:r>
+              <w:rPr>
+                <w:lang w:val="en-US"/>
+              </w:rPr>
+              <w:t>2008</w:t>
+            </w:r>
+          </w:p>
+        </w:tc>
+      </w:tr>
+      <w:tr>
+        <w:tc>
+          <w:tcPr>
+            <w:tcW w:w="2805" w:type="dxa"/>
+            <w:gridSpan w:val="2"/>
+            <w:tcBorders>
+              <w:left w:val="single" w:sz="24" w:space="0" w:color="EE0000"/>
+              <w:bottom w:val="single" w:sz="24" w:space="0" w:color="EE0000"/>
+            </w:tcBorders>
+          </w:tcPr>
+          <w:p>
+            <w:pPr>
+              <w:rPr>
+                <w:lang w:val="en-US"/>
+              </w:rPr>
+            </w:pPr>
+            <w:r>
+              <w:rPr>
+                <w:lang w:val="en-US"/>
+              </w:rPr>
+              <w:t>Publication</w:t>
+            </w:r>
+          </w:p>
+        </w:tc>
+        <w:tc>
+          <w:tcPr>
+            <w:tcW w:w="7651" w:type="dxa"/>
+            <w:gridSpan w:val="2"/>
+            <w:tcBorders>
+              <w:bottom w:val="single" w:sz="24" w:space="0" w:color="EE0000"/>
+              <w:right w:val="single" w:sz="24" w:space="0" w:color="EE0000"/>
+            </w:tcBorders>
+          </w:tcPr>
+          <w:p>
+            <w:pPr>
+              <w:rPr>
+                <w:lang w:val="en-US"/>
+              </w:rPr>
+            </w:pPr>
+            <w:r>
+              <w:rPr>
+                <w:lang w:val="en-US"/>
+              </w:rPr>
+              <w:t>No publication planned (component of Blind Test XV)</w:t>
+            </w:r>
+          </w:p>
+        </w:tc>
+      </w:tr>
+      <w:tr>
+        <w:tc>
+          <w:tcPr>
+            <w:tcW w:w="2805" w:type="dxa"/>
+            <w:gridSpan w:val="2"/>
+            <w:tcBorders>
+              <w:top w:val="single" w:sz="24" w:space="0" w:color="EE0000"/>
+              <w:left w:val="single" w:sz="24" w:space="0" w:color="EE0000"/>
+            </w:tcBorders>
+          </w:tcPr>
+          <w:p>
+            <w:pPr>
+              <w:rPr>
+                <w:lang w:val="en-US"/>
+              </w:rPr>
+            </w:pPr>
+            <w:r>
+              <w:rPr>
+                <w:lang w:val="en-US"/>
+              </w:rPr>
+              <w:t>Energy model</w:t>
+            </w:r>
+          </w:p>
+        </w:tc>
+        <w:tc>
+          <w:tcPr>
+            <w:tcW w:w="7651" w:type="dxa"/>
+            <w:gridSpan w:val="2"/>
+            <w:tcBorders>
+              <w:top w:val="single" w:sz="24" w:space="0" w:color="EE0000"/>
+              <w:right w:val="single" w:sz="24" w:space="0" w:color="EE0000"/>
+            </w:tcBorders>
+          </w:tcPr>
+          <w:p>
+            <w:pPr>
+              <w:rPr>
+                <w:lang w:val="en-US"/>
+              </w:rPr>
+            </w:pPr>
+            <w:r>
+              <w:rPr>
+                <w:lang w:val="en-US"/>
+              </w:rPr>
+              <w:t>1</w:t>
+            </w:r>
+          </w:p>
+        </w:tc>
+      </w:tr>
+      <w:tr>
+        <w:tc>
+          <w:tcPr>
+            <w:tcW w:w="2805" w:type="dxa"/>
+            <w:gridSpan w:val="2"/>
+            <w:tcBorders>
+              <w:left w:val="single" w:sz="24" w:space="0" w:color="EE0000"/>
+            </w:tcBorders>
+          </w:tcPr>
+          <w:p>
+            <w:pPr>
+              <w:rPr>
+                <w:lang w:val="en-US"/>
+              </w:rPr>
+            </w:pPr>
+            <w:proofErr w:type="spellStart"/>
+            <w:r>
+              <w:rPr>
+                <w:lang w:val="en-US"/>
+              </w:rPr>
+              <w:t>Study_ID</w:t>
+            </w:r>
+            <w:proofErr w:type="spellEnd"/>
+          </w:p>
+        </w:tc>
+        <w:tc>
+          <w:tcPr>
+            <w:tcW w:w="7651" w:type="dxa"/>
+            <w:gridSpan w:val="2"/>
+            <w:tcBorders>
+              <w:right w:val="single" w:sz="24" w:space="0" w:color="EE0000"/>
+            </w:tcBorders>
+          </w:tcPr>
+          <w:p>
+            <w:pPr>
+              <w:rPr>
+                <w:lang w:val="en-US"/>
+              </w:rPr>
+            </w:pPr>
+            <w:r>
+              <w:rPr>
+                <w:lang w:val="en-US"/>
+              </w:rPr>
+              <w:t>0</w:t>
+            </w:r>
+          </w:p>
+        </w:tc>
+      </w:tr>
+      <w:tr>
+        <w:tc>
+          <w:tcPr>
+            <w:tcW w:w="2805" w:type="dxa"/>
+            <w:gridSpan w:val="2"/>
+            <w:tcBorders>
+              <w:left w:val="single" w:sz="24" w:space="0" w:color="EE0000"/>
+            </w:tcBorders>
+          </w:tcPr>
+          <w:p>
+            <w:pPr>
+              <w:rPr>
+                <w:lang w:val="en-US"/>
+              </w:rPr>
+            </w:pPr>
+            <w:r>
+              <w:rPr>
+                <w:lang w:val="en-US"/>
+              </w:rPr>
+              <w:t>Programs</w:t>
+            </w:r>
+          </w:p>
+        </w:tc>
+        <w:tc>
+          <w:tcPr>
+            <w:tcW w:w="7651" w:type="dxa"/>
+            <w:gridSpan w:val="2"/>
+            <w:tcBorders>
+              <w:right w:val="single" w:sz="24" w:space="0" w:color="EE0000"/>
+            </w:tcBorders>
+          </w:tcPr>
+          <w:p>
+            <w:pPr>
+              <w:rPr>
+                <w:lang w:val="en-US"/>
+              </w:rPr>
+            </w:pPr>
+            <w:r>
+              <w:rPr>
+                <w:lang w:val="en-US"/>
+              </w:rPr>
+              <w:t>MOLPAK, DMAREL (4.1.1)</w:t>
+            </w:r>
+          </w:p>
+        </w:tc>
+      </w:tr>
+      <w:tr>
+        <w:tc>
+          <w:tcPr>
+            <w:tcW w:w="2805" w:type="dxa"/>
+            <w:gridSpan w:val="2"/>
+            <w:tcBorders>
+              <w:left w:val="single" w:sz="24" w:space="0" w:color="EE0000"/>
+            </w:tcBorders>
+          </w:tcPr>
+          <w:p>
+            <w:pPr>
+              <w:rPr>
+                <w:lang w:val="en-US"/>
+              </w:rPr>
+            </w:pPr>
+            <w:r>
+              <w:rPr>
+                <w:lang w:val="en-US"/>
+              </w:rPr>
+              <w:t xml:space="preserve">Location </w:t>
+            </w:r>
+            <w:proofErr w:type="gramStart"/>
+            <w:r>
+              <w:rPr>
+                <w:lang w:val="en-US"/>
+              </w:rPr>
+              <w:t>on</w:t>
+            </w:r>
+            <w:proofErr w:type="gramEnd"/>
+            <w:r>
+              <w:rPr>
+                <w:lang w:val="en-US"/>
+              </w:rPr>
+              <w:t xml:space="preserve"> S Drive</w:t>
+            </w:r>
+          </w:p>
+        </w:tc>
+        <w:tc>
+          <w:tcPr>
+            <w:tcW w:w="7651" w:type="dxa"/>
+            <w:gridSpan w:val="2"/>
+            <w:tcBorders>
+              <w:right w:val="single" w:sz="24" w:space="0" w:color="EE0000"/>
+            </w:tcBorders>
+          </w:tcPr>
+          <w:p>
+            <w:pPr>
+              <w:rPr>
+                <w:lang w:val="en-US"/>
+              </w:rPr>
+            </w:pPr>
+            <w:r>
+              <w:rPr>
+                <w:lang w:val="en-US"/>
+              </w:rPr>
+              <w:t>\CHEMISTRY_CPOSS\0-EarlySearches\home\louise_price.eminerals\otolic_acid</w:t>
+            </w:r>
+          </w:p>
+        </w:tc>
+      </w:tr>
+      <w:tr>
+        <w:tc>
+          <w:tcPr>
+            <w:tcW w:w="2805" w:type="dxa"/>
+            <w:gridSpan w:val="2"/>
+            <w:tcBorders>
+              <w:left w:val="single" w:sz="24" w:space="0" w:color="EE0000"/>
+            </w:tcBorders>
+          </w:tcPr>
+          <w:p>
+            <w:pPr>
+              <w:rPr>
+                <w:lang w:val="en-US"/>
+              </w:rPr>
+            </w:pPr>
+            <w:r>
+              <w:rPr>
+                <w:lang w:val="en-US"/>
+              </w:rPr>
+              <w:t>Potential Description</w:t>
+            </w:r>
+          </w:p>
+        </w:tc>
+        <w:tc>
+          <w:tcPr>
+            <w:tcW w:w="7651" w:type="dxa"/>
+            <w:gridSpan w:val="2"/>
+            <w:tcBorders>
+              <w:right w:val="single" w:sz="24" w:space="0" w:color="EE0000"/>
+            </w:tcBorders>
+          </w:tcPr>
+          <w:p>
+            <w:pPr>
+              <w:rPr>
+                <w:lang w:val="en-US"/>
+              </w:rPr>
+            </w:pPr>
+            <w:r>
+              <w:rPr>
+                <w:lang w:val="en-US"/>
+              </w:rPr>
+              <w:t>MP2 6-31G(</w:t>
+            </w:r>
+            <w:proofErr w:type="spellStart"/>
+            <w:proofErr w:type="gramStart"/>
+            <w:r>
+              <w:rPr>
+                <w:lang w:val="en-US"/>
+              </w:rPr>
+              <w:t>d,p</w:t>
+            </w:r>
+            <w:proofErr w:type="spellEnd"/>
+            <w:proofErr w:type="gramEnd"/>
+            <w:r>
+              <w:rPr>
+                <w:lang w:val="en-US"/>
+              </w:rPr>
+              <w:t xml:space="preserve">) </w:t>
+            </w:r>
+            <w:proofErr w:type="gramStart"/>
+            <w:r>
+              <w:rPr>
+                <w:lang w:val="en-US"/>
+              </w:rPr>
+              <w:t>DMA(</w:t>
+            </w:r>
+            <w:proofErr w:type="gramEnd"/>
+            <w:r>
+              <w:rPr>
+                <w:lang w:val="en-US"/>
+              </w:rPr>
+              <w:t>1.</w:t>
+            </w:r>
+            <w:proofErr w:type="gramStart"/>
+            <w:r>
+              <w:rPr>
+                <w:lang w:val="en-US"/>
+              </w:rPr>
+              <w:t>1)+</w:t>
+            </w:r>
+            <w:proofErr w:type="gramEnd"/>
+            <w:r>
+              <w:rPr>
+                <w:lang w:val="en-US"/>
+              </w:rPr>
+              <w:t xml:space="preserve"> </w:t>
+            </w:r>
+            <w:proofErr w:type="spellStart"/>
+            <w:proofErr w:type="gramStart"/>
+            <w:r>
+              <w:rPr>
+                <w:lang w:val="en-US"/>
+              </w:rPr>
+              <w:t>fit.pots</w:t>
+            </w:r>
+            <w:proofErr w:type="spellEnd"/>
+            <w:proofErr w:type="gramEnd"/>
+          </w:p>
+        </w:tc>
+      </w:tr>
+      <w:tr>
+        <w:tc>
+          <w:tcPr>
+            <w:tcW w:w="2805" w:type="dxa"/>
+            <w:gridSpan w:val="2"/>
+            <w:tcBorders>
+              <w:left w:val="single" w:sz="24" w:space="0" w:color="EE0000"/>
+              <w:bottom w:val="single" w:sz="24" w:space="0" w:color="EE0000"/>
+            </w:tcBorders>
+          </w:tcPr>
+          <w:p>
+            <w:pPr>
+              <w:rPr>
+                <w:lang w:val="es-ES"/>
+              </w:rPr>
+            </w:pPr>
+            <w:r>
+              <w:rPr>
+                <w:lang w:val="es-ES"/>
+              </w:rPr>
+              <w:t xml:space="preserve">Intramolecular </w:t>
+            </w:r>
+            <w:proofErr w:type="spellStart"/>
+            <w:r>
+              <w:rPr>
+                <w:lang w:val="es-ES"/>
+              </w:rPr>
+              <w:t>Description</w:t>
+            </w:r>
+            <w:proofErr w:type="spellEnd"/>
+          </w:p>
+        </w:tc>
+        <w:tc>
+          <w:tcPr>
+            <w:tcW w:w="7651" w:type="dxa"/>
+            <w:gridSpan w:val="2"/>
+            <w:tcBorders>
+              <w:bottom w:val="single" w:sz="24" w:space="0" w:color="EE0000"/>
+              <w:right w:val="single" w:sz="24" w:space="0" w:color="EE0000"/>
+            </w:tcBorders>
+          </w:tcPr>
+          <w:p>
+            <w:pPr>
+              <w:rPr>
+                <w:lang w:val="es-ES"/>
+              </w:rPr>
+            </w:pPr>
+            <w:r>
+              <w:rPr>
+                <w:lang w:val="es-ES"/>
+              </w:rPr>
+              <w:t>MP2 6-31G(</w:t>
+            </w:r>
+            <w:proofErr w:type="spellStart"/>
+            <w:proofErr w:type="gramStart"/>
+            <w:r>
+              <w:rPr>
+                <w:lang w:val="es-ES"/>
+              </w:rPr>
+              <w:t>d,p</w:t>
+            </w:r>
+            <w:proofErr w:type="spellEnd"/>
+            <w:proofErr w:type="gramEnd"/>
+            <w:r>
+              <w:rPr>
+                <w:lang w:val="es-ES"/>
+              </w:rPr>
+              <w:t>)</w:t>
+            </w:r>
+          </w:p>
+        </w:tc>
+      </w:tr>
+      <w:tr>
+        <w:tc>
+          <w:tcPr>
+            <w:tcW w:w="2805" w:type="dxa"/>
+            <w:gridSpan w:val="2"/>
+            <w:tcBorders>
+              <w:top w:val="single" w:sz="24" w:space="0" w:color="EE0000"/>
+              <w:bottom w:val="single" w:sz="24" w:space="0" w:color="00B0F0"/>
+            </w:tcBorders>
+          </w:tcPr>
+          <w:p>
+            <w:pPr>
+              <w:rPr>
+                <w:lang w:val="es-ES"/>
+              </w:rPr>
+            </w:pPr>
+          </w:p>
+        </w:tc>
+        <w:tc>
+          <w:tcPr>
+            <w:tcW w:w="7651" w:type="dxa"/>
+            <w:gridSpan w:val="2"/>
+            <w:tcBorders>
+              <w:top w:val="single" w:sz="24" w:space="0" w:color="EE0000"/>
+              <w:bottom w:val="single" w:sz="24" w:space="0" w:color="00B0F0"/>
+            </w:tcBorders>
+          </w:tcPr>
+          <w:p>
+            <w:pPr>
+              <w:rPr>
+                <w:lang w:val="es-ES"/>
+              </w:rPr>
+            </w:pPr>
+          </w:p>
+        </w:tc>
+      </w:tr>
+      <w:tr>
+        <w:tc>
+          <w:tcPr>
+            <w:tcW w:w="2805" w:type="dxa"/>
+            <w:gridSpan w:val="2"/>
+            <w:tcBorders>
+              <w:top w:val="single" w:sz="24" w:space="0" w:color="00B0F0"/>
+              <w:left w:val="single" w:sz="24" w:space="0" w:color="00B0F0"/>
+            </w:tcBorders>
+          </w:tcPr>
+          <w:p>
+            <w:pPr>
+              <w:rPr>
+                <w:lang w:val="en-US"/>
+              </w:rPr>
+            </w:pPr>
+            <w:r>
+              <w:rPr>
+                <w:lang w:val="en-US"/>
+              </w:rPr>
+              <w:t>Search Identifier</w:t>
+            </w:r>
+          </w:p>
+        </w:tc>
+        <w:tc>
+          <w:tcPr>
+            <w:tcW w:w="7651" w:type="dxa"/>
+            <w:gridSpan w:val="2"/>
+            <w:tcBorders>
+              <w:top w:val="single" w:sz="24" w:space="0" w:color="00B0F0"/>
+              <w:right w:val="single" w:sz="24" w:space="0" w:color="00B0F0"/>
+            </w:tcBorders>
+          </w:tcPr>
+          <w:p>
+            <w:pPr>
+              <w:rPr>
+                <w:lang w:val="en-US"/>
+              </w:rPr>
+            </w:pPr>
+            <w:r>
+              <w:rPr>
+                <w:lang w:val="en-US"/>
+              </w:rPr>
+              <w:t>B</w:t>
+            </w:r>
+          </w:p>
+        </w:tc>
+      </w:tr>
+      <w:tr>
+        <w:tc>
+          <w:tcPr>
+            <w:tcW w:w="2805" w:type="dxa"/>
+            <w:gridSpan w:val="2"/>
+            <w:tcBorders>
+              <w:left w:val="single" w:sz="24" w:space="0" w:color="00B0F0"/>
+            </w:tcBorders>
+          </w:tcPr>
+          <w:p>
+            <w:pPr>
+              <w:rPr>
+                <w:lang w:val="en-US"/>
+              </w:rPr>
+            </w:pPr>
+            <w:r>
+              <w:rPr>
+                <w:lang w:val="en-US"/>
+              </w:rPr>
+              <w:t>Scientist</w:t>
+            </w:r>
+          </w:p>
+        </w:tc>
+        <w:tc>
+          <w:tcPr>
+            <w:tcW w:w="7651" w:type="dxa"/>
+            <w:gridSpan w:val="2"/>
+            <w:tcBorders>
+              <w:right w:val="single" w:sz="24" w:space="0" w:color="00B0F0"/>
+            </w:tcBorders>
+          </w:tcPr>
+          <w:p>
+            <w:pPr>
+              <w:rPr>
+                <w:lang w:val="en-US"/>
+              </w:rPr>
+            </w:pPr>
+            <w:r>
+              <w:rPr>
+                <w:lang w:val="en-US"/>
+              </w:rPr>
+              <w:t>Panos Karamertzanis</w:t>
+            </w:r>
+          </w:p>
+        </w:tc>
+      </w:tr>
+      <w:tr>
+        <w:tc>
+          <w:tcPr>
+            <w:tcW w:w="2805" w:type="dxa"/>
+            <w:gridSpan w:val="2"/>
+            <w:tcBorders>
+              <w:left w:val="single" w:sz="24" w:space="0" w:color="00B0F0"/>
+            </w:tcBorders>
+          </w:tcPr>
+          <w:p>
+            <w:pPr>
+              <w:rPr>
+                <w:lang w:val="en-US"/>
+              </w:rPr>
+            </w:pPr>
+            <w:r>
+              <w:rPr>
+                <w:lang w:val="en-US"/>
+              </w:rPr>
+              <w:t>Date</w:t>
+            </w:r>
+          </w:p>
+        </w:tc>
+        <w:tc>
+          <w:tcPr>
+            <w:tcW w:w="7651" w:type="dxa"/>
+            <w:gridSpan w:val="2"/>
+            <w:tcBorders>
+              <w:right w:val="single" w:sz="24" w:space="0" w:color="00B0F0"/>
+            </w:tcBorders>
+          </w:tcPr>
+          <w:p>
+            <w:pPr>
+              <w:rPr>
+                <w:lang w:val="en-US"/>
+              </w:rPr>
+            </w:pPr>
+            <w:r>
+              <w:rPr>
+                <w:lang w:val="en-US"/>
+              </w:rPr>
+              <w:t>2008</w:t>
+            </w:r>
+          </w:p>
+        </w:tc>
+      </w:tr>
+      <w:tr>
+        <w:tc>
+          <w:tcPr>
+            <w:tcW w:w="2805" w:type="dxa"/>
+            <w:gridSpan w:val="2"/>
+            <w:tcBorders>
+              <w:left w:val="single" w:sz="24" w:space="0" w:color="00B0F0"/>
+              <w:bottom w:val="single" w:sz="24" w:space="0" w:color="00B0F0"/>
+            </w:tcBorders>
+          </w:tcPr>
+          <w:p>
+            <w:pPr>
+              <w:rPr>
+                <w:lang w:val="en-US"/>
+              </w:rPr>
+            </w:pPr>
+            <w:r>
+              <w:rPr>
+                <w:lang w:val="en-US"/>
+              </w:rPr>
+              <w:t>Publication</w:t>
+            </w:r>
+          </w:p>
+        </w:tc>
+        <w:tc>
+          <w:tcPr>
+            <w:tcW w:w="7651" w:type="dxa"/>
+            <w:gridSpan w:val="2"/>
+            <w:tcBorders>
+              <w:bottom w:val="single" w:sz="24" w:space="0" w:color="00B0F0"/>
+              <w:right w:val="single" w:sz="24" w:space="0" w:color="00B0F0"/>
+            </w:tcBorders>
+          </w:tcPr>
+          <w:p>
+            <w:pPr>
+              <w:rPr>
+                <w:lang w:val="en-US"/>
+              </w:rPr>
+            </w:pPr>
+            <w:r>
+              <w:rPr>
+                <w:lang w:val="en-US"/>
+              </w:rPr>
+              <w:t>No publication planned (component of Blind Test XV)</w:t>
+            </w:r>
+          </w:p>
+        </w:tc>
+      </w:tr>
+      <w:tr>
+        <w:tc>
+          <w:tcPr>
+            <w:tcW w:w="2805" w:type="dxa"/>
+            <w:gridSpan w:val="2"/>
+            <w:tcBorders>
+              <w:top w:val="single" w:sz="24" w:space="0" w:color="00B0F0"/>
+              <w:left w:val="single" w:sz="24" w:space="0" w:color="00B0F0"/>
+            </w:tcBorders>
+          </w:tcPr>
+          <w:p>
+            <w:pPr>
+              <w:rPr>
+                <w:lang w:val="en-US"/>
+              </w:rPr>
+            </w:pPr>
+            <w:r>
+              <w:rPr>
+                <w:lang w:val="en-US"/>
+              </w:rPr>
+              <w:t>Energy model</w:t>
+            </w:r>
+          </w:p>
+        </w:tc>
+        <w:tc>
+          <w:tcPr>
+            <w:tcW w:w="7651" w:type="dxa"/>
+            <w:gridSpan w:val="2"/>
+            <w:tcBorders>
+              <w:top w:val="single" w:sz="24" w:space="0" w:color="00B0F0"/>
+              <w:right w:val="single" w:sz="24" w:space="0" w:color="00B0F0"/>
+            </w:tcBorders>
+          </w:tcPr>
+          <w:p>
+            <w:pPr>
+              <w:rPr>
+                <w:lang w:val="en-US"/>
+              </w:rPr>
+            </w:pPr>
+            <w:r>
+              <w:rPr>
+                <w:lang w:val="en-US"/>
+              </w:rPr>
+              <w:t>1</w:t>
+            </w:r>
+          </w:p>
+        </w:tc>
+      </w:tr>
+      <w:tr>
+        <w:tc>
+          <w:tcPr>
+            <w:tcW w:w="2805" w:type="dxa"/>
+            <w:gridSpan w:val="2"/>
+            <w:tcBorders>
+              <w:left w:val="single" w:sz="24" w:space="0" w:color="00B0F0"/>
+            </w:tcBorders>
+          </w:tcPr>
+          <w:p>
+            <w:pPr>
+              <w:rPr>
+                <w:lang w:val="en-US"/>
+              </w:rPr>
+            </w:pPr>
+            <w:proofErr w:type="spellStart"/>
+            <w:r>
+              <w:rPr>
+                <w:lang w:val="en-US"/>
+              </w:rPr>
+              <w:t>Study_ID</w:t>
+            </w:r>
+            <w:proofErr w:type="spellEnd"/>
+          </w:p>
+        </w:tc>
+        <w:tc>
+          <w:tcPr>
+            <w:tcW w:w="7651" w:type="dxa"/>
+            <w:gridSpan w:val="2"/>
+            <w:tcBorders>
+              <w:right w:val="single" w:sz="24" w:space="0" w:color="00B0F0"/>
+            </w:tcBorders>
+          </w:tcPr>
+          <w:p>
+            <w:pPr>
+              <w:rPr>
+                <w:lang w:val="en-US"/>
+              </w:rPr>
+            </w:pPr>
+            <w:r>
+              <w:rPr>
+                <w:lang w:val="en-US"/>
+              </w:rPr>
+              <w:t>11</w:t>
+            </w:r>
+          </w:p>
+        </w:tc>
+      </w:tr>
+      <w:tr>
+        <w:tc>
+          <w:tcPr>
+            <w:tcW w:w="2805" w:type="dxa"/>
+            <w:gridSpan w:val="2"/>
+            <w:tcBorders>
+              <w:left w:val="single" w:sz="24" w:space="0" w:color="00B0F0"/>
+            </w:tcBorders>
+          </w:tcPr>
+          <w:p>
+            <w:pPr>
+              <w:rPr>
+                <w:lang w:val="en-US"/>
+              </w:rPr>
+            </w:pPr>
+            <w:r>
+              <w:rPr>
+                <w:lang w:val="en-US"/>
+              </w:rPr>
+              <w:t>Programs</w:t>
+            </w:r>
+          </w:p>
+        </w:tc>
+        <w:tc>
+          <w:tcPr>
+            <w:tcW w:w="7651" w:type="dxa"/>
+            <w:gridSpan w:val="2"/>
+            <w:tcBorders>
+              <w:right w:val="single" w:sz="24" w:space="0" w:color="00B0F0"/>
+            </w:tcBorders>
+          </w:tcPr>
+          <w:p>
+            <w:pPr>
+              <w:rPr>
+                <w:lang w:val="en-US"/>
+              </w:rPr>
+            </w:pPr>
+            <w:proofErr w:type="spellStart"/>
+            <w:r>
+              <w:rPr>
+                <w:lang w:val="en-US"/>
+              </w:rPr>
+              <w:t>CrystalPredictor</w:t>
+            </w:r>
+            <w:proofErr w:type="spellEnd"/>
+            <w:r>
+              <w:rPr>
+                <w:lang w:val="en-US"/>
+              </w:rPr>
+              <w:t xml:space="preserve">, </w:t>
+            </w:r>
+            <w:proofErr w:type="spellStart"/>
+            <w:r>
+              <w:rPr>
+                <w:lang w:val="en-US"/>
+              </w:rPr>
+              <w:t>dmaflex</w:t>
+            </w:r>
+            <w:proofErr w:type="spellEnd"/>
+            <w:r>
+              <w:rPr>
+                <w:lang w:val="en-US"/>
+              </w:rPr>
+              <w:t>, DMAREL (4.3.6)</w:t>
+            </w:r>
+          </w:p>
+        </w:tc>
+      </w:tr>
+      <w:tr>
+        <w:tc>
+          <w:tcPr>
+            <w:tcW w:w="2805" w:type="dxa"/>
+            <w:gridSpan w:val="2"/>
+            <w:tcBorders>
+              <w:left w:val="single" w:sz="24" w:space="0" w:color="00B0F0"/>
+            </w:tcBorders>
+          </w:tcPr>
+          <w:p>
+            <w:pPr>
+              <w:rPr>
+                <w:lang w:val="en-US"/>
+              </w:rPr>
+            </w:pPr>
+            <w:r>
+              <w:rPr>
+                <w:lang w:val="en-US"/>
+              </w:rPr>
+              <w:t xml:space="preserve">Location </w:t>
+            </w:r>
+            <w:proofErr w:type="gramStart"/>
+            <w:r>
+              <w:rPr>
+                <w:lang w:val="en-US"/>
+              </w:rPr>
+              <w:t>on</w:t>
+            </w:r>
+            <w:proofErr w:type="gramEnd"/>
+            <w:r>
+              <w:rPr>
+                <w:lang w:val="en-US"/>
+              </w:rPr>
+              <w:t xml:space="preserve"> S Drive</w:t>
+            </w:r>
+          </w:p>
+        </w:tc>
+        <w:tc>
+          <w:tcPr>
+            <w:tcW w:w="7651" w:type="dxa"/>
+            <w:gridSpan w:val="2"/>
+            <w:tcBorders>
+              <w:right w:val="single" w:sz="24" w:space="0" w:color="00B0F0"/>
+            </w:tcBorders>
+          </w:tcPr>
+          <w:p>
+            <w:pPr>
+              <w:rPr>
+                <w:lang w:val="en-US"/>
+              </w:rPr>
+            </w:pPr>
+            <w:r>
+              <w:rPr>
+                <w:lang w:val="en-US"/>
+              </w:rPr>
+              <w:t>\CHEMISTRY_CPOSS\0-EarlySearches\home\louise_price.eminerals\otolic_acid_dmafl</w:t>
+            </w:r>
+          </w:p>
+        </w:tc>
+      </w:tr>
+      <w:tr>
+        <w:tc>
+          <w:tcPr>
+            <w:tcW w:w="2805" w:type="dxa"/>
+            <w:gridSpan w:val="2"/>
+            <w:tcBorders>
+              <w:left w:val="single" w:sz="24" w:space="0" w:color="00B0F0"/>
+            </w:tcBorders>
+          </w:tcPr>
+          <w:p>
+            <w:pPr>
+              <w:rPr>
+                <w:lang w:val="en-US"/>
+              </w:rPr>
+            </w:pPr>
+            <w:r>
+              <w:rPr>
+                <w:lang w:val="en-US"/>
+              </w:rPr>
+              <w:t>Potential Description</w:t>
+            </w:r>
+          </w:p>
+        </w:tc>
+        <w:tc>
+          <w:tcPr>
+            <w:tcW w:w="7651" w:type="dxa"/>
+            <w:gridSpan w:val="2"/>
+            <w:tcBorders>
+              <w:right w:val="single" w:sz="24" w:space="0" w:color="00B0F0"/>
+            </w:tcBorders>
+          </w:tcPr>
+          <w:p>
+            <w:pPr>
+              <w:rPr>
+                <w:lang w:val="en-US"/>
+              </w:rPr>
+            </w:pPr>
+            <w:proofErr w:type="spellStart"/>
+            <w:r>
+              <w:rPr>
+                <w:lang w:val="en-US"/>
+              </w:rPr>
+              <w:t>DMAflex</w:t>
+            </w:r>
+            <w:proofErr w:type="spellEnd"/>
+            <w:r>
+              <w:rPr>
+                <w:lang w:val="en-US"/>
+              </w:rPr>
+              <w:t xml:space="preserve"> DMA + FIT</w:t>
+            </w:r>
+          </w:p>
+        </w:tc>
+      </w:tr>
+      <w:tr>
+        <w:tc>
+          <w:tcPr>
+            <w:tcW w:w="2805" w:type="dxa"/>
+            <w:gridSpan w:val="2"/>
+            <w:tcBorders>
+              <w:left w:val="single" w:sz="24" w:space="0" w:color="00B0F0"/>
+              <w:bottom w:val="single" w:sz="24" w:space="0" w:color="00B0F0"/>
+            </w:tcBorders>
+          </w:tcPr>
+          <w:p>
+            <w:pPr>
+              <w:rPr>
+                <w:lang w:val="en-US"/>
+              </w:rPr>
+            </w:pPr>
+            <w:r>
+              <w:rPr>
+                <w:lang w:val="en-US"/>
+              </w:rPr>
+              <w:t>Intramolecular Description</w:t>
+            </w:r>
+          </w:p>
+        </w:tc>
+        <w:tc>
+          <w:tcPr>
+            <w:tcW w:w="7651" w:type="dxa"/>
+            <w:gridSpan w:val="2"/>
+            <w:tcBorders>
+              <w:bottom w:val="single" w:sz="24" w:space="0" w:color="00B0F0"/>
+              <w:right w:val="single" w:sz="24" w:space="0" w:color="00B0F0"/>
+            </w:tcBorders>
+          </w:tcPr>
+          <w:p>
+            <w:pPr>
+              <w:rPr>
+                <w:lang w:val="en-US"/>
+              </w:rPr>
+            </w:pPr>
+            <w:r>
+              <w:rPr>
+                <w:lang w:val="en-US"/>
+              </w:rPr>
+              <w:t>MP2/6-31G(</w:t>
+            </w:r>
+            <w:proofErr w:type="spellStart"/>
+            <w:proofErr w:type="gramStart"/>
+            <w:r>
+              <w:rPr>
+                <w:lang w:val="en-US"/>
+              </w:rPr>
+              <w:t>d,p</w:t>
+            </w:r>
+            <w:proofErr w:type="spellEnd"/>
+            <w:proofErr w:type="gramEnd"/>
+            <w:r>
+              <w:rPr>
+                <w:lang w:val="en-US"/>
+              </w:rPr>
+              <w:t>)</w:t>
             </w:r>
           </w:p>
         </w:tc>
       </w:tr>
     </w:tbl>
-    <w:p>
-      <w:pPr>
-        <w:rPr>
-          <w:lang w:val="en-US"/>
-        </w:rPr>
-      </w:pPr>
-    </w:p>
     <w:p>
       <w:pPr>
         <w:rPr>
@@ -1491,6 +4397,108 @@
           </wp:inline>
         </w:drawing>
       </w:r>
+      <w:r>
+        <w:rPr>
+          <w:noProof/>
+          <w:lang w:val="en-US"/>
+        </w:rPr>
+        <w:drawing>
+          <wp:inline distT="0" distB="0" distL="0" distR="0" wp14:anchorId="7EAF8664" wp14:editId="3E46B79D">
+            <wp:extent cx="3240000" cy="2352095"/>
+            <wp:effectExtent l="0" t="0" r="0" b="0"/>
+            <wp:docPr id="239134281" name="Picture 1"/>
+            <wp:cNvGraphicFramePr>
+              <a:graphicFrameLocks xmlns:a="http://schemas.openxmlformats.org/drawingml/2006/main" noChangeAspect="1"/>
+            </wp:cNvGraphicFramePr>
+            <a:graphic xmlns:a="http://schemas.openxmlformats.org/drawingml/2006/main">
+              <a:graphicData uri="http://schemas.openxmlformats.org/drawingml/2006/picture">
+                <pic:pic xmlns:pic="http://schemas.openxmlformats.org/drawingml/2006/picture">
+                  <pic:nvPicPr>
+                    <pic:cNvPr id="0" name="Picture 3"/>
+                    <pic:cNvPicPr>
+                      <a:picLocks noChangeAspect="1" noChangeArrowheads="1"/>
+                    </pic:cNvPicPr>
+                  </pic:nvPicPr>
+                  <pic:blipFill>
+                    <a:blip r:embed="rId10" cstate="print">
+                      <a:extLst>
+                        <a:ext uri="{28A0092B-C50C-407E-A947-70E740481C1C}">
+                          <a14:useLocalDpi xmlns:a14="http://schemas.microsoft.com/office/drawing/2010/main" val="0"/>
+                        </a:ext>
+                      </a:extLst>
+                    </a:blip>
+                    <a:srcRect/>
+                    <a:stretch>
+                      <a:fillRect/>
+                    </a:stretch>
+                  </pic:blipFill>
+                  <pic:spPr bwMode="auto">
+                    <a:xfrm>
+                      <a:off x="0" y="0"/>
+                      <a:ext cx="3240000" cy="2352095"/>
+                    </a:xfrm>
+                    <a:prstGeom prst="rect">
+                      <a:avLst/>
+                    </a:prstGeom>
+                    <a:noFill/>
+                  </pic:spPr>
+                </pic:pic>
+              </a:graphicData>
+            </a:graphic>
+          </wp:inline>
+        </w:drawing>
+      </w:r>
+      <w:r>
+        <w:rPr>
+          <w:noProof/>
+          <w:lang w:val="en-US"/>
+        </w:rPr>
+        <w:drawing>
+          <wp:inline distT="0" distB="0" distL="0" distR="0" wp14:anchorId="31A1AD84" wp14:editId="2B450432">
+            <wp:extent cx="3240000" cy="2352095"/>
+            <wp:effectExtent l="0" t="0" r="0" b="0"/>
+            <wp:docPr id="1063538509" name="Picture 2"/>
+            <wp:cNvGraphicFramePr>
+              <a:graphicFrameLocks xmlns:a="http://schemas.openxmlformats.org/drawingml/2006/main" noChangeAspect="1"/>
+            </wp:cNvGraphicFramePr>
+            <a:graphic xmlns:a="http://schemas.openxmlformats.org/drawingml/2006/main">
+              <a:graphicData uri="http://schemas.openxmlformats.org/drawingml/2006/picture">
+                <pic:pic xmlns:pic="http://schemas.openxmlformats.org/drawingml/2006/picture">
+                  <pic:nvPicPr>
+                    <pic:cNvPr id="0" name="Picture 4"/>
+                    <pic:cNvPicPr>
+                      <a:picLocks noChangeAspect="1" noChangeArrowheads="1"/>
+                    </pic:cNvPicPr>
+                  </pic:nvPicPr>
+                  <pic:blipFill>
+                    <a:blip r:embed="rId11" cstate="print">
+                      <a:extLst>
+                        <a:ext uri="{28A0092B-C50C-407E-A947-70E740481C1C}">
+                          <a14:useLocalDpi xmlns:a14="http://schemas.microsoft.com/office/drawing/2010/main" val="0"/>
+                        </a:ext>
+                      </a:extLst>
+                    </a:blip>
+                    <a:srcRect/>
+                    <a:stretch>
+                      <a:fillRect/>
+                    </a:stretch>
+                  </pic:blipFill>
+                  <pic:spPr bwMode="auto">
+                    <a:xfrm>
+                      <a:off x="0" y="0"/>
+                      <a:ext cx="3240000" cy="2352095"/>
+                    </a:xfrm>
+                    <a:prstGeom prst="rect">
+                      <a:avLst/>
+                    </a:prstGeom>
+                    <a:noFill/>
+                  </pic:spPr>
+                </pic:pic>
+              </a:graphicData>
+            </a:graphic>
+          </wp:inline>
+        </w:drawing>
+      </w:r>
     </w:p>
     <w:p>
       <w:pPr>
@@ -1513,22 +4521,72 @@
         <w:t xml:space="preserve">.  Crystal energy landscape of </w:t>
       </w:r>
       <w:r>
-        <w:t>amino pyrimidine and otolic acid</w:t>
+        <w:t xml:space="preserve">amino pyrimidine and </w:t>
+      </w:r>
+      <w:proofErr w:type="spellStart"/>
+      <w:r>
+        <w:t>otolic</w:t>
+      </w:r>
+      <w:proofErr w:type="spellEnd"/>
+      <w:r>
+        <w:t xml:space="preserve"> acid</w:t>
       </w:r>
       <w:r>
         <w:t xml:space="preserve"> from previous work.</w:t>
       </w:r>
       <w:r>
-        <w:t xml:space="preserve">  Left: From MOLPAK (Energy Model A1).  Right: From Crysta</w:t>
+        <w:t xml:space="preserve">  </w:t>
+      </w:r>
+      <w:r>
+        <w:t>Top l</w:t>
+      </w:r>
+      <w:r>
+        <w:t xml:space="preserve">eft: From MOLPAK (Energy Model A1).  </w:t>
+      </w:r>
+      <w:r>
+        <w:t>Top r</w:t>
+      </w:r>
+      <w:r>
+        <w:t xml:space="preserve">ight: From </w:t>
+      </w:r>
+      <w:proofErr w:type="spellStart"/>
+      <w:r>
+        <w:t>Crysta</w:t>
       </w:r>
       <w:r>
         <w:t>l</w:t>
       </w:r>
       <w:r>
-        <w:t xml:space="preserve">Predictor and </w:t>
+        <w:t>Predictor</w:t>
+      </w:r>
+      <w:proofErr w:type="spellEnd"/>
+      <w:r>
+        <w:t xml:space="preserve"> and </w:t>
+      </w:r>
+      <w:proofErr w:type="spellStart"/>
+      <w:r>
+        <w:t>DMAflex</w:t>
+      </w:r>
+      <w:proofErr w:type="spellEnd"/>
+      <w:r>
+        <w:t xml:space="preserve"> (Energy Model B1).</w:t>
       </w:r>
       <w:r>
-        <w:t>DMAflex (Energy Model B1).</w:t>
+        <w:t xml:space="preserve">  Bottom left: Amino pyrimidine (Energy model A1).  Bottom right: </w:t>
+      </w:r>
+      <w:proofErr w:type="spellStart"/>
+      <w:r>
+        <w:t>Otolic</w:t>
+      </w:r>
+      <w:proofErr w:type="spellEnd"/>
+      <w:r>
+        <w:t xml:space="preserve"> acid (Energy model </w:t>
+      </w:r>
+      <w:r>
+        <w:t>B</w:t>
+      </w:r>
+      <w:r>
+        <w:t>1).</w:t>
       </w:r>
     </w:p>
     <w:p>
@@ -1603,7 +4661,15 @@
         <w:t xml:space="preserve">CSD entries for </w:t>
       </w:r>
       <w:r>
-        <w:t>amino pyrimidine and otolic acid</w:t>
+        <w:t xml:space="preserve">amino pyrimidine and </w:t>
+      </w:r>
+      <w:proofErr w:type="spellStart"/>
+      <w:r>
+        <w:t>otolic</w:t>
+      </w:r>
+      <w:proofErr w:type="spellEnd"/>
+      <w:r>
+        <w:t xml:space="preserve"> acid</w:t>
       </w:r>
       <w:r>
         <w:t>.  Different polymorphs are coloured differently.</w:t>
@@ -1616,17 +4682,17 @@
         <w:tblLook w:val="04A0" w:firstRow="1" w:lastRow="0" w:firstColumn="1" w:lastColumn="0" w:noHBand="0" w:noVBand="1"/>
       </w:tblPr>
       <w:tblGrid>
-        <w:gridCol w:w="1170"/>
-        <w:gridCol w:w="951"/>
-        <w:gridCol w:w="855"/>
+        <w:gridCol w:w="1167"/>
+        <w:gridCol w:w="922"/>
+        <w:gridCol w:w="801"/>
         <w:gridCol w:w="941"/>
         <w:gridCol w:w="941"/>
         <w:gridCol w:w="941"/>
-        <w:gridCol w:w="874"/>
-        <w:gridCol w:w="938"/>
-        <w:gridCol w:w="894"/>
-        <w:gridCol w:w="990"/>
-        <w:gridCol w:w="961"/>
+        <w:gridCol w:w="834"/>
+        <w:gridCol w:w="1164"/>
+        <w:gridCol w:w="851"/>
+        <w:gridCol w:w="972"/>
+        <w:gridCol w:w="922"/>
       </w:tblGrid>
       <w:tr>
         <w:tc>
@@ -2153,6 +5219,7 @@
             <w:tcW w:w="1170" w:type="dxa"/>
             <w:tcBorders>
               <w:top w:val="single" w:sz="24" w:space="0" w:color="auto"/>
+              <w:bottom w:val="single" w:sz="24" w:space="0" w:color="auto"/>
             </w:tcBorders>
             <w:shd w:val="clear" w:color="auto" w:fill="C5E0B3" w:themeFill="accent6" w:themeFillTint="66"/>
           </w:tcPr>
@@ -2175,6 +5242,7 @@
             <w:tcW w:w="951" w:type="dxa"/>
             <w:tcBorders>
               <w:top w:val="single" w:sz="24" w:space="0" w:color="auto"/>
+              <w:bottom w:val="single" w:sz="24" w:space="0" w:color="auto"/>
             </w:tcBorders>
             <w:shd w:val="clear" w:color="auto" w:fill="C5E0B3" w:themeFill="accent6" w:themeFillTint="66"/>
           </w:tcPr>
@@ -2197,6 +5265,7 @@
             <w:tcW w:w="855" w:type="dxa"/>
             <w:tcBorders>
               <w:top w:val="single" w:sz="24" w:space="0" w:color="auto"/>
+              <w:bottom w:val="single" w:sz="24" w:space="0" w:color="auto"/>
             </w:tcBorders>
             <w:shd w:val="clear" w:color="auto" w:fill="C5E0B3" w:themeFill="accent6" w:themeFillTint="66"/>
           </w:tcPr>
@@ -2219,6 +5288,7 @@
             <w:tcW w:w="941" w:type="dxa"/>
             <w:tcBorders>
               <w:top w:val="single" w:sz="24" w:space="0" w:color="auto"/>
+              <w:bottom w:val="single" w:sz="24" w:space="0" w:color="auto"/>
             </w:tcBorders>
             <w:shd w:val="clear" w:color="auto" w:fill="C5E0B3" w:themeFill="accent6" w:themeFillTint="66"/>
           </w:tcPr>
@@ -2241,6 +5311,7 @@
             <w:tcW w:w="941" w:type="dxa"/>
             <w:tcBorders>
               <w:top w:val="single" w:sz="24" w:space="0" w:color="auto"/>
+              <w:bottom w:val="single" w:sz="24" w:space="0" w:color="auto"/>
             </w:tcBorders>
             <w:shd w:val="clear" w:color="auto" w:fill="C5E0B3" w:themeFill="accent6" w:themeFillTint="66"/>
           </w:tcPr>
@@ -2263,6 +5334,7 @@
             <w:tcW w:w="941" w:type="dxa"/>
             <w:tcBorders>
               <w:top w:val="single" w:sz="24" w:space="0" w:color="auto"/>
+              <w:bottom w:val="single" w:sz="24" w:space="0" w:color="auto"/>
             </w:tcBorders>
             <w:shd w:val="clear" w:color="auto" w:fill="C5E0B3" w:themeFill="accent6" w:themeFillTint="66"/>
           </w:tcPr>
@@ -2285,6 +5357,7 @@
             <w:tcW w:w="874" w:type="dxa"/>
             <w:tcBorders>
               <w:top w:val="single" w:sz="24" w:space="0" w:color="auto"/>
+              <w:bottom w:val="single" w:sz="24" w:space="0" w:color="auto"/>
             </w:tcBorders>
             <w:shd w:val="clear" w:color="auto" w:fill="C5E0B3" w:themeFill="accent6" w:themeFillTint="66"/>
           </w:tcPr>
@@ -2307,6 +5380,7 @@
             <w:tcW w:w="938" w:type="dxa"/>
             <w:tcBorders>
               <w:top w:val="single" w:sz="24" w:space="0" w:color="auto"/>
+              <w:bottom w:val="single" w:sz="24" w:space="0" w:color="auto"/>
             </w:tcBorders>
             <w:shd w:val="clear" w:color="auto" w:fill="C5E0B3" w:themeFill="accent6" w:themeFillTint="66"/>
           </w:tcPr>
@@ -2329,6 +5403,7 @@
             <w:tcW w:w="894" w:type="dxa"/>
             <w:tcBorders>
               <w:top w:val="single" w:sz="24" w:space="0" w:color="auto"/>
+              <w:bottom w:val="single" w:sz="24" w:space="0" w:color="auto"/>
             </w:tcBorders>
             <w:shd w:val="clear" w:color="auto" w:fill="C5E0B3" w:themeFill="accent6" w:themeFillTint="66"/>
           </w:tcPr>
@@ -2351,6 +5426,7 @@
             <w:tcW w:w="990" w:type="dxa"/>
             <w:tcBorders>
               <w:top w:val="single" w:sz="24" w:space="0" w:color="auto"/>
+              <w:bottom w:val="single" w:sz="24" w:space="0" w:color="auto"/>
             </w:tcBorders>
             <w:shd w:val="clear" w:color="auto" w:fill="C5E0B3" w:themeFill="accent6" w:themeFillTint="66"/>
           </w:tcPr>
@@ -2373,6 +5449,7 @@
             <w:tcW w:w="961" w:type="dxa"/>
             <w:tcBorders>
               <w:top w:val="single" w:sz="24" w:space="0" w:color="auto"/>
+              <w:bottom w:val="single" w:sz="24" w:space="0" w:color="auto"/>
             </w:tcBorders>
             <w:shd w:val="clear" w:color="auto" w:fill="C5E0B3" w:themeFill="accent6" w:themeFillTint="66"/>
           </w:tcPr>
@@ -2388,6 +5465,1112 @@
                 <w:lang w:val="en-US"/>
               </w:rPr>
               <w:t>None</w:t>
+            </w:r>
+          </w:p>
+        </w:tc>
+      </w:tr>
+      <w:tr>
+        <w:tc>
+          <w:tcPr>
+            <w:tcW w:w="1170" w:type="dxa"/>
+            <w:tcBorders>
+              <w:top w:val="single" w:sz="24" w:space="0" w:color="auto"/>
+              <w:left w:val="single" w:sz="24" w:space="0" w:color="auto"/>
+              <w:bottom w:val="single" w:sz="24" w:space="0" w:color="auto"/>
+            </w:tcBorders>
+            <w:shd w:val="clear" w:color="auto" w:fill="FFE599" w:themeFill="accent4" w:themeFillTint="66"/>
+          </w:tcPr>
+          <w:p>
+            <w:pPr>
+              <w:rPr>
+                <w:lang w:val="en-US"/>
+              </w:rPr>
+            </w:pPr>
+            <w:r>
+              <w:rPr>
+                <w:lang w:val="en-US"/>
+              </w:rPr>
+              <w:t>XAQNUZ</w:t>
+            </w:r>
+          </w:p>
+        </w:tc>
+        <w:tc>
+          <w:tcPr>
+            <w:tcW w:w="951" w:type="dxa"/>
+            <w:tcBorders>
+              <w:top w:val="single" w:sz="24" w:space="0" w:color="auto"/>
+              <w:bottom w:val="single" w:sz="24" w:space="0" w:color="auto"/>
+            </w:tcBorders>
+            <w:shd w:val="clear" w:color="auto" w:fill="FFE599" w:themeFill="accent4" w:themeFillTint="66"/>
+          </w:tcPr>
+          <w:p>
+            <w:pPr>
+              <w:rPr>
+                <w:lang w:val="en-US"/>
+              </w:rPr>
+            </w:pPr>
+            <w:r>
+              <w:rPr>
+                <w:lang w:val="en-US"/>
+              </w:rPr>
+              <w:t>P21/c</w:t>
+            </w:r>
+          </w:p>
+        </w:tc>
+        <w:tc>
+          <w:tcPr>
+            <w:tcW w:w="855" w:type="dxa"/>
+            <w:tcBorders>
+              <w:top w:val="single" w:sz="24" w:space="0" w:color="auto"/>
+              <w:bottom w:val="single" w:sz="24" w:space="0" w:color="auto"/>
+            </w:tcBorders>
+            <w:shd w:val="clear" w:color="auto" w:fill="FFE599" w:themeFill="accent4" w:themeFillTint="66"/>
+          </w:tcPr>
+          <w:p>
+            <w:pPr>
+              <w:rPr>
+                <w:lang w:val="en-US"/>
+              </w:rPr>
+            </w:pPr>
+            <w:r>
+              <w:rPr>
+                <w:lang w:val="en-US"/>
+              </w:rPr>
+              <w:t>1.0</w:t>
+            </w:r>
+          </w:p>
+        </w:tc>
+        <w:tc>
+          <w:tcPr>
+            <w:tcW w:w="941" w:type="dxa"/>
+            <w:tcBorders>
+              <w:top w:val="single" w:sz="24" w:space="0" w:color="auto"/>
+              <w:bottom w:val="single" w:sz="24" w:space="0" w:color="auto"/>
+            </w:tcBorders>
+            <w:shd w:val="clear" w:color="auto" w:fill="FFE599" w:themeFill="accent4" w:themeFillTint="66"/>
+          </w:tcPr>
+          <w:p>
+            <w:pPr>
+              <w:rPr>
+                <w:lang w:val="en-US"/>
+              </w:rPr>
+            </w:pPr>
+            <w:r>
+              <w:rPr>
+                <w:lang w:val="en-US"/>
+              </w:rPr>
+              <w:t>5.8369</w:t>
+            </w:r>
+          </w:p>
+        </w:tc>
+        <w:tc>
+          <w:tcPr>
+            <w:tcW w:w="941" w:type="dxa"/>
+            <w:tcBorders>
+              <w:top w:val="single" w:sz="24" w:space="0" w:color="auto"/>
+              <w:bottom w:val="single" w:sz="24" w:space="0" w:color="auto"/>
+            </w:tcBorders>
+            <w:shd w:val="clear" w:color="auto" w:fill="FFE599" w:themeFill="accent4" w:themeFillTint="66"/>
+          </w:tcPr>
+          <w:p>
+            <w:pPr>
+              <w:rPr>
+                <w:lang w:val="en-US"/>
+              </w:rPr>
+            </w:pPr>
+            <w:r>
+              <w:rPr>
+                <w:lang w:val="en-US"/>
+              </w:rPr>
+              <w:t>14.002</w:t>
+            </w:r>
+          </w:p>
+        </w:tc>
+        <w:tc>
+          <w:tcPr>
+            <w:tcW w:w="941" w:type="dxa"/>
+            <w:tcBorders>
+              <w:top w:val="single" w:sz="24" w:space="0" w:color="auto"/>
+              <w:bottom w:val="single" w:sz="24" w:space="0" w:color="auto"/>
+            </w:tcBorders>
+            <w:shd w:val="clear" w:color="auto" w:fill="FFE599" w:themeFill="accent4" w:themeFillTint="66"/>
+          </w:tcPr>
+          <w:p>
+            <w:pPr>
+              <w:rPr>
+                <w:lang w:val="en-US"/>
+              </w:rPr>
+            </w:pPr>
+            <w:r>
+              <w:rPr>
+                <w:lang w:val="en-US"/>
+              </w:rPr>
+              <w:t>7.269</w:t>
+            </w:r>
+          </w:p>
+        </w:tc>
+        <w:tc>
+          <w:tcPr>
+            <w:tcW w:w="874" w:type="dxa"/>
+            <w:tcBorders>
+              <w:top w:val="single" w:sz="24" w:space="0" w:color="auto"/>
+              <w:bottom w:val="single" w:sz="24" w:space="0" w:color="auto"/>
+            </w:tcBorders>
+            <w:shd w:val="clear" w:color="auto" w:fill="FFE599" w:themeFill="accent4" w:themeFillTint="66"/>
+          </w:tcPr>
+          <w:p>
+            <w:pPr>
+              <w:rPr>
+                <w:lang w:val="en-US"/>
+              </w:rPr>
+            </w:pPr>
+            <w:r>
+              <w:rPr>
+                <w:lang w:val="en-US"/>
+              </w:rPr>
+              <w:t>90.0</w:t>
+            </w:r>
+          </w:p>
+        </w:tc>
+        <w:tc>
+          <w:tcPr>
+            <w:tcW w:w="938" w:type="dxa"/>
+            <w:tcBorders>
+              <w:top w:val="single" w:sz="24" w:space="0" w:color="auto"/>
+              <w:bottom w:val="single" w:sz="24" w:space="0" w:color="auto"/>
+            </w:tcBorders>
+            <w:shd w:val="clear" w:color="auto" w:fill="FFE599" w:themeFill="accent4" w:themeFillTint="66"/>
+          </w:tcPr>
+          <w:p>
+            <w:pPr>
+              <w:rPr>
+                <w:lang w:val="en-US"/>
+              </w:rPr>
+            </w:pPr>
+            <w:r>
+              <w:rPr>
+                <w:lang w:val="en-US"/>
+              </w:rPr>
+              <w:t>109.86</w:t>
+            </w:r>
+          </w:p>
+        </w:tc>
+        <w:tc>
+          <w:tcPr>
+            <w:tcW w:w="894" w:type="dxa"/>
+            <w:tcBorders>
+              <w:top w:val="single" w:sz="24" w:space="0" w:color="auto"/>
+              <w:bottom w:val="single" w:sz="24" w:space="0" w:color="auto"/>
+            </w:tcBorders>
+            <w:shd w:val="clear" w:color="auto" w:fill="FFE599" w:themeFill="accent4" w:themeFillTint="66"/>
+          </w:tcPr>
+          <w:p>
+            <w:pPr>
+              <w:rPr>
+                <w:lang w:val="en-US"/>
+              </w:rPr>
+            </w:pPr>
+            <w:r>
+              <w:rPr>
+                <w:lang w:val="en-US"/>
+              </w:rPr>
+              <w:t>90.0</w:t>
+            </w:r>
+          </w:p>
+        </w:tc>
+        <w:tc>
+          <w:tcPr>
+            <w:tcW w:w="990" w:type="dxa"/>
+            <w:tcBorders>
+              <w:top w:val="single" w:sz="24" w:space="0" w:color="auto"/>
+              <w:bottom w:val="single" w:sz="24" w:space="0" w:color="auto"/>
+            </w:tcBorders>
+            <w:shd w:val="clear" w:color="auto" w:fill="FFE599" w:themeFill="accent4" w:themeFillTint="66"/>
+          </w:tcPr>
+          <w:p>
+            <w:pPr>
+              <w:rPr>
+                <w:lang w:val="en-US"/>
+              </w:rPr>
+            </w:pPr>
+            <w:r>
+              <w:rPr>
+                <w:lang w:val="en-US"/>
+              </w:rPr>
+              <w:t>1.4759</w:t>
+            </w:r>
+          </w:p>
+        </w:tc>
+        <w:tc>
+          <w:tcPr>
+            <w:tcW w:w="961" w:type="dxa"/>
+            <w:tcBorders>
+              <w:top w:val="single" w:sz="24" w:space="0" w:color="auto"/>
+              <w:bottom w:val="single" w:sz="24" w:space="0" w:color="auto"/>
+              <w:right w:val="single" w:sz="24" w:space="0" w:color="auto"/>
+            </w:tcBorders>
+            <w:shd w:val="clear" w:color="auto" w:fill="FFE599" w:themeFill="accent4" w:themeFillTint="66"/>
+          </w:tcPr>
+          <w:p>
+            <w:pPr>
+              <w:rPr>
+                <w:lang w:val="en-US"/>
+              </w:rPr>
+            </w:pPr>
+            <w:r>
+              <w:rPr>
+                <w:lang w:val="en-US"/>
+              </w:rPr>
+              <w:t>None</w:t>
+            </w:r>
+          </w:p>
+        </w:tc>
+      </w:tr>
+      <w:tr>
+        <w:tc>
+          <w:tcPr>
+            <w:tcW w:w="1170" w:type="dxa"/>
+            <w:tcBorders>
+              <w:top w:val="single" w:sz="24" w:space="0" w:color="auto"/>
+              <w:left w:val="single" w:sz="6" w:space="0" w:color="auto"/>
+              <w:bottom w:val="single" w:sz="24" w:space="0" w:color="auto"/>
+              <w:right w:val="single" w:sz="6" w:space="0" w:color="auto"/>
+            </w:tcBorders>
+            <w:shd w:val="clear" w:color="auto" w:fill="BDD6EE" w:themeFill="accent5" w:themeFillTint="66"/>
+          </w:tcPr>
+          <w:p>
+            <w:pPr>
+              <w:rPr>
+                <w:lang w:val="en-US"/>
+              </w:rPr>
+            </w:pPr>
+            <w:r>
+              <w:rPr>
+                <w:lang w:val="en-US"/>
+              </w:rPr>
+              <w:t>OTOLIC01</w:t>
+            </w:r>
+          </w:p>
+        </w:tc>
+        <w:tc>
+          <w:tcPr>
+            <w:tcW w:w="951" w:type="dxa"/>
+            <w:tcBorders>
+              <w:top w:val="single" w:sz="24" w:space="0" w:color="auto"/>
+              <w:left w:val="single" w:sz="6" w:space="0" w:color="auto"/>
+              <w:bottom w:val="single" w:sz="24" w:space="0" w:color="auto"/>
+              <w:right w:val="single" w:sz="6" w:space="0" w:color="auto"/>
+            </w:tcBorders>
+            <w:shd w:val="clear" w:color="auto" w:fill="BDD6EE" w:themeFill="accent5" w:themeFillTint="66"/>
+          </w:tcPr>
+          <w:p>
+            <w:pPr>
+              <w:rPr>
+                <w:lang w:val="en-US"/>
+              </w:rPr>
+            </w:pPr>
+            <w:r>
+              <w:rPr>
+                <w:lang w:val="en-US"/>
+              </w:rPr>
+              <w:t>P21/n</w:t>
+            </w:r>
+          </w:p>
+        </w:tc>
+        <w:tc>
+          <w:tcPr>
+            <w:tcW w:w="855" w:type="dxa"/>
+            <w:tcBorders>
+              <w:top w:val="single" w:sz="24" w:space="0" w:color="auto"/>
+              <w:left w:val="single" w:sz="6" w:space="0" w:color="auto"/>
+              <w:bottom w:val="single" w:sz="24" w:space="0" w:color="auto"/>
+              <w:right w:val="single" w:sz="6" w:space="0" w:color="auto"/>
+            </w:tcBorders>
+            <w:shd w:val="clear" w:color="auto" w:fill="BDD6EE" w:themeFill="accent5" w:themeFillTint="66"/>
+          </w:tcPr>
+          <w:p>
+            <w:pPr>
+              <w:rPr>
+                <w:lang w:val="en-US"/>
+              </w:rPr>
+            </w:pPr>
+            <w:r>
+              <w:rPr>
+                <w:lang w:val="en-US"/>
+              </w:rPr>
+              <w:t>1.0</w:t>
+            </w:r>
+          </w:p>
+        </w:tc>
+        <w:tc>
+          <w:tcPr>
+            <w:tcW w:w="941" w:type="dxa"/>
+            <w:tcBorders>
+              <w:top w:val="single" w:sz="24" w:space="0" w:color="auto"/>
+              <w:left w:val="single" w:sz="6" w:space="0" w:color="auto"/>
+              <w:bottom w:val="single" w:sz="24" w:space="0" w:color="auto"/>
+              <w:right w:val="single" w:sz="6" w:space="0" w:color="auto"/>
+            </w:tcBorders>
+            <w:shd w:val="clear" w:color="auto" w:fill="BDD6EE" w:themeFill="accent5" w:themeFillTint="66"/>
+          </w:tcPr>
+          <w:p>
+            <w:pPr>
+              <w:rPr>
+                <w:lang w:val="en-US"/>
+              </w:rPr>
+            </w:pPr>
+            <w:r>
+              <w:rPr>
+                <w:lang w:val="en-US"/>
+              </w:rPr>
+              <w:t>4.8335</w:t>
+            </w:r>
+          </w:p>
+        </w:tc>
+        <w:tc>
+          <w:tcPr>
+            <w:tcW w:w="941" w:type="dxa"/>
+            <w:tcBorders>
+              <w:top w:val="single" w:sz="24" w:space="0" w:color="auto"/>
+              <w:left w:val="single" w:sz="6" w:space="0" w:color="auto"/>
+              <w:bottom w:val="single" w:sz="24" w:space="0" w:color="auto"/>
+              <w:right w:val="single" w:sz="6" w:space="0" w:color="auto"/>
+            </w:tcBorders>
+            <w:shd w:val="clear" w:color="auto" w:fill="BDD6EE" w:themeFill="accent5" w:themeFillTint="66"/>
+          </w:tcPr>
+          <w:p>
+            <w:pPr>
+              <w:rPr>
+                <w:lang w:val="en-US"/>
+              </w:rPr>
+            </w:pPr>
+            <w:r>
+              <w:rPr>
+                <w:lang w:val="en-US"/>
+              </w:rPr>
+              <w:t>19.384</w:t>
+            </w:r>
+          </w:p>
+        </w:tc>
+        <w:tc>
+          <w:tcPr>
+            <w:tcW w:w="941" w:type="dxa"/>
+            <w:tcBorders>
+              <w:top w:val="single" w:sz="24" w:space="0" w:color="auto"/>
+              <w:left w:val="single" w:sz="6" w:space="0" w:color="auto"/>
+              <w:bottom w:val="single" w:sz="24" w:space="0" w:color="auto"/>
+              <w:right w:val="single" w:sz="6" w:space="0" w:color="auto"/>
+            </w:tcBorders>
+            <w:shd w:val="clear" w:color="auto" w:fill="BDD6EE" w:themeFill="accent5" w:themeFillTint="66"/>
+          </w:tcPr>
+          <w:p>
+            <w:pPr>
+              <w:rPr>
+                <w:lang w:val="en-US"/>
+              </w:rPr>
+            </w:pPr>
+            <w:r>
+              <w:rPr>
+                <w:lang w:val="en-US"/>
+              </w:rPr>
+              <w:t>7.82980</w:t>
+            </w:r>
+          </w:p>
+        </w:tc>
+        <w:tc>
+          <w:tcPr>
+            <w:tcW w:w="874" w:type="dxa"/>
+            <w:tcBorders>
+              <w:top w:val="single" w:sz="24" w:space="0" w:color="auto"/>
+              <w:left w:val="single" w:sz="6" w:space="0" w:color="auto"/>
+              <w:bottom w:val="single" w:sz="24" w:space="0" w:color="auto"/>
+              <w:right w:val="single" w:sz="6" w:space="0" w:color="auto"/>
+            </w:tcBorders>
+            <w:shd w:val="clear" w:color="auto" w:fill="BDD6EE" w:themeFill="accent5" w:themeFillTint="66"/>
+          </w:tcPr>
+          <w:p>
+            <w:pPr>
+              <w:rPr>
+                <w:lang w:val="en-US"/>
+              </w:rPr>
+            </w:pPr>
+            <w:r>
+              <w:rPr>
+                <w:lang w:val="en-US"/>
+              </w:rPr>
+              <w:t>90.0</w:t>
+            </w:r>
+          </w:p>
+        </w:tc>
+        <w:tc>
+          <w:tcPr>
+            <w:tcW w:w="938" w:type="dxa"/>
+            <w:tcBorders>
+              <w:top w:val="single" w:sz="24" w:space="0" w:color="auto"/>
+              <w:left w:val="single" w:sz="6" w:space="0" w:color="auto"/>
+              <w:bottom w:val="single" w:sz="24" w:space="0" w:color="auto"/>
+              <w:right w:val="single" w:sz="6" w:space="0" w:color="auto"/>
+            </w:tcBorders>
+            <w:shd w:val="clear" w:color="auto" w:fill="BDD6EE" w:themeFill="accent5" w:themeFillTint="66"/>
+          </w:tcPr>
+          <w:p>
+            <w:pPr>
+              <w:rPr>
+                <w:lang w:val="en-US"/>
+              </w:rPr>
+            </w:pPr>
+            <w:r>
+              <w:rPr>
+                <w:lang w:val="en-US"/>
+              </w:rPr>
+              <w:t>105.99000</w:t>
+            </w:r>
+          </w:p>
+        </w:tc>
+        <w:tc>
+          <w:tcPr>
+            <w:tcW w:w="894" w:type="dxa"/>
+            <w:tcBorders>
+              <w:top w:val="single" w:sz="24" w:space="0" w:color="auto"/>
+              <w:left w:val="single" w:sz="6" w:space="0" w:color="auto"/>
+              <w:bottom w:val="single" w:sz="24" w:space="0" w:color="auto"/>
+              <w:right w:val="single" w:sz="6" w:space="0" w:color="auto"/>
+            </w:tcBorders>
+            <w:shd w:val="clear" w:color="auto" w:fill="BDD6EE" w:themeFill="accent5" w:themeFillTint="66"/>
+          </w:tcPr>
+          <w:p>
+            <w:pPr>
+              <w:rPr>
+                <w:lang w:val="en-US"/>
+              </w:rPr>
+            </w:pPr>
+            <w:r>
+              <w:rPr>
+                <w:lang w:val="en-US"/>
+              </w:rPr>
+              <w:t>90.0</w:t>
+            </w:r>
+          </w:p>
+        </w:tc>
+        <w:tc>
+          <w:tcPr>
+            <w:tcW w:w="990" w:type="dxa"/>
+            <w:tcBorders>
+              <w:top w:val="single" w:sz="24" w:space="0" w:color="auto"/>
+              <w:left w:val="single" w:sz="6" w:space="0" w:color="auto"/>
+              <w:bottom w:val="single" w:sz="24" w:space="0" w:color="auto"/>
+              <w:right w:val="single" w:sz="6" w:space="0" w:color="auto"/>
+            </w:tcBorders>
+            <w:shd w:val="clear" w:color="auto" w:fill="BDD6EE" w:themeFill="accent5" w:themeFillTint="66"/>
+          </w:tcPr>
+          <w:p>
+            <w:pPr>
+              <w:rPr>
+                <w:lang w:val="en-US"/>
+              </w:rPr>
+            </w:pPr>
+            <w:r>
+              <w:rPr>
+                <w:lang w:val="en-US"/>
+              </w:rPr>
+              <w:t>1.2823</w:t>
+            </w:r>
+          </w:p>
+        </w:tc>
+        <w:tc>
+          <w:tcPr>
+            <w:tcW w:w="961" w:type="dxa"/>
+            <w:tcBorders>
+              <w:top w:val="single" w:sz="24" w:space="0" w:color="auto"/>
+              <w:left w:val="single" w:sz="6" w:space="0" w:color="auto"/>
+              <w:bottom w:val="single" w:sz="24" w:space="0" w:color="auto"/>
+              <w:right w:val="single" w:sz="6" w:space="0" w:color="auto"/>
+            </w:tcBorders>
+            <w:shd w:val="clear" w:color="auto" w:fill="BDD6EE" w:themeFill="accent5" w:themeFillTint="66"/>
+          </w:tcPr>
+          <w:p>
+            <w:pPr>
+              <w:rPr>
+                <w:lang w:val="en-US"/>
+              </w:rPr>
+            </w:pPr>
+            <w:r>
+              <w:rPr>
+                <w:lang w:val="en-US"/>
+              </w:rPr>
+              <w:t>Form</w:t>
+            </w:r>
+            <w:r>
+              <w:rPr>
+                <w:lang w:val="en-US"/>
+              </w:rPr>
+              <w:t xml:space="preserve"> I</w:t>
+            </w:r>
+          </w:p>
+        </w:tc>
+      </w:tr>
+      <w:tr>
+        <w:tc>
+          <w:tcPr>
+            <w:tcW w:w="1170" w:type="dxa"/>
+            <w:tcBorders>
+              <w:top w:val="single" w:sz="24" w:space="0" w:color="auto"/>
+              <w:left w:val="single" w:sz="24" w:space="0" w:color="auto"/>
+              <w:bottom w:val="single" w:sz="24" w:space="0" w:color="auto"/>
+              <w:right w:val="single" w:sz="6" w:space="0" w:color="auto"/>
+            </w:tcBorders>
+            <w:shd w:val="clear" w:color="auto" w:fill="BDD6EE" w:themeFill="accent5" w:themeFillTint="66"/>
+          </w:tcPr>
+          <w:p>
+            <w:pPr>
+              <w:rPr>
+                <w:lang w:val="en-US"/>
+              </w:rPr>
+            </w:pPr>
+            <w:r>
+              <w:rPr>
+                <w:lang w:val="en-US"/>
+              </w:rPr>
+              <w:t>OTOLIC02</w:t>
+            </w:r>
+          </w:p>
+        </w:tc>
+        <w:tc>
+          <w:tcPr>
+            <w:tcW w:w="951" w:type="dxa"/>
+            <w:tcBorders>
+              <w:top w:val="single" w:sz="24" w:space="0" w:color="auto"/>
+              <w:left w:val="single" w:sz="6" w:space="0" w:color="auto"/>
+              <w:bottom w:val="single" w:sz="24" w:space="0" w:color="auto"/>
+              <w:right w:val="single" w:sz="6" w:space="0" w:color="auto"/>
+            </w:tcBorders>
+            <w:shd w:val="clear" w:color="auto" w:fill="BDD6EE" w:themeFill="accent5" w:themeFillTint="66"/>
+          </w:tcPr>
+          <w:p>
+            <w:pPr>
+              <w:rPr>
+                <w:lang w:val="en-US"/>
+              </w:rPr>
+            </w:pPr>
+            <w:r>
+              <w:rPr>
+                <w:lang w:val="en-US"/>
+              </w:rPr>
+              <w:t>P21/n</w:t>
+            </w:r>
+          </w:p>
+        </w:tc>
+        <w:tc>
+          <w:tcPr>
+            <w:tcW w:w="855" w:type="dxa"/>
+            <w:tcBorders>
+              <w:top w:val="single" w:sz="24" w:space="0" w:color="auto"/>
+              <w:left w:val="single" w:sz="6" w:space="0" w:color="auto"/>
+              <w:bottom w:val="single" w:sz="24" w:space="0" w:color="auto"/>
+              <w:right w:val="single" w:sz="6" w:space="0" w:color="auto"/>
+            </w:tcBorders>
+            <w:shd w:val="clear" w:color="auto" w:fill="BDD6EE" w:themeFill="accent5" w:themeFillTint="66"/>
+          </w:tcPr>
+          <w:p>
+            <w:pPr>
+              <w:rPr>
+                <w:lang w:val="en-US"/>
+              </w:rPr>
+            </w:pPr>
+            <w:r>
+              <w:rPr>
+                <w:lang w:val="en-US"/>
+              </w:rPr>
+              <w:t>1.0</w:t>
+            </w:r>
+          </w:p>
+        </w:tc>
+        <w:tc>
+          <w:tcPr>
+            <w:tcW w:w="941" w:type="dxa"/>
+            <w:tcBorders>
+              <w:top w:val="single" w:sz="24" w:space="0" w:color="auto"/>
+              <w:left w:val="single" w:sz="6" w:space="0" w:color="auto"/>
+              <w:bottom w:val="single" w:sz="24" w:space="0" w:color="auto"/>
+              <w:right w:val="single" w:sz="6" w:space="0" w:color="auto"/>
+            </w:tcBorders>
+            <w:shd w:val="clear" w:color="auto" w:fill="BDD6EE" w:themeFill="accent5" w:themeFillTint="66"/>
+          </w:tcPr>
+          <w:p>
+            <w:pPr>
+              <w:rPr>
+                <w:lang w:val="en-US"/>
+              </w:rPr>
+            </w:pPr>
+            <w:r>
+              <w:rPr>
+                <w:lang w:val="en-US"/>
+              </w:rPr>
+              <w:t>4.831</w:t>
+            </w:r>
+          </w:p>
+        </w:tc>
+        <w:tc>
+          <w:tcPr>
+            <w:tcW w:w="941" w:type="dxa"/>
+            <w:tcBorders>
+              <w:top w:val="single" w:sz="24" w:space="0" w:color="auto"/>
+              <w:left w:val="single" w:sz="6" w:space="0" w:color="auto"/>
+              <w:bottom w:val="single" w:sz="24" w:space="0" w:color="auto"/>
+              <w:right w:val="single" w:sz="6" w:space="0" w:color="auto"/>
+            </w:tcBorders>
+            <w:shd w:val="clear" w:color="auto" w:fill="BDD6EE" w:themeFill="accent5" w:themeFillTint="66"/>
+          </w:tcPr>
+          <w:p>
+            <w:pPr>
+              <w:rPr>
+                <w:lang w:val="en-US"/>
+              </w:rPr>
+            </w:pPr>
+            <w:r>
+              <w:rPr>
+                <w:lang w:val="en-US"/>
+              </w:rPr>
+              <w:t>19.42</w:t>
+            </w:r>
+          </w:p>
+        </w:tc>
+        <w:tc>
+          <w:tcPr>
+            <w:tcW w:w="941" w:type="dxa"/>
+            <w:tcBorders>
+              <w:top w:val="single" w:sz="24" w:space="0" w:color="auto"/>
+              <w:left w:val="single" w:sz="6" w:space="0" w:color="auto"/>
+              <w:bottom w:val="single" w:sz="24" w:space="0" w:color="auto"/>
+              <w:right w:val="single" w:sz="6" w:space="0" w:color="auto"/>
+            </w:tcBorders>
+            <w:shd w:val="clear" w:color="auto" w:fill="BDD6EE" w:themeFill="accent5" w:themeFillTint="66"/>
+          </w:tcPr>
+          <w:p>
+            <w:pPr>
+              <w:rPr>
+                <w:lang w:val="en-US"/>
+              </w:rPr>
+            </w:pPr>
+            <w:r>
+              <w:rPr>
+                <w:lang w:val="en-US"/>
+              </w:rPr>
+              <w:t>7.76080</w:t>
+            </w:r>
+          </w:p>
+        </w:tc>
+        <w:tc>
+          <w:tcPr>
+            <w:tcW w:w="874" w:type="dxa"/>
+            <w:tcBorders>
+              <w:top w:val="single" w:sz="24" w:space="0" w:color="auto"/>
+              <w:left w:val="single" w:sz="6" w:space="0" w:color="auto"/>
+              <w:bottom w:val="single" w:sz="24" w:space="0" w:color="auto"/>
+              <w:right w:val="single" w:sz="6" w:space="0" w:color="auto"/>
+            </w:tcBorders>
+            <w:shd w:val="clear" w:color="auto" w:fill="BDD6EE" w:themeFill="accent5" w:themeFillTint="66"/>
+          </w:tcPr>
+          <w:p>
+            <w:pPr>
+              <w:rPr>
+                <w:lang w:val="en-US"/>
+              </w:rPr>
+            </w:pPr>
+            <w:r>
+              <w:rPr>
+                <w:lang w:val="en-US"/>
+              </w:rPr>
+              <w:t>90.0</w:t>
+            </w:r>
+          </w:p>
+        </w:tc>
+        <w:tc>
+          <w:tcPr>
+            <w:tcW w:w="938" w:type="dxa"/>
+            <w:tcBorders>
+              <w:top w:val="single" w:sz="24" w:space="0" w:color="auto"/>
+              <w:left w:val="single" w:sz="6" w:space="0" w:color="auto"/>
+              <w:bottom w:val="single" w:sz="24" w:space="0" w:color="auto"/>
+              <w:right w:val="single" w:sz="6" w:space="0" w:color="auto"/>
+            </w:tcBorders>
+            <w:shd w:val="clear" w:color="auto" w:fill="BDD6EE" w:themeFill="accent5" w:themeFillTint="66"/>
+          </w:tcPr>
+          <w:p>
+            <w:pPr>
+              <w:rPr>
+                <w:lang w:val="en-US"/>
+              </w:rPr>
+            </w:pPr>
+            <w:r>
+              <w:rPr>
+                <w:lang w:val="en-US"/>
+              </w:rPr>
+              <w:t>106.87</w:t>
+            </w:r>
+          </w:p>
+        </w:tc>
+        <w:tc>
+          <w:tcPr>
+            <w:tcW w:w="894" w:type="dxa"/>
+            <w:tcBorders>
+              <w:top w:val="single" w:sz="24" w:space="0" w:color="auto"/>
+              <w:left w:val="single" w:sz="6" w:space="0" w:color="auto"/>
+              <w:bottom w:val="single" w:sz="24" w:space="0" w:color="auto"/>
+              <w:right w:val="single" w:sz="6" w:space="0" w:color="auto"/>
+            </w:tcBorders>
+            <w:shd w:val="clear" w:color="auto" w:fill="BDD6EE" w:themeFill="accent5" w:themeFillTint="66"/>
+          </w:tcPr>
+          <w:p>
+            <w:pPr>
+              <w:rPr>
+                <w:lang w:val="en-US"/>
+              </w:rPr>
+            </w:pPr>
+            <w:r>
+              <w:rPr>
+                <w:lang w:val="en-US"/>
+              </w:rPr>
+              <w:t>90.0</w:t>
+            </w:r>
+          </w:p>
+        </w:tc>
+        <w:tc>
+          <w:tcPr>
+            <w:tcW w:w="990" w:type="dxa"/>
+            <w:tcBorders>
+              <w:top w:val="single" w:sz="24" w:space="0" w:color="auto"/>
+              <w:left w:val="single" w:sz="6" w:space="0" w:color="auto"/>
+              <w:bottom w:val="single" w:sz="24" w:space="0" w:color="auto"/>
+              <w:right w:val="single" w:sz="6" w:space="0" w:color="auto"/>
+            </w:tcBorders>
+            <w:shd w:val="clear" w:color="auto" w:fill="BDD6EE" w:themeFill="accent5" w:themeFillTint="66"/>
+          </w:tcPr>
+          <w:p>
+            <w:pPr>
+              <w:rPr>
+                <w:lang w:val="en-US"/>
+              </w:rPr>
+            </w:pPr>
+            <w:r>
+              <w:rPr>
+                <w:lang w:val="en-US"/>
+              </w:rPr>
+              <w:t>1.2978</w:t>
+            </w:r>
+          </w:p>
+        </w:tc>
+        <w:tc>
+          <w:tcPr>
+            <w:tcW w:w="961" w:type="dxa"/>
+            <w:tcBorders>
+              <w:top w:val="single" w:sz="24" w:space="0" w:color="auto"/>
+              <w:left w:val="single" w:sz="6" w:space="0" w:color="auto"/>
+              <w:bottom w:val="single" w:sz="24" w:space="0" w:color="auto"/>
+              <w:right w:val="single" w:sz="24" w:space="0" w:color="auto"/>
+            </w:tcBorders>
+            <w:shd w:val="clear" w:color="auto" w:fill="BDD6EE" w:themeFill="accent5" w:themeFillTint="66"/>
+          </w:tcPr>
+          <w:p>
+            <w:pPr>
+              <w:rPr>
+                <w:lang w:val="en-US"/>
+              </w:rPr>
+            </w:pPr>
+            <w:r>
+              <w:rPr>
+                <w:lang w:val="en-US"/>
+              </w:rPr>
+              <w:t>Form</w:t>
+            </w:r>
+            <w:r>
+              <w:rPr>
+                <w:lang w:val="en-US"/>
+              </w:rPr>
+              <w:t xml:space="preserve"> I</w:t>
+            </w:r>
+          </w:p>
+        </w:tc>
+      </w:tr>
+      <w:tr>
+        <w:tc>
+          <w:tcPr>
+            <w:tcW w:w="1170" w:type="dxa"/>
+            <w:tcBorders>
+              <w:top w:val="single" w:sz="24" w:space="0" w:color="auto"/>
+              <w:left w:val="single" w:sz="24" w:space="0" w:color="auto"/>
+              <w:bottom w:val="single" w:sz="24" w:space="0" w:color="auto"/>
+              <w:right w:val="single" w:sz="6" w:space="0" w:color="auto"/>
+            </w:tcBorders>
+            <w:shd w:val="clear" w:color="auto" w:fill="F7CAAC" w:themeFill="accent2" w:themeFillTint="66"/>
+          </w:tcPr>
+          <w:p>
+            <w:pPr>
+              <w:rPr>
+                <w:lang w:val="en-US"/>
+              </w:rPr>
+            </w:pPr>
+            <w:r>
+              <w:rPr>
+                <w:lang w:val="en-US"/>
+              </w:rPr>
+              <w:t>OTOLIC04</w:t>
+            </w:r>
+          </w:p>
+        </w:tc>
+        <w:tc>
+          <w:tcPr>
+            <w:tcW w:w="951" w:type="dxa"/>
+            <w:tcBorders>
+              <w:top w:val="single" w:sz="24" w:space="0" w:color="auto"/>
+              <w:left w:val="single" w:sz="6" w:space="0" w:color="auto"/>
+              <w:bottom w:val="single" w:sz="24" w:space="0" w:color="auto"/>
+              <w:right w:val="single" w:sz="6" w:space="0" w:color="auto"/>
+            </w:tcBorders>
+            <w:shd w:val="clear" w:color="auto" w:fill="F7CAAC" w:themeFill="accent2" w:themeFillTint="66"/>
+          </w:tcPr>
+          <w:p>
+            <w:pPr>
+              <w:rPr>
+                <w:lang w:val="en-US"/>
+              </w:rPr>
+            </w:pPr>
+            <w:r>
+              <w:rPr>
+                <w:lang w:val="en-US"/>
+              </w:rPr>
+              <w:t>P21/n</w:t>
+            </w:r>
+          </w:p>
+        </w:tc>
+        <w:tc>
+          <w:tcPr>
+            <w:tcW w:w="855" w:type="dxa"/>
+            <w:tcBorders>
+              <w:top w:val="single" w:sz="24" w:space="0" w:color="auto"/>
+              <w:left w:val="single" w:sz="6" w:space="0" w:color="auto"/>
+              <w:bottom w:val="single" w:sz="24" w:space="0" w:color="auto"/>
+              <w:right w:val="single" w:sz="6" w:space="0" w:color="auto"/>
+            </w:tcBorders>
+            <w:shd w:val="clear" w:color="auto" w:fill="F7CAAC" w:themeFill="accent2" w:themeFillTint="66"/>
+          </w:tcPr>
+          <w:p>
+            <w:pPr>
+              <w:rPr>
+                <w:lang w:val="en-US"/>
+              </w:rPr>
+            </w:pPr>
+            <w:r>
+              <w:rPr>
+                <w:lang w:val="en-US"/>
+              </w:rPr>
+              <w:t>6.0</w:t>
+            </w:r>
+          </w:p>
+        </w:tc>
+        <w:tc>
+          <w:tcPr>
+            <w:tcW w:w="941" w:type="dxa"/>
+            <w:tcBorders>
+              <w:top w:val="single" w:sz="24" w:space="0" w:color="auto"/>
+              <w:left w:val="single" w:sz="6" w:space="0" w:color="auto"/>
+              <w:bottom w:val="single" w:sz="24" w:space="0" w:color="auto"/>
+              <w:right w:val="single" w:sz="6" w:space="0" w:color="auto"/>
+            </w:tcBorders>
+            <w:shd w:val="clear" w:color="auto" w:fill="F7CAAC" w:themeFill="accent2" w:themeFillTint="66"/>
+          </w:tcPr>
+          <w:p>
+            <w:pPr>
+              <w:rPr>
+                <w:lang w:val="en-US"/>
+              </w:rPr>
+            </w:pPr>
+            <w:r>
+              <w:rPr>
+                <w:lang w:val="en-US"/>
+              </w:rPr>
+              <w:t>7.58860</w:t>
+            </w:r>
+          </w:p>
+        </w:tc>
+        <w:tc>
+          <w:tcPr>
+            <w:tcW w:w="941" w:type="dxa"/>
+            <w:tcBorders>
+              <w:top w:val="single" w:sz="24" w:space="0" w:color="auto"/>
+              <w:left w:val="single" w:sz="6" w:space="0" w:color="auto"/>
+              <w:bottom w:val="single" w:sz="24" w:space="0" w:color="auto"/>
+              <w:right w:val="single" w:sz="6" w:space="0" w:color="auto"/>
+            </w:tcBorders>
+            <w:shd w:val="clear" w:color="auto" w:fill="F7CAAC" w:themeFill="accent2" w:themeFillTint="66"/>
+          </w:tcPr>
+          <w:p>
+            <w:pPr>
+              <w:rPr>
+                <w:lang w:val="en-US"/>
+              </w:rPr>
+            </w:pPr>
+            <w:r>
+              <w:rPr>
+                <w:lang w:val="en-US"/>
+              </w:rPr>
+              <w:t>68.3842</w:t>
+            </w:r>
+          </w:p>
+        </w:tc>
+        <w:tc>
+          <w:tcPr>
+            <w:tcW w:w="941" w:type="dxa"/>
+            <w:tcBorders>
+              <w:top w:val="single" w:sz="24" w:space="0" w:color="auto"/>
+              <w:left w:val="single" w:sz="6" w:space="0" w:color="auto"/>
+              <w:bottom w:val="single" w:sz="24" w:space="0" w:color="auto"/>
+              <w:right w:val="single" w:sz="6" w:space="0" w:color="auto"/>
+            </w:tcBorders>
+            <w:shd w:val="clear" w:color="auto" w:fill="F7CAAC" w:themeFill="accent2" w:themeFillTint="66"/>
+          </w:tcPr>
+          <w:p>
+            <w:pPr>
+              <w:rPr>
+                <w:lang w:val="en-US"/>
+              </w:rPr>
+            </w:pPr>
+            <w:r>
+              <w:rPr>
+                <w:lang w:val="en-US"/>
+              </w:rPr>
+              <w:t>7.7121</w:t>
+            </w:r>
+          </w:p>
+        </w:tc>
+        <w:tc>
+          <w:tcPr>
+            <w:tcW w:w="874" w:type="dxa"/>
+            <w:tcBorders>
+              <w:top w:val="single" w:sz="24" w:space="0" w:color="auto"/>
+              <w:left w:val="single" w:sz="6" w:space="0" w:color="auto"/>
+              <w:bottom w:val="single" w:sz="24" w:space="0" w:color="auto"/>
+              <w:right w:val="single" w:sz="6" w:space="0" w:color="auto"/>
+            </w:tcBorders>
+            <w:shd w:val="clear" w:color="auto" w:fill="F7CAAC" w:themeFill="accent2" w:themeFillTint="66"/>
+          </w:tcPr>
+          <w:p>
+            <w:pPr>
+              <w:rPr>
+                <w:lang w:val="en-US"/>
+              </w:rPr>
+            </w:pPr>
+            <w:r>
+              <w:rPr>
+                <w:lang w:val="en-US"/>
+              </w:rPr>
+              <w:t>90.0</w:t>
+            </w:r>
+          </w:p>
+        </w:tc>
+        <w:tc>
+          <w:tcPr>
+            <w:tcW w:w="938" w:type="dxa"/>
+            <w:tcBorders>
+              <w:top w:val="single" w:sz="24" w:space="0" w:color="auto"/>
+              <w:left w:val="single" w:sz="6" w:space="0" w:color="auto"/>
+              <w:bottom w:val="single" w:sz="24" w:space="0" w:color="auto"/>
+              <w:right w:val="single" w:sz="6" w:space="0" w:color="auto"/>
+            </w:tcBorders>
+            <w:shd w:val="clear" w:color="auto" w:fill="F7CAAC" w:themeFill="accent2" w:themeFillTint="66"/>
+          </w:tcPr>
+          <w:p>
+            <w:pPr>
+              <w:rPr>
+                <w:lang w:val="en-US"/>
+              </w:rPr>
+            </w:pPr>
+            <w:r>
+              <w:rPr>
+                <w:lang w:val="en-US"/>
+              </w:rPr>
+              <w:t>94.396</w:t>
+            </w:r>
+          </w:p>
+        </w:tc>
+        <w:tc>
+          <w:tcPr>
+            <w:tcW w:w="894" w:type="dxa"/>
+            <w:tcBorders>
+              <w:top w:val="single" w:sz="24" w:space="0" w:color="auto"/>
+              <w:left w:val="single" w:sz="6" w:space="0" w:color="auto"/>
+              <w:bottom w:val="single" w:sz="24" w:space="0" w:color="auto"/>
+              <w:right w:val="single" w:sz="6" w:space="0" w:color="auto"/>
+            </w:tcBorders>
+            <w:shd w:val="clear" w:color="auto" w:fill="F7CAAC" w:themeFill="accent2" w:themeFillTint="66"/>
+          </w:tcPr>
+          <w:p>
+            <w:pPr>
+              <w:rPr>
+                <w:lang w:val="en-US"/>
+              </w:rPr>
+            </w:pPr>
+            <w:r>
+              <w:rPr>
+                <w:lang w:val="en-US"/>
+              </w:rPr>
+              <w:t>90.0</w:t>
+            </w:r>
+          </w:p>
+        </w:tc>
+        <w:tc>
+          <w:tcPr>
+            <w:tcW w:w="990" w:type="dxa"/>
+            <w:tcBorders>
+              <w:top w:val="single" w:sz="24" w:space="0" w:color="auto"/>
+              <w:left w:val="single" w:sz="6" w:space="0" w:color="auto"/>
+              <w:bottom w:val="single" w:sz="24" w:space="0" w:color="auto"/>
+              <w:right w:val="single" w:sz="6" w:space="0" w:color="auto"/>
+            </w:tcBorders>
+            <w:shd w:val="clear" w:color="auto" w:fill="F7CAAC" w:themeFill="accent2" w:themeFillTint="66"/>
+          </w:tcPr>
+          <w:p>
+            <w:pPr>
+              <w:rPr>
+                <w:lang w:val="en-US"/>
+              </w:rPr>
+            </w:pPr>
+            <w:r>
+              <w:rPr>
+                <w:lang w:val="en-US"/>
+              </w:rPr>
+              <w:t>1.3597</w:t>
+            </w:r>
+          </w:p>
+        </w:tc>
+        <w:tc>
+          <w:tcPr>
+            <w:tcW w:w="961" w:type="dxa"/>
+            <w:tcBorders>
+              <w:top w:val="single" w:sz="24" w:space="0" w:color="auto"/>
+              <w:left w:val="single" w:sz="6" w:space="0" w:color="auto"/>
+              <w:bottom w:val="single" w:sz="24" w:space="0" w:color="auto"/>
+              <w:right w:val="single" w:sz="24" w:space="0" w:color="auto"/>
+            </w:tcBorders>
+            <w:shd w:val="clear" w:color="auto" w:fill="F7CAAC" w:themeFill="accent2" w:themeFillTint="66"/>
+          </w:tcPr>
+          <w:p>
+            <w:pPr>
+              <w:rPr>
+                <w:lang w:val="en-US"/>
+              </w:rPr>
+            </w:pPr>
+            <w:r>
+              <w:rPr>
+                <w:lang w:val="en-US"/>
+              </w:rPr>
+              <w:t>Form</w:t>
+            </w:r>
+            <w:r>
+              <w:rPr>
+                <w:lang w:val="en-US"/>
+              </w:rPr>
+              <w:t xml:space="preserve"> IV</w:t>
             </w:r>
           </w:p>
         </w:tc>
@@ -2421,7 +6604,15 @@
         <w:t xml:space="preserve">.  Experimental information for CSD entries for </w:t>
       </w:r>
       <w:r>
-        <w:t>amino pyrimidine and otolic acid</w:t>
+        <w:t xml:space="preserve">amino pyrimidine and </w:t>
+      </w:r>
+      <w:proofErr w:type="spellStart"/>
+      <w:r>
+        <w:t>otolic</w:t>
+      </w:r>
+      <w:proofErr w:type="spellEnd"/>
+      <w:r>
+        <w:t xml:space="preserve"> acid</w:t>
       </w:r>
       <w:r>
         <w:t>.</w:t>
@@ -2437,7 +6628,7 @@
         <w:gridCol w:w="1153"/>
         <w:gridCol w:w="1303"/>
         <w:gridCol w:w="918"/>
-        <w:gridCol w:w="715"/>
+        <w:gridCol w:w="944"/>
         <w:gridCol w:w="663"/>
         <w:gridCol w:w="2911"/>
       </w:tblGrid>
@@ -2743,8 +6934,418 @@
           </w:p>
         </w:tc>
       </w:tr>
+      <w:tr>
+        <w:tc>
+          <w:tcPr>
+            <w:tcW w:w="0" w:type="auto"/>
+          </w:tcPr>
+          <w:p>
+            <w:r>
+              <w:rPr>
+                <w:lang w:val="en-US"/>
+              </w:rPr>
+              <w:t>XAQNUZ</w:t>
+            </w:r>
+          </w:p>
+        </w:tc>
+        <w:tc>
+          <w:tcPr>
+            <w:tcW w:w="0" w:type="auto"/>
+          </w:tcPr>
+          <w:p>
+            <w:r>
+              <w:rPr>
+                <w:lang w:val="en-US"/>
+              </w:rPr>
+              <w:t>P21/c</w:t>
+            </w:r>
+          </w:p>
+        </w:tc>
+        <w:tc>
+          <w:tcPr>
+            <w:tcW w:w="0" w:type="auto"/>
+          </w:tcPr>
+          <w:p>
+            <w:r>
+              <w:rPr>
+                <w:lang w:val="en-US"/>
+              </w:rPr>
+              <w:t>4.75</w:t>
+            </w:r>
+          </w:p>
+        </w:tc>
+        <w:tc>
+          <w:tcPr>
+            <w:tcW w:w="0" w:type="auto"/>
+          </w:tcPr>
+          <w:p>
+            <w:r>
+              <w:rPr>
+                <w:lang w:val="en-US"/>
+              </w:rPr>
+              <w:t>at 203 K</w:t>
+            </w:r>
+          </w:p>
+        </w:tc>
+        <w:tc>
+          <w:tcPr>
+            <w:tcW w:w="0" w:type="auto"/>
+          </w:tcPr>
+          <w:p>
+            <w:r>
+              <w:rPr>
+                <w:lang w:val="en-US"/>
+              </w:rPr>
+              <w:t>2005</w:t>
+            </w:r>
+          </w:p>
+        </w:tc>
+        <w:tc>
+          <w:tcPr>
+            <w:tcW w:w="0" w:type="auto"/>
+          </w:tcPr>
+          <w:p>
+            <w:r>
+              <w:rPr>
+                <w:lang w:val="en-US"/>
+              </w:rPr>
+              <w:t>10.1524/zkri.220.4.325.61619</w:t>
+            </w:r>
+          </w:p>
+        </w:tc>
+      </w:tr>
+      <w:tr>
+        <w:tc>
+          <w:tcPr>
+            <w:tcW w:w="0" w:type="auto"/>
+          </w:tcPr>
+          <w:p>
+            <w:pPr>
+              <w:rPr>
+                <w:lang w:val="en-US"/>
+              </w:rPr>
+            </w:pPr>
+            <w:r>
+              <w:rPr>
+                <w:lang w:val="en-US"/>
+              </w:rPr>
+              <w:t>OTOLIC01</w:t>
+            </w:r>
+          </w:p>
+        </w:tc>
+        <w:tc>
+          <w:tcPr>
+            <w:tcW w:w="0" w:type="auto"/>
+          </w:tcPr>
+          <w:p>
+            <w:pPr>
+              <w:rPr>
+                <w:lang w:val="en-US"/>
+              </w:rPr>
+            </w:pPr>
+            <w:r>
+              <w:rPr>
+                <w:lang w:val="en-US"/>
+              </w:rPr>
+              <w:t>P21/n</w:t>
+            </w:r>
+          </w:p>
+        </w:tc>
+        <w:tc>
+          <w:tcPr>
+            <w:tcW w:w="0" w:type="auto"/>
+          </w:tcPr>
+          <w:p>
+            <w:pPr>
+              <w:rPr>
+                <w:lang w:val="en-US"/>
+              </w:rPr>
+            </w:pPr>
+            <w:r>
+              <w:rPr>
+                <w:lang w:val="en-US"/>
+              </w:rPr>
+              <w:t>10.21</w:t>
+            </w:r>
+          </w:p>
+        </w:tc>
+        <w:tc>
+          <w:tcPr>
+            <w:tcW w:w="0" w:type="auto"/>
+          </w:tcPr>
+          <w:p>
+            <w:pPr>
+              <w:rPr>
+                <w:lang w:val="en-US"/>
+              </w:rPr>
+            </w:pPr>
+            <w:r>
+              <w:rPr>
+                <w:lang w:val="en-US"/>
+              </w:rPr>
+              <w:t>at 298 K</w:t>
+            </w:r>
+          </w:p>
+        </w:tc>
+        <w:tc>
+          <w:tcPr>
+            <w:tcW w:w="0" w:type="auto"/>
+          </w:tcPr>
+          <w:p>
+            <w:pPr>
+              <w:rPr>
+                <w:lang w:val="en-US"/>
+              </w:rPr>
+            </w:pPr>
+            <w:r>
+              <w:rPr>
+                <w:lang w:val="en-US"/>
+              </w:rPr>
+              <w:t>2008</w:t>
+            </w:r>
+          </w:p>
+        </w:tc>
+        <w:tc>
+          <w:tcPr>
+            <w:tcW w:w="0" w:type="auto"/>
+          </w:tcPr>
+          <w:p>
+            <w:pPr>
+              <w:rPr>
+                <w:lang w:val="en-US"/>
+              </w:rPr>
+            </w:pPr>
+            <w:r>
+              <w:rPr>
+                <w:lang w:val="en-US"/>
+              </w:rPr>
+              <w:t>10.1021/cg800371j</w:t>
+            </w:r>
+          </w:p>
+        </w:tc>
+      </w:tr>
+      <w:tr>
+        <w:tc>
+          <w:tcPr>
+            <w:tcW w:w="0" w:type="auto"/>
+          </w:tcPr>
+          <w:p>
+            <w:pPr>
+              <w:rPr>
+                <w:lang w:val="en-US"/>
+              </w:rPr>
+            </w:pPr>
+            <w:r>
+              <w:rPr>
+                <w:lang w:val="en-US"/>
+              </w:rPr>
+              <w:t>OTOLIC02</w:t>
+            </w:r>
+          </w:p>
+        </w:tc>
+        <w:tc>
+          <w:tcPr>
+            <w:tcW w:w="0" w:type="auto"/>
+          </w:tcPr>
+          <w:p>
+            <w:pPr>
+              <w:rPr>
+                <w:lang w:val="en-US"/>
+              </w:rPr>
+            </w:pPr>
+            <w:r>
+              <w:rPr>
+                <w:lang w:val="en-US"/>
+              </w:rPr>
+              <w:t>P21/n</w:t>
+            </w:r>
+          </w:p>
+        </w:tc>
+        <w:tc>
+          <w:tcPr>
+            <w:tcW w:w="0" w:type="auto"/>
+          </w:tcPr>
+          <w:p>
+            <w:pPr>
+              <w:rPr>
+                <w:lang w:val="en-US"/>
+              </w:rPr>
+            </w:pPr>
+            <w:r>
+              <w:rPr>
+                <w:lang w:val="en-US"/>
+              </w:rPr>
+              <w:t>5.26</w:t>
+            </w:r>
+          </w:p>
+        </w:tc>
+        <w:tc>
+          <w:tcPr>
+            <w:tcW w:w="0" w:type="auto"/>
+          </w:tcPr>
+          <w:p>
+            <w:pPr>
+              <w:rPr>
+                <w:lang w:val="en-US"/>
+              </w:rPr>
+            </w:pPr>
+            <w:r>
+              <w:rPr>
+                <w:lang w:val="en-US"/>
+              </w:rPr>
+              <w:t>at 293 K</w:t>
+            </w:r>
+          </w:p>
+        </w:tc>
+        <w:tc>
+          <w:tcPr>
+            <w:tcW w:w="0" w:type="auto"/>
+          </w:tcPr>
+          <w:p>
+            <w:pPr>
+              <w:rPr>
+                <w:lang w:val="en-US"/>
+              </w:rPr>
+            </w:pPr>
+            <w:r>
+              <w:rPr>
+                <w:lang w:val="en-US"/>
+              </w:rPr>
+              <w:t>2008</w:t>
+            </w:r>
+          </w:p>
+        </w:tc>
+        <w:tc>
+          <w:tcPr>
+            <w:tcW w:w="0" w:type="auto"/>
+          </w:tcPr>
+          <w:p>
+            <w:pPr>
+              <w:rPr>
+                <w:lang w:val="en-US"/>
+              </w:rPr>
+            </w:pPr>
+            <w:r>
+              <w:rPr>
+                <w:lang w:val="en-US"/>
+              </w:rPr>
+              <w:t>10.1039/b811438b</w:t>
+            </w:r>
+          </w:p>
+        </w:tc>
+      </w:tr>
+      <w:tr>
+        <w:tc>
+          <w:tcPr>
+            <w:tcW w:w="0" w:type="auto"/>
+          </w:tcPr>
+          <w:p>
+            <w:pPr>
+              <w:rPr>
+                <w:lang w:val="en-US"/>
+              </w:rPr>
+            </w:pPr>
+            <w:r>
+              <w:rPr>
+                <w:lang w:val="en-US"/>
+              </w:rPr>
+              <w:lastRenderedPageBreak/>
+              <w:t>OTOLIC04</w:t>
+            </w:r>
+          </w:p>
+        </w:tc>
+        <w:tc>
+          <w:tcPr>
+            <w:tcW w:w="0" w:type="auto"/>
+          </w:tcPr>
+          <w:p>
+            <w:pPr>
+              <w:rPr>
+                <w:lang w:val="en-US"/>
+              </w:rPr>
+            </w:pPr>
+            <w:r>
+              <w:rPr>
+                <w:lang w:val="en-US"/>
+              </w:rPr>
+              <w:t>P21/n</w:t>
+            </w:r>
+          </w:p>
+        </w:tc>
+        <w:tc>
+          <w:tcPr>
+            <w:tcW w:w="0" w:type="auto"/>
+          </w:tcPr>
+          <w:p>
+            <w:pPr>
+              <w:rPr>
+                <w:lang w:val="en-US"/>
+              </w:rPr>
+            </w:pPr>
+            <w:r>
+              <w:rPr>
+                <w:lang w:val="en-US"/>
+              </w:rPr>
+              <w:t>3.47</w:t>
+            </w:r>
+          </w:p>
+        </w:tc>
+        <w:tc>
+          <w:tcPr>
+            <w:tcW w:w="0" w:type="auto"/>
+          </w:tcPr>
+          <w:p>
+            <w:pPr>
+              <w:rPr>
+                <w:lang w:val="en-US"/>
+              </w:rPr>
+            </w:pPr>
+            <w:r>
+              <w:rPr>
+                <w:lang w:val="en-US"/>
+              </w:rPr>
+              <w:t>at 90 K</w:t>
+            </w:r>
+          </w:p>
+        </w:tc>
+        <w:tc>
+          <w:tcPr>
+            <w:tcW w:w="0" w:type="auto"/>
+          </w:tcPr>
+          <w:p>
+            <w:pPr>
+              <w:rPr>
+                <w:lang w:val="en-US"/>
+              </w:rPr>
+            </w:pPr>
+            <w:r>
+              <w:rPr>
+                <w:lang w:val="en-US"/>
+              </w:rPr>
+              <w:t>2014</w:t>
+            </w:r>
+          </w:p>
+        </w:tc>
+        <w:tc>
+          <w:tcPr>
+            <w:tcW w:w="0" w:type="auto"/>
+          </w:tcPr>
+          <w:p>
+            <w:pPr>
+              <w:rPr>
+                <w:lang w:val="en-US"/>
+              </w:rPr>
+            </w:pPr>
+            <w:r>
+              <w:rPr>
+                <w:lang w:val="en-US"/>
+              </w:rPr>
+              <w:t>None</w:t>
+            </w:r>
+          </w:p>
+        </w:tc>
+      </w:tr>
     </w:tbl>
-    <w:p/>
     <w:p/>
     <w:p>
       <w:r>
@@ -3532,7 +8133,6 @@
   <w:style w:type="character" w:default="1" w:styleId="DefaultParagraphFont">
     <w:name w:val="Default Paragraph Font"/>
     <w:uiPriority w:val="1"/>
-    <w:semiHidden/>
     <w:unhideWhenUsed/>
   </w:style>
   <w:style w:type="table" w:default="1" w:styleId="TableNormal">
